--- a/courts/military/air-force-court-of-criminal-appeals/opening-brief/usage/OUTPUT-opening-brief-2.docx
+++ b/courts/military/air-force-court-of-criminal-appeals/opening-brief/usage/OUTPUT-opening-brief-2.docx
@@ -1164,11 +1164,11 @@
 </file>
 
 <file path=word/styles.xml><?xml version="1.0" encoding="utf-8"?>
-<w:styles xmlns:r="http://schemas.openxmlformats.org/officeDocument/2006/relationships" xmlns:w="http://schemas.openxmlformats.org/wordprocessingml/2006/main">
+<w:styles xmlns:w="http://schemas.openxmlformats.org/wordprocessingml/2006/main" xmlns:r="http://schemas.openxmlformats.org/officeDocument/2006/relationships">
   <w:docDefaults>
     <w:rPrDefault>
       <w:rPr>
-        <w:rFonts w:ascii="EB Garamond" w:hAnsi="EB Garamond" w:eastAsia="EB Garamond" w:cs="EB Garamond"/>
+        <w:rFonts w:ascii="Times New Roman" w:hAnsi="Times New Roman" w:eastAsia="Times New Roman" w:cs="Times New Roman"/>
         <w:sz w:val="24"/>
         <w:szCs w:val="24"/>
         <w:lang w:val="en-US" w:eastAsia="en-US" w:bidi="ar-SA"/>
@@ -1667,7 +1667,7 @@
       <w:jc w:val="left"/>
     </w:pPr>
     <w:rPr>
-      <w:rFonts w:ascii="EB Garamond" w:hAnsi="EB Garamond" w:eastAsia="EB Garamond" w:cs="EB Garamond"/>
+      <w:rFonts w:ascii="Times New Roman" w:hAnsi="Times New Roman" w:eastAsia="Times New Roman" w:cs="Times New Roman"/>
       <w:sz w:val="24"/>
       <w:szCs w:val="24"/>
     </w:rPr>

--- a/courts/military/air-force-court-of-criminal-appeals/opening-brief/usage/OUTPUT-opening-brief-2.docx
+++ b/courts/military/air-force-court-of-criminal-appeals/opening-brief/usage/OUTPUT-opening-brief-2.docx
@@ -4,38 +4,62 @@
   <w:body>
     <w:p>
       <w:pPr>
-        <w:pStyle w:val="CourtLine"/>
+        <w:keepNext/>
+        <w:keepLines/>
+        <w:spacing w:before="0" w:after="384" w:line="294" w:lineRule="exact"/>
+        <w:ind w:left="0" w:firstLine="0"/>
+        <w:jc w:val="center"/>
       </w:pPr>
       <w:r>
+        <w:rPr>
+          <w:b/>
+          <w:bCs/>
+        </w:rPr>
         <w:t xml:space="preserve">IN THE UNITED STATES AIR FORCE COURT OF CRIMINAL APPEALS</w:t>
       </w:r>
     </w:p>
     <w:tbl>
       <w:tblPr>
-        <w:tblStyle w:val="Table"/>
-        <w:tblW w:type="pct" w:w="5000"/>
+        <w:tblW w:w="8856" w:type="dxa"/>
+        <w:tblInd w:w="0" w:type="dxa"/>
         <w:tblLayout w:type="fixed"/>
-        <w:tblLook w:firstRow="0" w:lastRow="0" w:firstColumn="0" w:lastColumn="0" w:noHBand="0" w:noVBand="0" w:val="0000"/>
+        <w:tblCellMar>
+          <w:top w:w="0" w:type="dxa"/>
+          <w:left w:w="0" w:type="dxa"/>
+          <w:bottom w:w="0" w:type="dxa"/>
+          <w:right w:w="0" w:type="dxa"/>
+        </w:tblCellMar>
+        <w:tblLook w:val="0000"/>
       </w:tblPr>
       <w:tblGrid>
-        <w:gridCol w:w="4276"/>
-        <w:gridCol w:w="475"/>
-        <w:gridCol w:w="3168"/>
+        <w:gridCol w:w="4896"/>
+        <w:gridCol w:w="504"/>
+        <w:gridCol w:w="3456"/>
       </w:tblGrid>
       <w:tr>
         <w:tc>
-          <w:tcPr/>
+          <w:tcPr>
+            <w:tcW w:w="4896" w:type="dxa"/>
+          </w:tcPr>
           <w:p>
             <w:pPr>
-              <w:pStyle w:val="CaptionLine"/>
+              <w:spacing w:before="0" w:after="0" w:line="294" w:lineRule="exact"/>
+              <w:ind w:left="0" w:firstLine="0"/>
             </w:pPr>
             <w:r>
-              <w:t xml:space="preserve">UNITED STATES</w:t>
+              <w:t xml:space="preserve">UNITED</w:t>
+            </w:r>
+            <w:r>
+              <w:t xml:space="preserve"> </w:t>
+            </w:r>
+            <w:r>
+              <w:t xml:space="preserve">STATES</w:t>
             </w:r>
           </w:p>
           <w:p>
             <w:pPr>
-              <w:pStyle w:val="CaptionDesignation"/>
+              <w:spacing w:before="72" w:after="0" w:line="294" w:lineRule="exact"/>
+              <w:ind w:left="2304" w:firstLine="0"/>
             </w:pPr>
             <w:r>
               <w:t xml:space="preserve">Appellee</w:t>
@@ -43,7 +67,8 @@
           </w:p>
           <w:p>
             <w:pPr>
-              <w:pStyle w:val="CaptionVersus"/>
+              <w:spacing w:before="72" w:after="0" w:line="294" w:lineRule="exact"/>
+              <w:ind w:left="1296" w:firstLine="0"/>
             </w:pPr>
             <w:r>
               <w:t xml:space="preserve">v.</w:t>
@@ -51,23 +76,44 @@
           </w:p>
           <w:p>
             <w:pPr>
-              <w:pStyle w:val="CaptionLine"/>
+              <w:spacing w:before="72" w:after="0" w:line="294" w:lineRule="exact"/>
+              <w:ind w:left="0" w:firstLine="0"/>
             </w:pPr>
             <w:r>
-              <w:t xml:space="preserve">BRIAN D. HOWARD</w:t>
+              <w:t xml:space="preserve">BRIAN</w:t>
+            </w:r>
+            <w:r>
+              <w:t xml:space="preserve"> </w:t>
+            </w:r>
+            <w:r>
+              <w:t xml:space="preserve">D.</w:t>
+            </w:r>
+            <w:r>
+              <w:t xml:space="preserve"> </w:t>
+            </w:r>
+            <w:r>
+              <w:t xml:space="preserve">HOWARD</w:t>
             </w:r>
           </w:p>
           <w:p>
             <w:pPr>
-              <w:pStyle w:val="CaptionLine"/>
+              <w:spacing w:before="72" w:after="0" w:line="294" w:lineRule="exact"/>
+              <w:ind w:left="0" w:firstLine="0"/>
             </w:pPr>
             <w:r>
-              <w:t xml:space="preserve">Airman, USAF</w:t>
+              <w:t xml:space="preserve">Airman,</w:t>
+            </w:r>
+            <w:r>
+              <w:t xml:space="preserve"> </w:t>
+            </w:r>
+            <w:r>
+              <w:t xml:space="preserve">USAF</w:t>
             </w:r>
           </w:p>
           <w:p>
             <w:pPr>
-              <w:pStyle w:val="CaptionDesignation"/>
+              <w:spacing w:before="72" w:after="0" w:line="294" w:lineRule="exact"/>
+              <w:ind w:left="2304" w:firstLine="0"/>
             </w:pPr>
             <w:r>
               <w:t xml:space="preserve">Appellant</w:t>
@@ -75,10 +121,14 @@
           </w:p>
         </w:tc>
         <w:tc>
-          <w:tcPr/>
+          <w:tcPr>
+            <w:tcW w:w="504" w:type="dxa"/>
+          </w:tcPr>
           <w:p>
             <w:pPr>
-              <w:pStyle w:val="CaptionLine"/>
+              <w:spacing w:before="0" w:after="0" w:line="294" w:lineRule="exact"/>
+              <w:ind w:left="0" w:firstLine="0"/>
+              <w:jc w:val="center"/>
             </w:pPr>
             <w:r>
               <w:t xml:space="preserve">)</w:t>
@@ -86,7 +136,9 @@
           </w:p>
           <w:p>
             <w:pPr>
-              <w:pStyle w:val="CaptionLine"/>
+              <w:spacing w:before="72" w:after="0" w:line="294" w:lineRule="exact"/>
+              <w:ind w:left="0" w:firstLine="0"/>
+              <w:jc w:val="center"/>
             </w:pPr>
             <w:r>
               <w:t xml:space="preserve">)</w:t>
@@ -94,7 +146,9 @@
           </w:p>
           <w:p>
             <w:pPr>
-              <w:pStyle w:val="CaptionLine"/>
+              <w:spacing w:before="72" w:after="0" w:line="294" w:lineRule="exact"/>
+              <w:ind w:left="0" w:firstLine="0"/>
+              <w:jc w:val="center"/>
             </w:pPr>
             <w:r>
               <w:t xml:space="preserve">)</w:t>
@@ -102,7 +156,9 @@
           </w:p>
           <w:p>
             <w:pPr>
-              <w:pStyle w:val="CaptionLine"/>
+              <w:spacing w:before="72" w:after="0" w:line="294" w:lineRule="exact"/>
+              <w:ind w:left="0" w:firstLine="0"/>
+              <w:jc w:val="center"/>
             </w:pPr>
             <w:r>
               <w:t xml:space="preserve">)</w:t>
@@ -110,7 +166,9 @@
           </w:p>
           <w:p>
             <w:pPr>
-              <w:pStyle w:val="CaptionLine"/>
+              <w:spacing w:before="72" w:after="0" w:line="294" w:lineRule="exact"/>
+              <w:ind w:left="0" w:firstLine="0"/>
+              <w:jc w:val="center"/>
             </w:pPr>
             <w:r>
               <w:t xml:space="preserve">)</w:t>
@@ -118,7 +176,9 @@
           </w:p>
           <w:p>
             <w:pPr>
-              <w:pStyle w:val="CaptionLine"/>
+              <w:spacing w:before="72" w:after="0" w:line="294" w:lineRule="exact"/>
+              <w:ind w:left="0" w:firstLine="0"/>
+              <w:jc w:val="center"/>
             </w:pPr>
             <w:r>
               <w:t xml:space="preserve">)</w:t>
@@ -126,37 +186,151 @@
           </w:p>
         </w:tc>
         <w:tc>
-          <w:tcPr/>
+          <w:tcPr>
+            <w:tcW w:w="3456" w:type="dxa"/>
+          </w:tcPr>
           <w:p>
             <w:pPr>
-              <w:pStyle w:val="CaptionTitle"/>
+              <w:spacing w:before="0" w:after="0" w:line="294" w:lineRule="exact"/>
+              <w:ind w:left="0" w:firstLine="0"/>
             </w:pPr>
             <w:r>
-              <w:t xml:space="preserve">BRIEF ON BEHALF OF APPELLANT</w:t>
+              <w:rPr>
+                <w:b/>
+                <w:bCs/>
+              </w:rPr>
+              <w:t xml:space="preserve">BRIEF</w:t>
+            </w:r>
+            <w:r>
+              <w:rPr>
+                <w:b/>
+                <w:bCs/>
+              </w:rPr>
+              <w:t xml:space="preserve"> </w:t>
+            </w:r>
+            <w:r>
+              <w:rPr>
+                <w:b/>
+                <w:bCs/>
+              </w:rPr>
+              <w:t xml:space="preserve">ON</w:t>
+            </w:r>
+            <w:r>
+              <w:rPr>
+                <w:b/>
+                <w:bCs/>
+              </w:rPr>
+              <w:t xml:space="preserve"> </w:t>
+            </w:r>
+            <w:r>
+              <w:rPr>
+                <w:b/>
+                <w:bCs/>
+              </w:rPr>
+              <w:t xml:space="preserve">BEHALF</w:t>
+            </w:r>
+            <w:r>
+              <w:rPr>
+                <w:b/>
+                <w:bCs/>
+              </w:rPr>
+              <w:t xml:space="preserve"> </w:t>
+            </w:r>
+            <w:r>
+              <w:rPr>
+                <w:b/>
+                <w:bCs/>
+              </w:rPr>
+              <w:t xml:space="preserve">OF</w:t>
+            </w:r>
+            <w:r>
+              <w:rPr>
+                <w:b/>
+                <w:bCs/>
+              </w:rPr>
+              <w:t xml:space="preserve"> </w:t>
+            </w:r>
+            <w:r>
+              <w:rPr>
+                <w:b/>
+                <w:bCs/>
+              </w:rPr>
+              <w:t xml:space="preserve">APPELLANT</w:t>
             </w:r>
           </w:p>
           <w:p>
             <w:pPr>
-              <w:pStyle w:val="CaptionLine"/>
+              <w:spacing w:before="360" w:after="0" w:line="294" w:lineRule="exact"/>
+              <w:ind w:left="0" w:firstLine="0"/>
             </w:pPr>
             <w:r>
-              <w:t xml:space="preserve">Before Panel No. 1</w:t>
+              <w:t xml:space="preserve">Before</w:t>
+            </w:r>
+            <w:r>
+              <w:t xml:space="preserve"> </w:t>
+            </w:r>
+            <w:r>
+              <w:t xml:space="preserve">Panel</w:t>
+            </w:r>
+            <w:r>
+              <w:t xml:space="preserve"> </w:t>
+            </w:r>
+            <w:r>
+              <w:t xml:space="preserve">No.</w:t>
+            </w:r>
+            <w:r>
+              <w:t xml:space="preserve"> </w:t>
+            </w:r>
+            <w:r>
+              <w:t xml:space="preserve">1</w:t>
             </w:r>
           </w:p>
           <w:p>
             <w:pPr>
-              <w:pStyle w:val="CaptionLine"/>
+              <w:spacing w:before="360" w:after="0" w:line="294" w:lineRule="exact"/>
+              <w:ind w:left="0" w:firstLine="0"/>
             </w:pPr>
             <w:r>
-              <w:t xml:space="preserve">ACM 40478 (f rev)</w:t>
+              <w:t xml:space="preserve">ACM</w:t>
+            </w:r>
+            <w:r>
+              <w:t xml:space="preserve"> </w:t>
+            </w:r>
+            <w:r>
+              <w:t xml:space="preserve">40478</w:t>
+            </w:r>
+            <w:r>
+              <w:t xml:space="preserve"> </w:t>
+            </w:r>
+            <w:r>
+              <w:t xml:space="preserve">(f</w:t>
+            </w:r>
+            <w:r>
+              <w:t xml:space="preserve"> </w:t>
+            </w:r>
+            <w:r>
+              <w:t xml:space="preserve">rev)</w:t>
             </w:r>
           </w:p>
           <w:p>
             <w:pPr>
-              <w:pStyle w:val="CaptionLine"/>
+              <w:spacing w:before="360" w:after="0" w:line="294" w:lineRule="exact"/>
+              <w:ind w:left="0" w:firstLine="0"/>
             </w:pPr>
             <w:r>
-              <w:t xml:space="preserve">29 September 2024</w:t>
+              <w:t xml:space="preserve">29</w:t>
+            </w:r>
+            <w:r>
+              <w:t xml:space="preserve"> </w:t>
+            </w:r>
+            <w:r>
+              <w:t xml:space="preserve">September</w:t>
+            </w:r>
+            <w:r>
+              <w:t xml:space="preserve"> </w:t>
+            </w:r>
+            <w:r>
+              <w:t xml:space="preserve">2024</w:t>
             </w:r>
           </w:p>
         </w:tc>
@@ -164,40 +338,164 @@
     </w:tbl>
     <w:p>
       <w:pPr>
-        <w:pStyle w:val="CounselBlock"/>
+        <w:spacing w:before="384" w:after="144" w:line="294" w:lineRule="exact"/>
+        <w:ind w:left="936" w:right="936" w:firstLine="0"/>
+        <w:jc w:val="center"/>
       </w:pPr>
       <w:r>
-        <w:t xml:space="preserve">MATTHEW L. BLYTH, Maj, USAFR</w:t>
+        <w:t xml:space="preserve">MATTHEW</w:t>
+      </w:r>
+      <w:r>
+        <w:t xml:space="preserve"> </w:t>
+      </w:r>
+      <w:r>
+        <w:t xml:space="preserve">L.</w:t>
+      </w:r>
+      <w:r>
+        <w:t xml:space="preserve"> </w:t>
+      </w:r>
+      <w:r>
+        <w:t xml:space="preserve">BLYTH,</w:t>
+      </w:r>
+      <w:r>
+        <w:t xml:space="preserve"> </w:t>
+      </w:r>
+      <w:r>
+        <w:t xml:space="preserve">Maj,</w:t>
+      </w:r>
+      <w:r>
+        <w:t xml:space="preserve"> </w:t>
+      </w:r>
+      <w:r>
+        <w:t xml:space="preserve">USAFR</w:t>
       </w:r>
       <w:r>
         <w:br/>
       </w:r>
       <w:r>
-        <w:t xml:space="preserve">Appellate Defense Counsel</w:t>
+        <w:t xml:space="preserve">Appellate</w:t>
+      </w:r>
+      <w:r>
+        <w:t xml:space="preserve"> </w:t>
+      </w:r>
+      <w:r>
+        <w:t xml:space="preserve">Defense</w:t>
+      </w:r>
+      <w:r>
+        <w:t xml:space="preserve"> </w:t>
+      </w:r>
+      <w:r>
+        <w:t xml:space="preserve">Counsel</w:t>
       </w:r>
       <w:r>
         <w:br/>
       </w:r>
       <w:r>
-        <w:t xml:space="preserve">Appellate Defense Division (AF/JAJA)</w:t>
+        <w:t xml:space="preserve">Appellate</w:t>
+      </w:r>
+      <w:r>
+        <w:t xml:space="preserve"> </w:t>
+      </w:r>
+      <w:r>
+        <w:t xml:space="preserve">Defense</w:t>
+      </w:r>
+      <w:r>
+        <w:t xml:space="preserve"> </w:t>
+      </w:r>
+      <w:r>
+        <w:t xml:space="preserve">Division</w:t>
+      </w:r>
+      <w:r>
+        <w:t xml:space="preserve"> </w:t>
+      </w:r>
+      <w:r>
+        <w:t xml:space="preserve">(AF/JAJA)</w:t>
       </w:r>
       <w:r>
         <w:br/>
       </w:r>
       <w:r>
-        <w:t xml:space="preserve">1500 West Perimeter Road, Suite 1100</w:t>
+        <w:t xml:space="preserve">1500</w:t>
+      </w:r>
+      <w:r>
+        <w:t xml:space="preserve"> </w:t>
+      </w:r>
+      <w:r>
+        <w:t xml:space="preserve">West</w:t>
+      </w:r>
+      <w:r>
+        <w:t xml:space="preserve"> </w:t>
+      </w:r>
+      <w:r>
+        <w:t xml:space="preserve">Perimeter</w:t>
+      </w:r>
+      <w:r>
+        <w:t xml:space="preserve"> </w:t>
+      </w:r>
+      <w:r>
+        <w:t xml:space="preserve">Road,</w:t>
+      </w:r>
+      <w:r>
+        <w:t xml:space="preserve"> </w:t>
+      </w:r>
+      <w:r>
+        <w:t xml:space="preserve">Suite</w:t>
+      </w:r>
+      <w:r>
+        <w:t xml:space="preserve"> </w:t>
+      </w:r>
+      <w:r>
+        <w:t xml:space="preserve">1100</w:t>
       </w:r>
       <w:r>
         <w:br/>
       </w:r>
       <w:r>
-        <w:t xml:space="preserve">Joint Base Andrews NAF, MD 20762</w:t>
+        <w:t xml:space="preserve">Joint</w:t>
+      </w:r>
+      <w:r>
+        <w:t xml:space="preserve"> </w:t>
+      </w:r>
+      <w:r>
+        <w:t xml:space="preserve">Base</w:t>
+      </w:r>
+      <w:r>
+        <w:t xml:space="preserve"> </w:t>
+      </w:r>
+      <w:r>
+        <w:t xml:space="preserve">Andrews</w:t>
+      </w:r>
+      <w:r>
+        <w:t xml:space="preserve"> </w:t>
+      </w:r>
+      <w:r>
+        <w:t xml:space="preserve">NAF,</w:t>
+      </w:r>
+      <w:r>
+        <w:t xml:space="preserve"> </w:t>
+      </w:r>
+      <w:r>
+        <w:t xml:space="preserve">MD</w:t>
+      </w:r>
+      <w:r>
+        <w:t xml:space="preserve"> </w:t>
+      </w:r>
+      <w:r>
+        <w:t xml:space="preserve">20762</w:t>
       </w:r>
       <w:r>
         <w:br/>
       </w:r>
       <w:r>
-        <w:t xml:space="preserve">(240) 612-4770</w:t>
+        <w:t xml:space="preserve">(240)</w:t>
+      </w:r>
+      <w:r>
+        <w:t xml:space="preserve"> </w:t>
+      </w:r>
+      <w:r>
+        <w:t xml:space="preserve">612</w:t>
+        <w:noBreakHyphen/>
+        <w:t xml:space="preserve">4770</w:t>
       </w:r>
       <w:r>
         <w:br/>
@@ -213,59 +511,123 @@
           <w:i/>
           <w:iCs/>
         </w:rPr>
-        <w:t xml:space="preserve">Counsel for Appellant</w:t>
+        <w:t xml:space="preserve">Counsel</w:t>
+      </w:r>
+      <w:r>
+        <w:rPr>
+          <w:i/>
+          <w:iCs/>
+        </w:rPr>
+        <w:t xml:space="preserve"> </w:t>
+      </w:r>
+      <w:r>
+        <w:rPr>
+          <w:i/>
+          <w:iCs/>
+        </w:rPr>
+        <w:t xml:space="preserve">for</w:t>
+      </w:r>
+      <w:r>
+        <w:rPr>
+          <w:i/>
+          <w:iCs/>
+        </w:rPr>
+        <w:t xml:space="preserve"> </w:t>
+      </w:r>
+      <w:r>
+        <w:rPr>
+          <w:i/>
+          <w:iCs/>
+        </w:rPr>
+        <w:t xml:space="preserve">Appellant</w:t>
       </w:r>
     </w:p>
     <w:p>
       <w:pPr>
-        <w:spacing w:before="0" w:after="0" w:line="240" w:lineRule="auto"/>
-        <w:rPr>
-          <w:sz w:val="2"/>
-        </w:rPr>
+        <w:spacing w:before="0" w:after="0" w:line="20" w:lineRule="exact"/>
         <w:sectPr>
-          <w:footerReference w:type="default" r:id="rIdAfccaFooter"/>
+          <w:footerReference w:type="default" r:id="rIdFtrNone"/>
           <w:pgSz w:w="12240" w:h="15840"/>
           <w:pgMar w:top="1440" w:right="1440" w:bottom="1440" w:left="1440" w:header="720" w:footer="720" w:gutter="0"/>
-          <w:pgNumType w:fmt="decimal" w:start="1"/>
-          <w:titlePg/>
         </w:sectPr>
       </w:pPr>
     </w:p>
     <w:p>
       <w:pPr>
-        <w:pStyle w:val="SectionHeading"/>
+        <w:keepNext/>
+        <w:keepLines/>
+        <w:spacing w:before="0" w:after="240" w:line="294" w:lineRule="exact"/>
+        <w:ind w:left="0" w:firstLine="0"/>
+        <w:jc w:val="center"/>
+        <w:outlineLvl w:val="0"/>
       </w:pPr>
       <w:r>
+        <w:rPr>
+          <w:b/>
+          <w:bCs/>
+        </w:rPr>
         <w:t xml:space="preserve">Table of Contents</w:t>
       </w:r>
     </w:p>
     <w:p>
       <w:pPr>
-        <w:pStyle w:val="TocPageLabel"/>
+        <w:keepNext/>
+        <w:keepLines/>
+        <w:spacing w:before="72" w:after="180" w:line="294" w:lineRule="exact"/>
+        <w:ind w:left="0" w:right="20"/>
+        <w:jc w:val="right"/>
       </w:pPr>
       <w:r>
+        <w:rPr>
+          <w:b/>
+          <w:bCs/>
+          <w:u w:val="single"/>
+        </w:rPr>
         <w:t xml:space="preserve">Page</w:t>
       </w:r>
     </w:p>
     <w:p>
       <w:pPr>
-        <w:pStyle w:val="TocEntry1"/>
+        <w:keepLines/>
+        <w:tabs>
+          <w:tab w:val="right" w:leader="dot" w:pos="9360"/>
+        </w:tabs>
+        <w:spacing w:before="144" w:after="0" w:line="294" w:lineRule="exact"/>
+        <w:ind w:left="720" w:right="624" w:hanging="720"/>
       </w:pPr>
       <w:r>
-        <w:t xml:space="preserve">Assignments of Error</w:t>
+        <w:t xml:space="preserve">Assignments</w:t>
+      </w:r>
+      <w:r>
+        <w:t xml:space="preserve"> </w:t>
+      </w:r>
+      <w:r>
+        <w:t xml:space="preserve">of</w:t>
+      </w:r>
+      <w:r>
+        <w:t xml:space="preserve"> </w:t>
+      </w:r>
+      <w:r>
+        <w:t xml:space="preserve">Error</w:t>
+      </w:r>
+      <w:r>
+        <w:t xml:space="preserve">   </w:t>
       </w:r>
       <w:r>
         <w:tab/>
       </w:r>
-      <w:fldSimple w:instr=" PAGEREF _Head101 \h ">
-        <w:r>
-          <w:t>1</w:t>
-        </w:r>
-      </w:fldSimple>
+      <w:r>
+        <w:t xml:space="preserve">1</w:t>
+      </w:r>
     </w:p>
     <w:p>
       <w:pPr>
-        <w:pStyle w:val="TocEntry2"/>
+        <w:keepLines/>
+        <w:tabs>
+          <w:tab w:val="right" w:leader="dot" w:pos="9360"/>
+        </w:tabs>
+        <w:spacing w:before="84" w:after="0" w:line="294" w:lineRule="exact"/>
+        <w:ind w:left="720" w:right="624" w:hanging="720"/>
       </w:pPr>
       <w:r>
         <w:t xml:space="preserve">I.</w:t>
@@ -274,20 +636,164 @@
         <w:tab/>
       </w:r>
       <w:r>
-        <w:t xml:space="preserve">WHETHER AIRMAN HOWARD’S DISOBEYING ORDERS AND DERELICTION OF DUTY CONVICTIONS ARE FACTUALLY INSUFFICIENT AND TWO OF HIS DERELICTION OF DUTY CONVICTIONS ARE LEGALLY INSUFFICIENT.</w:t>
+        <w:t xml:space="preserve">WHETHER</w:t>
+      </w:r>
+      <w:r>
+        <w:t xml:space="preserve"> </w:t>
+      </w:r>
+      <w:r>
+        <w:t xml:space="preserve">AIRMAN</w:t>
+      </w:r>
+      <w:r>
+        <w:t xml:space="preserve"> </w:t>
+      </w:r>
+      <w:r>
+        <w:t xml:space="preserve">HOWARD’S</w:t>
+      </w:r>
+      <w:r>
+        <w:t xml:space="preserve"> </w:t>
+      </w:r>
+      <w:r>
+        <w:t xml:space="preserve">DISOBEYING</w:t>
+      </w:r>
+      <w:r>
+        <w:t xml:space="preserve"> </w:t>
+      </w:r>
+      <w:r>
+        <w:t xml:space="preserve">ORDERS</w:t>
+      </w:r>
+      <w:r>
+        <w:t xml:space="preserve"> </w:t>
+      </w:r>
+      <w:r>
+        <w:t xml:space="preserve">AND</w:t>
+      </w:r>
+      <w:r>
+        <w:t xml:space="preserve"> </w:t>
+      </w:r>
+      <w:r>
+        <w:t xml:space="preserve">DERELICTION</w:t>
+      </w:r>
+      <w:r>
+        <w:t xml:space="preserve"> </w:t>
+      </w:r>
+      <w:r>
+        <w:t xml:space="preserve">OF</w:t>
+      </w:r>
+      <w:r>
+        <w:t xml:space="preserve"> </w:t>
+      </w:r>
+      <w:r>
+        <w:t xml:space="preserve">DUTY</w:t>
+      </w:r>
+      <w:r>
+        <w:t xml:space="preserve"> </w:t>
+      </w:r>
+      <w:r>
+        <w:t xml:space="preserve">CONVICTIONS</w:t>
+      </w:r>
+      <w:r>
+        <w:t xml:space="preserve"> </w:t>
+      </w:r>
+      <w:r>
+        <w:t xml:space="preserve">ARE</w:t>
+      </w:r>
+      <w:r>
+        <w:t xml:space="preserve"> </w:t>
+      </w:r>
+      <w:r>
+        <w:t xml:space="preserve">FACTUALLY</w:t>
+      </w:r>
+      <w:r>
+        <w:t xml:space="preserve"> </w:t>
+      </w:r>
+      <w:r>
+        <w:t xml:space="preserve">INSUFFICIENT</w:t>
+      </w:r>
+      <w:r>
+        <w:t xml:space="preserve"> </w:t>
+      </w:r>
+      <w:r>
+        <w:t xml:space="preserve">AND</w:t>
+      </w:r>
+      <w:r>
+        <w:t xml:space="preserve"> </w:t>
+      </w:r>
+      <w:r>
+        <w:t xml:space="preserve">TWO</w:t>
+      </w:r>
+      <w:r>
+        <w:t xml:space="preserve"> </w:t>
+      </w:r>
+      <w:r>
+        <w:t xml:space="preserve">OF</w:t>
+      </w:r>
+      <w:r>
+        <w:t xml:space="preserve"> </w:t>
+      </w:r>
+      <w:r>
+        <w:t xml:space="preserve">HIS</w:t>
+      </w:r>
+      <w:r>
+        <w:t xml:space="preserve"> </w:t>
+      </w:r>
+      <w:r>
+        <w:t xml:space="preserve">DERELICTION</w:t>
+      </w:r>
+      <w:r>
+        <w:t xml:space="preserve"> </w:t>
+      </w:r>
+      <w:r>
+        <w:t xml:space="preserve">OF</w:t>
+      </w:r>
+      <w:r>
+        <w:t xml:space="preserve"> </w:t>
+      </w:r>
+      <w:r>
+        <w:t xml:space="preserve">DUTY</w:t>
+      </w:r>
+      <w:r>
+        <w:t xml:space="preserve"> </w:t>
+      </w:r>
+      <w:r>
+        <w:t xml:space="preserve">CONVICTIONS</w:t>
+      </w:r>
+      <w:r>
+        <w:t xml:space="preserve"> </w:t>
+      </w:r>
+      <w:r>
+        <w:t xml:space="preserve">ARE</w:t>
+      </w:r>
+      <w:r>
+        <w:t xml:space="preserve"> </w:t>
+      </w:r>
+      <w:r>
+        <w:t xml:space="preserve">LEGALLY</w:t>
+      </w:r>
+      <w:r>
+        <w:t xml:space="preserve"> </w:t>
+      </w:r>
+      <w:r>
+        <w:t xml:space="preserve">INSUFFICIENT.</w:t>
+      </w:r>
+      <w:r>
+        <w:t xml:space="preserve">   </w:t>
       </w:r>
       <w:r>
         <w:tab/>
       </w:r>
-      <w:fldSimple w:instr=" PAGEREF _Head102 \h ">
-        <w:r>
-          <w:t>1</w:t>
-        </w:r>
-      </w:fldSimple>
+      <w:r>
+        <w:t xml:space="preserve">1</w:t>
+      </w:r>
     </w:p>
     <w:p>
       <w:pPr>
-        <w:pStyle w:val="TocEntry2"/>
+        <w:keepLines/>
+        <w:tabs>
+          <w:tab w:val="right" w:leader="dot" w:pos="9360"/>
+        </w:tabs>
+        <w:spacing w:before="84" w:after="0" w:line="294" w:lineRule="exact"/>
+        <w:ind w:left="720" w:right="624" w:hanging="720"/>
       </w:pPr>
       <w:r>
         <w:t xml:space="preserve">II.</w:t>
@@ -296,20 +802,110 @@
         <w:tab/>
       </w:r>
       <w:r>
-        <w:t xml:space="preserve">WHETHER THE MILITARY JUDGE ERRED WHEN SHE REFUSED TO INSTRUCT ON LACK OF MENTAL RESPONSIBILITY.</w:t>
+        <w:t xml:space="preserve">WHETHER</w:t>
+      </w:r>
+      <w:r>
+        <w:t xml:space="preserve"> </w:t>
+      </w:r>
+      <w:r>
+        <w:t xml:space="preserve">THE</w:t>
+      </w:r>
+      <w:r>
+        <w:t xml:space="preserve"> </w:t>
+      </w:r>
+      <w:r>
+        <w:t xml:space="preserve">MILITARY</w:t>
+      </w:r>
+      <w:r>
+        <w:t xml:space="preserve"> </w:t>
+      </w:r>
+      <w:r>
+        <w:t xml:space="preserve">JUDGE</w:t>
+      </w:r>
+      <w:r>
+        <w:t xml:space="preserve"> </w:t>
+      </w:r>
+      <w:r>
+        <w:t xml:space="preserve">ERRED</w:t>
+      </w:r>
+      <w:r>
+        <w:t xml:space="preserve"> </w:t>
+      </w:r>
+      <w:r>
+        <w:t xml:space="preserve">WHEN</w:t>
+      </w:r>
+      <w:r>
+        <w:t xml:space="preserve"> </w:t>
+      </w:r>
+      <w:r>
+        <w:t xml:space="preserve">SHE</w:t>
+      </w:r>
+      <w:r>
+        <w:t xml:space="preserve"> </w:t>
+      </w:r>
+      <w:r>
+        <w:t xml:space="preserve">REFUSED</w:t>
+      </w:r>
+      <w:r>
+        <w:t xml:space="preserve"> </w:t>
+      </w:r>
+      <w:r>
+        <w:t xml:space="preserve">TO</w:t>
+      </w:r>
+      <w:r>
+        <w:t xml:space="preserve"> </w:t>
+      </w:r>
+      <w:r>
+        <w:t xml:space="preserve">INSTRUCT</w:t>
+      </w:r>
+      <w:r>
+        <w:t xml:space="preserve"> </w:t>
+      </w:r>
+      <w:r>
+        <w:t xml:space="preserve">ON</w:t>
+      </w:r>
+      <w:r>
+        <w:t xml:space="preserve"> </w:t>
+      </w:r>
+      <w:r>
+        <w:t xml:space="preserve">LACK</w:t>
+      </w:r>
+      <w:r>
+        <w:t xml:space="preserve"> </w:t>
+      </w:r>
+      <w:r>
+        <w:t xml:space="preserve">OF</w:t>
+      </w:r>
+      <w:r>
+        <w:t xml:space="preserve"> </w:t>
+      </w:r>
+      <w:r>
+        <w:t xml:space="preserve">MENTAL</w:t>
+      </w:r>
+      <w:r>
+        <w:t xml:space="preserve"> </w:t>
+      </w:r>
+      <w:r>
+        <w:t xml:space="preserve">RESPONSIBILITY.</w:t>
+      </w:r>
+      <w:r>
+        <w:t xml:space="preserve">   </w:t>
       </w:r>
       <w:r>
         <w:tab/>
       </w:r>
-      <w:fldSimple w:instr=" PAGEREF _Head103 \h ">
-        <w:r>
-          <w:t>1</w:t>
-        </w:r>
-      </w:fldSimple>
+      <w:r>
+        <w:t xml:space="preserve">1</w:t>
+      </w:r>
     </w:p>
     <w:p>
       <w:pPr>
-        <w:pStyle w:val="TocEntry2"/>
+        <w:keepLines/>
+        <w:tabs>
+          <w:tab w:val="right" w:leader="dot" w:pos="9360"/>
+        </w:tabs>
+        <w:spacing w:before="84" w:after="0" w:line="294" w:lineRule="exact"/>
+        <w:ind w:left="720" w:right="624" w:hanging="720"/>
       </w:pPr>
       <w:r>
         <w:t xml:space="preserve">III.</w:t>
@@ -318,20 +914,182 @@
         <w:tab/>
       </w:r>
       <w:r>
-        <w:t xml:space="preserve">WHETHER THE MILITARY JUDGE ABUSED HER DISCRETION WHEN SHE DENIED CHALLENGES FOR CAUSE AGAINST TWO PANEL MEMBERS WHO QUESTIONED THE CENTRAL DEFENSE OF LACK OF MENTAL RESPONSIBILITY.</w:t>
+        <w:t xml:space="preserve">WHETHER</w:t>
+      </w:r>
+      <w:r>
+        <w:t xml:space="preserve"> </w:t>
+      </w:r>
+      <w:r>
+        <w:t xml:space="preserve">THE</w:t>
+      </w:r>
+      <w:r>
+        <w:t xml:space="preserve"> </w:t>
+      </w:r>
+      <w:r>
+        <w:t xml:space="preserve">MILITARY</w:t>
+      </w:r>
+      <w:r>
+        <w:t xml:space="preserve"> </w:t>
+      </w:r>
+      <w:r>
+        <w:t xml:space="preserve">JUDGE</w:t>
+      </w:r>
+      <w:r>
+        <w:t xml:space="preserve"> </w:t>
+      </w:r>
+      <w:r>
+        <w:t xml:space="preserve">ABUSED</w:t>
+      </w:r>
+      <w:r>
+        <w:t xml:space="preserve"> </w:t>
+      </w:r>
+      <w:r>
+        <w:t xml:space="preserve">HER</w:t>
+      </w:r>
+      <w:r>
+        <w:t xml:space="preserve"> </w:t>
+      </w:r>
+      <w:r>
+        <w:t xml:space="preserve">DISCRETION</w:t>
+      </w:r>
+      <w:r>
+        <w:t xml:space="preserve"> </w:t>
+      </w:r>
+      <w:r>
+        <w:t xml:space="preserve">WHEN</w:t>
+      </w:r>
+      <w:r>
+        <w:t xml:space="preserve"> </w:t>
+      </w:r>
+      <w:r>
+        <w:t xml:space="preserve">SHE</w:t>
+      </w:r>
+      <w:r>
+        <w:t xml:space="preserve"> </w:t>
+      </w:r>
+      <w:r>
+        <w:t xml:space="preserve">DENIED</w:t>
+      </w:r>
+      <w:r>
+        <w:t xml:space="preserve"> </w:t>
+      </w:r>
+      <w:r>
+        <w:t xml:space="preserve">CHALLENGES</w:t>
+      </w:r>
+      <w:r>
+        <w:t xml:space="preserve"> </w:t>
+      </w:r>
+      <w:r>
+        <w:t xml:space="preserve">FOR</w:t>
+      </w:r>
+      <w:r>
+        <w:t xml:space="preserve"> </w:t>
+      </w:r>
+      <w:r>
+        <w:t xml:space="preserve">CAUSE</w:t>
+      </w:r>
+      <w:r>
+        <w:t xml:space="preserve"> </w:t>
+      </w:r>
+      <w:r>
+        <w:t xml:space="preserve">AGAINST</w:t>
+      </w:r>
+      <w:r>
+        <w:t xml:space="preserve"> </w:t>
+      </w:r>
+      <w:r>
+        <w:t xml:space="preserve">TWO</w:t>
+      </w:r>
+      <w:r>
+        <w:t xml:space="preserve"> </w:t>
+      </w:r>
+      <w:r>
+        <w:t xml:space="preserve">PANEL</w:t>
+      </w:r>
+      <w:r>
+        <w:t xml:space="preserve"> </w:t>
+      </w:r>
+      <w:r>
+        <w:t xml:space="preserve">MEMBERS</w:t>
+      </w:r>
+      <w:r>
+        <w:t xml:space="preserve"> </w:t>
+      </w:r>
+      <w:r>
+        <w:t xml:space="preserve">WHO</w:t>
+      </w:r>
+      <w:r>
+        <w:t xml:space="preserve"> </w:t>
+      </w:r>
+      <w:r>
+        <w:t xml:space="preserve">QUESTIONED</w:t>
+      </w:r>
+      <w:r>
+        <w:t xml:space="preserve"> </w:t>
+      </w:r>
+      <w:r>
+        <w:t xml:space="preserve">THE</w:t>
+      </w:r>
+      <w:r>
+        <w:t xml:space="preserve"> </w:t>
+      </w:r>
+      <w:r>
+        <w:t xml:space="preserve">CENTRAL</w:t>
+      </w:r>
+      <w:r>
+        <w:t xml:space="preserve"> </w:t>
+      </w:r>
+      <w:r>
+        <w:t xml:space="preserve">DEFENSE</w:t>
+      </w:r>
+      <w:r>
+        <w:t xml:space="preserve"> </w:t>
+      </w:r>
+      <w:r>
+        <w:t xml:space="preserve">OF</w:t>
+      </w:r>
+      <w:r>
+        <w:t xml:space="preserve"> </w:t>
+      </w:r>
+      <w:r>
+        <w:t xml:space="preserve">LACK</w:t>
+      </w:r>
+      <w:r>
+        <w:t xml:space="preserve"> </w:t>
+      </w:r>
+      <w:r>
+        <w:t xml:space="preserve">OF</w:t>
+      </w:r>
+      <w:r>
+        <w:t xml:space="preserve"> </w:t>
+      </w:r>
+      <w:r>
+        <w:t xml:space="preserve">MENTAL</w:t>
+      </w:r>
+      <w:r>
+        <w:t xml:space="preserve"> </w:t>
+      </w:r>
+      <w:r>
+        <w:t xml:space="preserve">RESPONSIBILITY.</w:t>
+      </w:r>
+      <w:r>
+        <w:t xml:space="preserve">   </w:t>
       </w:r>
       <w:r>
         <w:tab/>
       </w:r>
-      <w:fldSimple w:instr=" PAGEREF _Head104 \h ">
-        <w:r>
-          <w:t>1</w:t>
-        </w:r>
-      </w:fldSimple>
+      <w:r>
+        <w:t xml:space="preserve">1</w:t>
+      </w:r>
     </w:p>
     <w:p>
       <w:pPr>
-        <w:pStyle w:val="TocEntry2"/>
+        <w:keepLines/>
+        <w:tabs>
+          <w:tab w:val="right" w:leader="dot" w:pos="9360"/>
+        </w:tabs>
+        <w:spacing w:before="84" w:after="0" w:line="294" w:lineRule="exact"/>
+        <w:ind w:left="720" w:right="624" w:hanging="720"/>
       </w:pPr>
       <w:r>
         <w:t xml:space="preserve">IV.</w:t>
@@ -340,20 +1098,140 @@
         <w:tab/>
       </w:r>
       <w:r>
-        <w:t xml:space="preserve">WHETHER THE RECORD OF TRIAL’S OMISSION OF COURT MEMBER SELECTION SHEETS REQUIRES RELIEF OR, AT A MINIMUM, REMAND FOR CORRECTION.</w:t>
+        <w:t xml:space="preserve">WHETHER</w:t>
+      </w:r>
+      <w:r>
+        <w:t xml:space="preserve"> </w:t>
+      </w:r>
+      <w:r>
+        <w:t xml:space="preserve">THE</w:t>
+      </w:r>
+      <w:r>
+        <w:t xml:space="preserve"> </w:t>
+      </w:r>
+      <w:r>
+        <w:t xml:space="preserve">RECORD</w:t>
+      </w:r>
+      <w:r>
+        <w:t xml:space="preserve"> </w:t>
+      </w:r>
+      <w:r>
+        <w:t xml:space="preserve">OF</w:t>
+      </w:r>
+      <w:r>
+        <w:t xml:space="preserve"> </w:t>
+      </w:r>
+      <w:r>
+        <w:t xml:space="preserve">TRIAL’S</w:t>
+      </w:r>
+      <w:r>
+        <w:t xml:space="preserve"> </w:t>
+      </w:r>
+      <w:r>
+        <w:t xml:space="preserve">OMISSION</w:t>
+      </w:r>
+      <w:r>
+        <w:t xml:space="preserve"> </w:t>
+      </w:r>
+      <w:r>
+        <w:t xml:space="preserve">OF</w:t>
+      </w:r>
+      <w:r>
+        <w:t xml:space="preserve"> </w:t>
+      </w:r>
+      <w:r>
+        <w:t xml:space="preserve">COURT</w:t>
+      </w:r>
+      <w:r>
+        <w:t xml:space="preserve"> </w:t>
+      </w:r>
+      <w:r>
+        <w:t xml:space="preserve">MEMBER</w:t>
+      </w:r>
+      <w:r>
+        <w:t xml:space="preserve"> </w:t>
+      </w:r>
+      <w:r>
+        <w:t xml:space="preserve">SELECTION</w:t>
+      </w:r>
+      <w:r>
+        <w:t xml:space="preserve"> </w:t>
+      </w:r>
+      <w:r>
+        <w:t xml:space="preserve">SHEETS</w:t>
+      </w:r>
+      <w:r>
+        <w:t xml:space="preserve"> </w:t>
+      </w:r>
+      <w:r>
+        <w:t xml:space="preserve">REQUIRES</w:t>
+      </w:r>
+      <w:r>
+        <w:t xml:space="preserve"> </w:t>
+      </w:r>
+      <w:r>
+        <w:t xml:space="preserve">RELIEF</w:t>
+      </w:r>
+      <w:r>
+        <w:t xml:space="preserve"> </w:t>
+      </w:r>
+      <w:r>
+        <w:t xml:space="preserve">OR,</w:t>
+      </w:r>
+      <w:r>
+        <w:t xml:space="preserve"> </w:t>
+      </w:r>
+      <w:r>
+        <w:t xml:space="preserve">AT</w:t>
+      </w:r>
+      <w:r>
+        <w:t xml:space="preserve"> </w:t>
+      </w:r>
+      <w:r>
+        <w:t xml:space="preserve">A</w:t>
+      </w:r>
+      <w:r>
+        <w:t xml:space="preserve"> </w:t>
+      </w:r>
+      <w:r>
+        <w:t xml:space="preserve">MINIMUM,</w:t>
+      </w:r>
+      <w:r>
+        <w:t xml:space="preserve"> </w:t>
+      </w:r>
+      <w:r>
+        <w:t xml:space="preserve">REMAND</w:t>
+      </w:r>
+      <w:r>
+        <w:t xml:space="preserve"> </w:t>
+      </w:r>
+      <w:r>
+        <w:t xml:space="preserve">FOR</w:t>
+      </w:r>
+      <w:r>
+        <w:t xml:space="preserve"> </w:t>
+      </w:r>
+      <w:r>
+        <w:t xml:space="preserve">CORRECTION.</w:t>
+      </w:r>
+      <w:r>
+        <w:t xml:space="preserve">   </w:t>
       </w:r>
       <w:r>
         <w:tab/>
       </w:r>
-      <w:fldSimple w:instr=" PAGEREF _Head105 \h ">
-        <w:r>
-          <w:t>1</w:t>
-        </w:r>
-      </w:fldSimple>
+      <w:r>
+        <w:t xml:space="preserve">1</w:t>
+      </w:r>
     </w:p>
     <w:p>
       <w:pPr>
-        <w:pStyle w:val="TocEntry2"/>
+        <w:keepLines/>
+        <w:tabs>
+          <w:tab w:val="right" w:leader="dot" w:pos="9360"/>
+        </w:tabs>
+        <w:spacing w:before="84" w:after="0" w:line="294" w:lineRule="exact"/>
+        <w:ind w:left="720" w:right="624" w:hanging="720"/>
       </w:pPr>
       <w:r>
         <w:t xml:space="preserve">V.</w:t>
@@ -362,20 +1240,158 @@
         <w:tab/>
       </w:r>
       <w:r>
-        <w:t xml:space="preserve">WHETHER AIRMAN HOWARD IS ENTITLED TO SENTENCE RELIEF BECAUSE OF THE 223-DAY DELAY BETWEEN ANNOUNCEMENT OF THE SENTENCE AND DOCKETING WITH THIS COURT.</w:t>
+        <w:t xml:space="preserve">WHETHER</w:t>
+      </w:r>
+      <w:r>
+        <w:t xml:space="preserve"> </w:t>
+      </w:r>
+      <w:r>
+        <w:t xml:space="preserve">AIRMAN</w:t>
+      </w:r>
+      <w:r>
+        <w:t xml:space="preserve"> </w:t>
+      </w:r>
+      <w:r>
+        <w:t xml:space="preserve">HOWARD</w:t>
+      </w:r>
+      <w:r>
+        <w:t xml:space="preserve"> </w:t>
+      </w:r>
+      <w:r>
+        <w:t xml:space="preserve">IS</w:t>
+      </w:r>
+      <w:r>
+        <w:t xml:space="preserve"> </w:t>
+      </w:r>
+      <w:r>
+        <w:t xml:space="preserve">ENTITLED</w:t>
+      </w:r>
+      <w:r>
+        <w:t xml:space="preserve"> </w:t>
+      </w:r>
+      <w:r>
+        <w:t xml:space="preserve">TO</w:t>
+      </w:r>
+      <w:r>
+        <w:t xml:space="preserve"> </w:t>
+      </w:r>
+      <w:r>
+        <w:t xml:space="preserve">SENTENCE</w:t>
+      </w:r>
+      <w:r>
+        <w:t xml:space="preserve"> </w:t>
+      </w:r>
+      <w:r>
+        <w:t xml:space="preserve">RELIEF</w:t>
+      </w:r>
+      <w:r>
+        <w:t xml:space="preserve"> </w:t>
+      </w:r>
+      <w:r>
+        <w:t xml:space="preserve">BECAUSE</w:t>
+      </w:r>
+      <w:r>
+        <w:t xml:space="preserve"> </w:t>
+      </w:r>
+      <w:r>
+        <w:t xml:space="preserve">OF</w:t>
+      </w:r>
+      <w:r>
+        <w:t xml:space="preserve"> </w:t>
+      </w:r>
+      <w:r>
+        <w:t xml:space="preserve">THE</w:t>
+      </w:r>
+      <w:r>
+        <w:t xml:space="preserve"> </w:t>
+      </w:r>
+      <w:r>
+        <w:t xml:space="preserve">223-DAY</w:t>
+      </w:r>
+      <w:r>
+        <w:t xml:space="preserve"> </w:t>
+      </w:r>
+      <w:r>
+        <w:t xml:space="preserve">DELAY</w:t>
+      </w:r>
+      <w:r>
+        <w:t xml:space="preserve"> </w:t>
+      </w:r>
+      <w:r>
+        <w:t xml:space="preserve">BETWEEN</w:t>
+      </w:r>
+      <w:r>
+        <w:t xml:space="preserve"> </w:t>
+      </w:r>
+      <w:r>
+        <w:t xml:space="preserve">ANNOUNCEMENT</w:t>
+      </w:r>
+      <w:r>
+        <w:t xml:space="preserve"> </w:t>
+      </w:r>
+      <w:r>
+        <w:t xml:space="preserve">OF</w:t>
+      </w:r>
+      <w:r>
+        <w:t xml:space="preserve"> </w:t>
+      </w:r>
+      <w:r>
+        <w:t xml:space="preserve">THE</w:t>
+      </w:r>
+      <w:r>
+        <w:t xml:space="preserve"> </w:t>
+      </w:r>
+      <w:r>
+        <w:t xml:space="preserve">SENTENCE</w:t>
+      </w:r>
+      <w:r>
+        <w:t xml:space="preserve"> </w:t>
+      </w:r>
+      <w:r>
+        <w:t xml:space="preserve">AND</w:t>
+      </w:r>
+      <w:r>
+        <w:t xml:space="preserve"> </w:t>
+      </w:r>
+      <w:r>
+        <w:t xml:space="preserve">DOCKETING</w:t>
+      </w:r>
+      <w:r>
+        <w:t xml:space="preserve"> </w:t>
+      </w:r>
+      <w:r>
+        <w:t xml:space="preserve">WITH</w:t>
+      </w:r>
+      <w:r>
+        <w:t xml:space="preserve"> </w:t>
+      </w:r>
+      <w:r>
+        <w:t xml:space="preserve">THIS</w:t>
+      </w:r>
+      <w:r>
+        <w:t xml:space="preserve"> </w:t>
+      </w:r>
+      <w:r>
+        <w:t xml:space="preserve">COURT.</w:t>
+      </w:r>
+      <w:r>
+        <w:t xml:space="preserve">   </w:t>
       </w:r>
       <w:r>
         <w:tab/>
       </w:r>
-      <w:fldSimple w:instr=" PAGEREF _Head106 \h ">
-        <w:r>
-          <w:t>1</w:t>
-        </w:r>
-      </w:fldSimple>
+      <w:r>
+        <w:t xml:space="preserve">1</w:t>
+      </w:r>
     </w:p>
     <w:p>
       <w:pPr>
-        <w:pStyle w:val="TocEntry2"/>
+        <w:keepLines/>
+        <w:tabs>
+          <w:tab w:val="right" w:leader="dot" w:pos="9360"/>
+        </w:tabs>
+        <w:spacing w:before="84" w:after="0" w:line="294" w:lineRule="exact"/>
+        <w:ind w:left="720" w:right="624" w:hanging="720"/>
       </w:pPr>
       <w:r>
         <w:t xml:space="preserve">VI.</w:t>
@@ -384,20 +1400,218 @@
         <w:tab/>
       </w:r>
       <w:r>
-        <w:t xml:space="preserve">WHETHER, AS APPLIED TO AIRMAN HOWARD, 18 U.S.C. § 922 IS UNCONSTITUTIONAL BECAUSE THE GOVERNMENT CANNOT DEMONSTRATE THAT BARRING HIS POSSESSION OF FIREARMS IS “CONSISTENT WITH THE NATION’S HISTORICAL TRADITION OF FIREARM REGULATION.”</w:t>
+        <w:t xml:space="preserve">WHETHER,</w:t>
+      </w:r>
+      <w:r>
+        <w:t xml:space="preserve"> </w:t>
+      </w:r>
+      <w:r>
+        <w:t xml:space="preserve">AS</w:t>
+      </w:r>
+      <w:r>
+        <w:t xml:space="preserve"> </w:t>
+      </w:r>
+      <w:r>
+        <w:t xml:space="preserve">APPLIED</w:t>
+      </w:r>
+      <w:r>
+        <w:t xml:space="preserve"> </w:t>
+      </w:r>
+      <w:r>
+        <w:t xml:space="preserve">TO</w:t>
+      </w:r>
+      <w:r>
+        <w:t xml:space="preserve"> </w:t>
+      </w:r>
+      <w:r>
+        <w:t xml:space="preserve">AIRMAN</w:t>
+      </w:r>
+      <w:r>
+        <w:t xml:space="preserve"> </w:t>
+      </w:r>
+      <w:r>
+        <w:t xml:space="preserve">HOWARD,</w:t>
+      </w:r>
+      <w:r>
+        <w:t xml:space="preserve"> </w:t>
+      </w:r>
+      <w:r>
+        <w:t xml:space="preserve">18</w:t>
+      </w:r>
+      <w:r>
+        <w:t xml:space="preserve"> </w:t>
+      </w:r>
+      <w:r>
+        <w:t xml:space="preserve">U.S.C.</w:t>
+      </w:r>
+      <w:r>
+        <w:t xml:space="preserve"> </w:t>
+      </w:r>
+      <w:r>
+        <w:t xml:space="preserve">§</w:t>
+      </w:r>
+      <w:r>
+        <w:t xml:space="preserve"> </w:t>
+      </w:r>
+      <w:r>
+        <w:t xml:space="preserve">922</w:t>
+      </w:r>
+      <w:r>
+        <w:t xml:space="preserve"> </w:t>
+      </w:r>
+      <w:r>
+        <w:t xml:space="preserve">IS</w:t>
+      </w:r>
+      <w:r>
+        <w:t xml:space="preserve"> </w:t>
+      </w:r>
+      <w:r>
+        <w:t xml:space="preserve">UNCONSTITUTIONAL</w:t>
+      </w:r>
+      <w:r>
+        <w:t xml:space="preserve"> </w:t>
+      </w:r>
+      <w:r>
+        <w:t xml:space="preserve">BECAUSE</w:t>
+      </w:r>
+      <w:r>
+        <w:t xml:space="preserve"> </w:t>
+      </w:r>
+      <w:r>
+        <w:t xml:space="preserve">THE</w:t>
+      </w:r>
+      <w:r>
+        <w:t xml:space="preserve"> </w:t>
+      </w:r>
+      <w:r>
+        <w:t xml:space="preserve">GOVERNMENT</w:t>
+      </w:r>
+      <w:r>
+        <w:t xml:space="preserve"> </w:t>
+      </w:r>
+      <w:r>
+        <w:t xml:space="preserve">CANNOT</w:t>
+      </w:r>
+      <w:r>
+        <w:t xml:space="preserve"> </w:t>
+      </w:r>
+      <w:r>
+        <w:t xml:space="preserve">DEMONSTRATE</w:t>
+      </w:r>
+      <w:r>
+        <w:t xml:space="preserve"> </w:t>
+      </w:r>
+      <w:r>
+        <w:t xml:space="preserve">THAT</w:t>
+      </w:r>
+      <w:r>
+        <w:t xml:space="preserve"> </w:t>
+      </w:r>
+      <w:r>
+        <w:t xml:space="preserve">BARRING</w:t>
+      </w:r>
+      <w:r>
+        <w:t xml:space="preserve"> </w:t>
+      </w:r>
+      <w:r>
+        <w:t xml:space="preserve">HIS</w:t>
+      </w:r>
+      <w:r>
+        <w:t xml:space="preserve"> </w:t>
+      </w:r>
+      <w:r>
+        <w:t xml:space="preserve">POSSESSION</w:t>
+      </w:r>
+      <w:r>
+        <w:t xml:space="preserve"> </w:t>
+      </w:r>
+      <w:r>
+        <w:t xml:space="preserve">OF</w:t>
+      </w:r>
+      <w:r>
+        <w:t xml:space="preserve"> </w:t>
+      </w:r>
+      <w:r>
+        <w:t xml:space="preserve">FIREARMS</w:t>
+      </w:r>
+      <w:r>
+        <w:t xml:space="preserve"> </w:t>
+      </w:r>
+      <w:r>
+        <w:t xml:space="preserve">IS</w:t>
+      </w:r>
+      <w:r>
+        <w:t xml:space="preserve"> </w:t>
+      </w:r>
+      <w:r>
+        <w:t xml:space="preserve">“CONSISTENT</w:t>
+      </w:r>
+      <w:r>
+        <w:t xml:space="preserve"> </w:t>
+      </w:r>
+      <w:r>
+        <w:t xml:space="preserve">WITH</w:t>
+      </w:r>
+      <w:r>
+        <w:t xml:space="preserve"> </w:t>
+      </w:r>
+      <w:r>
+        <w:t xml:space="preserve">THE</w:t>
+      </w:r>
+      <w:r>
+        <w:t xml:space="preserve"> </w:t>
+      </w:r>
+      <w:r>
+        <w:t xml:space="preserve">NATION’S</w:t>
+      </w:r>
+      <w:r>
+        <w:t xml:space="preserve"> </w:t>
+      </w:r>
+      <w:r>
+        <w:t xml:space="preserve">HISTORICAL</w:t>
+      </w:r>
+      <w:r>
+        <w:t xml:space="preserve"> </w:t>
+      </w:r>
+      <w:r>
+        <w:t xml:space="preserve">TRADITION</w:t>
+      </w:r>
+      <w:r>
+        <w:t xml:space="preserve"> </w:t>
+      </w:r>
+      <w:r>
+        <w:t xml:space="preserve">OF</w:t>
+      </w:r>
+      <w:r>
+        <w:t xml:space="preserve"> </w:t>
+      </w:r>
+      <w:r>
+        <w:t xml:space="preserve">FIREARM</w:t>
+      </w:r>
+      <w:r>
+        <w:t xml:space="preserve"> </w:t>
+      </w:r>
+      <w:r>
+        <w:t xml:space="preserve">REGULATION.”</w:t>
+      </w:r>
+      <w:r>
+        <w:t xml:space="preserve">   </w:t>
       </w:r>
       <w:r>
         <w:tab/>
       </w:r>
-      <w:fldSimple w:instr=" PAGEREF _Head107 \h ">
-        <w:r>
-          <w:t>1</w:t>
-        </w:r>
-      </w:fldSimple>
+      <w:r>
+        <w:t xml:space="preserve">1</w:t>
+      </w:r>
     </w:p>
     <w:p>
       <w:pPr>
-        <w:pStyle w:val="TocEntry2"/>
+        <w:keepLines/>
+        <w:tabs>
+          <w:tab w:val="right" w:leader="dot" w:pos="9360"/>
+        </w:tabs>
+        <w:spacing w:before="84" w:after="0" w:line="294" w:lineRule="exact"/>
+        <w:ind w:left="720" w:right="624" w:hanging="720"/>
       </w:pPr>
       <w:r>
         <w:t xml:space="preserve">VII.</w:t>
@@ -406,78 +1620,207 @@
         <w:tab/>
       </w:r>
       <w:r>
-        <w:t xml:space="preserve">WHETHER AIRMAN HOWARD’S ASSAULT AND INSUBORDINATE CONDUCT CONVICTIONS ARE LEGALLY SUFFICIENT.</w:t>
+        <w:t xml:space="preserve">WHETHER</w:t>
+      </w:r>
+      <w:r>
+        <w:t xml:space="preserve"> </w:t>
+      </w:r>
+      <w:r>
+        <w:t xml:space="preserve">AIRMAN</w:t>
+      </w:r>
+      <w:r>
+        <w:t xml:space="preserve"> </w:t>
+      </w:r>
+      <w:r>
+        <w:t xml:space="preserve">HOWARD’S</w:t>
+      </w:r>
+      <w:r>
+        <w:t xml:space="preserve"> </w:t>
+      </w:r>
+      <w:r>
+        <w:t xml:space="preserve">ASSAULT</w:t>
+      </w:r>
+      <w:r>
+        <w:t xml:space="preserve"> </w:t>
+      </w:r>
+      <w:r>
+        <w:t xml:space="preserve">AND</w:t>
+      </w:r>
+      <w:r>
+        <w:t xml:space="preserve"> </w:t>
+      </w:r>
+      <w:r>
+        <w:t xml:space="preserve">INSUBORDINATE</w:t>
+      </w:r>
+      <w:r>
+        <w:t xml:space="preserve"> </w:t>
+      </w:r>
+      <w:r>
+        <w:t xml:space="preserve">CONDUCT</w:t>
+      </w:r>
+      <w:r>
+        <w:t xml:space="preserve"> </w:t>
+      </w:r>
+      <w:r>
+        <w:t xml:space="preserve">CONVICTIONS</w:t>
+      </w:r>
+      <w:r>
+        <w:t xml:space="preserve"> </w:t>
+      </w:r>
+      <w:r>
+        <w:t xml:space="preserve">ARE</w:t>
+      </w:r>
+      <w:r>
+        <w:t xml:space="preserve"> </w:t>
+      </w:r>
+      <w:r>
+        <w:t xml:space="preserve">LEGALLY</w:t>
+      </w:r>
+      <w:r>
+        <w:t xml:space="preserve"> </w:t>
+      </w:r>
+      <w:r>
+        <w:t xml:space="preserve">SUFFICIENT.</w:t>
+      </w:r>
+      <w:r>
+        <w:t xml:space="preserve">   </w:t>
       </w:r>
       <w:r>
         <w:tab/>
       </w:r>
-      <w:fldSimple w:instr=" PAGEREF _Head108 \h ">
-        <w:r>
-          <w:t>1</w:t>
-        </w:r>
-      </w:fldSimple>
+      <w:r>
+        <w:t xml:space="preserve">1</w:t>
+      </w:r>
     </w:p>
     <w:p>
       <w:pPr>
-        <w:pStyle w:val="TocEntry1"/>
+        <w:keepLines/>
+        <w:tabs>
+          <w:tab w:val="right" w:leader="dot" w:pos="9360"/>
+        </w:tabs>
+        <w:spacing w:before="144" w:after="0" w:line="294" w:lineRule="exact"/>
+        <w:ind w:left="720" w:right="624" w:hanging="720"/>
       </w:pPr>
       <w:r>
-        <w:t xml:space="preserve">Statement of the Case</w:t>
+        <w:t xml:space="preserve">Statement</w:t>
+      </w:r>
+      <w:r>
+        <w:t xml:space="preserve"> </w:t>
+      </w:r>
+      <w:r>
+        <w:t xml:space="preserve">of</w:t>
+      </w:r>
+      <w:r>
+        <w:t xml:space="preserve"> </w:t>
+      </w:r>
+      <w:r>
+        <w:t xml:space="preserve">the</w:t>
+      </w:r>
+      <w:r>
+        <w:t xml:space="preserve"> </w:t>
+      </w:r>
+      <w:r>
+        <w:t xml:space="preserve">Case</w:t>
+      </w:r>
+      <w:r>
+        <w:t xml:space="preserve">   </w:t>
       </w:r>
       <w:r>
         <w:tab/>
       </w:r>
-      <w:fldSimple w:instr=" PAGEREF _Head109 \h ">
-        <w:r>
-          <w:t>2</w:t>
-        </w:r>
-      </w:fldSimple>
+      <w:r>
+        <w:t xml:space="preserve">2</w:t>
+      </w:r>
     </w:p>
     <w:p>
       <w:pPr>
-        <w:pStyle w:val="TocEntry1"/>
+        <w:keepLines/>
+        <w:tabs>
+          <w:tab w:val="right" w:leader="dot" w:pos="9360"/>
+        </w:tabs>
+        <w:spacing w:before="144" w:after="0" w:line="294" w:lineRule="exact"/>
+        <w:ind w:left="720" w:right="624" w:hanging="720"/>
       </w:pPr>
       <w:r>
-        <w:t xml:space="preserve">Statement of Facts</w:t>
+        <w:t xml:space="preserve">Statement</w:t>
+      </w:r>
+      <w:r>
+        <w:t xml:space="preserve"> </w:t>
+      </w:r>
+      <w:r>
+        <w:t xml:space="preserve">of</w:t>
+      </w:r>
+      <w:r>
+        <w:t xml:space="preserve"> </w:t>
+      </w:r>
+      <w:r>
+        <w:t xml:space="preserve">Facts</w:t>
+      </w:r>
+      <w:r>
+        <w:t xml:space="preserve">   </w:t>
       </w:r>
       <w:r>
         <w:tab/>
       </w:r>
-      <w:fldSimple w:instr=" PAGEREF _Head110 \h ">
-        <w:r>
-          <w:t>3</w:t>
-        </w:r>
-      </w:fldSimple>
+      <w:r>
+        <w:t xml:space="preserve">2</w:t>
+      </w:r>
     </w:p>
     <w:p>
       <w:pPr>
-        <w:pStyle w:val="TocEntry2"/>
+        <w:keepLines/>
+        <w:tabs>
+          <w:tab w:val="right" w:leader="dot" w:pos="9360"/>
+        </w:tabs>
+        <w:spacing w:before="84" w:after="0" w:line="294" w:lineRule="exact"/>
+        <w:ind w:left="720" w:right="624" w:hanging="720"/>
       </w:pPr>
       <w:r>
         <w:t xml:space="preserve">Background</w:t>
       </w:r>
       <w:r>
+        <w:t xml:space="preserve">   </w:t>
+      </w:r>
+      <w:r>
         <w:tab/>
       </w:r>
-      <w:fldSimple w:instr=" PAGEREF _Head111 \h ">
-        <w:r>
-          <w:t>3</w:t>
-        </w:r>
-      </w:fldSimple>
+      <w:r>
+        <w:t xml:space="preserve">2</w:t>
+      </w:r>
     </w:p>
     <w:p>
       <w:pPr>
-        <w:pStyle w:val="SectionHeadingBreak"/>
+        <w:keepNext/>
+        <w:keepLines/>
+        <w:pageBreakBefore/>
+        <w:spacing w:before="0" w:after="240" w:line="294" w:lineRule="exact"/>
+        <w:ind w:left="0" w:firstLine="0"/>
+        <w:jc w:val="center"/>
+        <w:outlineLvl w:val="0"/>
       </w:pPr>
       <w:r>
+        <w:rPr>
+          <w:b/>
+          <w:bCs/>
+        </w:rPr>
         <w:t xml:space="preserve">Table of Authorities</w:t>
       </w:r>
     </w:p>
     <w:p>
       <w:pPr>
-        <w:pStyle w:val="ToaGroup"/>
+        <w:keepNext/>
+        <w:keepLines/>
+        <w:tabs>
+          <w:tab w:val="right" w:pos="9360"/>
+        </w:tabs>
+        <w:spacing w:before="240" w:after="48" w:line="294" w:lineRule="exact"/>
+        <w:ind w:left="0" w:firstLine="0"/>
       </w:pPr>
       <w:r>
+        <w:rPr>
+          <w:b/>
+          <w:bCs/>
+        </w:rPr>
         <w:t xml:space="preserve">Cases:</w:t>
       </w:r>
       <w:r>
@@ -494,14 +1837,61 @@
     </w:p>
     <w:p>
       <w:pPr>
-        <w:pStyle w:val="ToaEntry"/>
+        <w:keepLines/>
+        <w:tabs>
+          <w:tab w:val="right" w:leader="dot" w:pos="9360"/>
+        </w:tabs>
+        <w:spacing w:before="168" w:after="0" w:line="294" w:lineRule="exact"/>
+        <w:ind w:left="504" w:right="1120" w:hanging="504"/>
       </w:pPr>
       <w:r>
         <w:rPr>
           <w:i/>
           <w:iCs/>
         </w:rPr>
-        <w:t xml:space="preserve">United States v. Howard</w:t>
+        <w:t xml:space="preserve">United</w:t>
+      </w:r>
+      <w:r>
+        <w:rPr>
+          <w:i/>
+          <w:iCs/>
+        </w:rPr>
+        <w:t xml:space="preserve"> </w:t>
+      </w:r>
+      <w:r>
+        <w:rPr>
+          <w:i/>
+          <w:iCs/>
+        </w:rPr>
+        <w:t xml:space="preserve">States</w:t>
+      </w:r>
+      <w:r>
+        <w:rPr>
+          <w:i/>
+          <w:iCs/>
+        </w:rPr>
+        <w:t xml:space="preserve"> </w:t>
+      </w:r>
+      <w:r>
+        <w:rPr>
+          <w:i/>
+          <w:iCs/>
+        </w:rPr>
+        <w:t xml:space="preserve">v.</w:t>
+      </w:r>
+      <w:r>
+        <w:rPr>
+          <w:i/>
+          <w:iCs/>
+        </w:rPr>
+        <w:t xml:space="preserve"> </w:t>
+      </w:r>
+      <w:r>
+        <w:rPr>
+          <w:i/>
+          <w:iCs/>
+        </w:rPr>
+        <w:t xml:space="preserve">Howard</w:t>
       </w:r>
       <w:r>
         <w:t xml:space="preserve">,</w:t>
@@ -510,97 +1900,303 @@
         <w:br/>
       </w:r>
       <w:r>
-        <w:t xml:space="preserve">No. ACM 40478, 2024 CCA LEXIS 137 (A.F. Ct. Crim. App. 9 Apr. 2024)</w:t>
+        <w:t xml:space="preserve">No.</w:t>
+      </w:r>
+      <w:r>
+        <w:t xml:space="preserve"> </w:t>
+      </w:r>
+      <w:r>
+        <w:t xml:space="preserve">ACM</w:t>
+      </w:r>
+      <w:r>
+        <w:t xml:space="preserve"> </w:t>
+      </w:r>
+      <w:r>
+        <w:t xml:space="preserve">40478,</w:t>
+      </w:r>
+      <w:r>
+        <w:t xml:space="preserve"> </w:t>
+      </w:r>
+      <w:r>
+        <w:t xml:space="preserve">2024</w:t>
+      </w:r>
+      <w:r>
+        <w:t xml:space="preserve"> </w:t>
+      </w:r>
+      <w:r>
+        <w:t xml:space="preserve">CCA</w:t>
+      </w:r>
+      <w:r>
+        <w:t xml:space="preserve"> </w:t>
+      </w:r>
+      <w:r>
+        <w:t xml:space="preserve">LEXIS</w:t>
+      </w:r>
+      <w:r>
+        <w:t xml:space="preserve"> </w:t>
+      </w:r>
+      <w:r>
+        <w:t xml:space="preserve">137</w:t>
+      </w:r>
+      <w:r>
+        <w:t xml:space="preserve"> </w:t>
+      </w:r>
+      <w:r>
+        <w:t xml:space="preserve">(A.F.</w:t>
+      </w:r>
+      <w:r>
+        <w:t xml:space="preserve"> </w:t>
+      </w:r>
+      <w:r>
+        <w:t xml:space="preserve">Ct.</w:t>
+      </w:r>
+      <w:r>
+        <w:t xml:space="preserve"> </w:t>
+      </w:r>
+      <w:r>
+        <w:t xml:space="preserve">Crim.</w:t>
+      </w:r>
+      <w:r>
+        <w:t xml:space="preserve"> </w:t>
+      </w:r>
+      <w:r>
+        <w:t xml:space="preserve">App.</w:t>
+      </w:r>
+      <w:r>
+        <w:t xml:space="preserve"> </w:t>
+      </w:r>
+      <w:r>
+        <w:t xml:space="preserve">9</w:t>
+      </w:r>
+      <w:r>
+        <w:t xml:space="preserve"> </w:t>
+      </w:r>
+      <w:r>
+        <w:t xml:space="preserve">Apr.</w:t>
+      </w:r>
+      <w:r>
+        <w:t xml:space="preserve"> </w:t>
+      </w:r>
+      <w:r>
+        <w:t xml:space="preserve">2024)</w:t>
+      </w:r>
+      <w:r>
+        <w:t xml:space="preserve">   </w:t>
       </w:r>
       <w:r>
         <w:tab/>
       </w:r>
-      <w:fldSimple w:instr=" PAGEREF _Hit5005 \h ">
-        <w:r>
-          <w:t>2</w:t>
-        </w:r>
-      </w:fldSimple>
+      <w:r>
+        <w:t xml:space="preserve">2</w:t>
+      </w:r>
     </w:p>
     <w:p>
       <w:pPr>
-        <w:pStyle w:val="ToaGroup"/>
+        <w:keepNext/>
+        <w:keepLines/>
+        <w:tabs>
+          <w:tab w:val="right" w:pos="9360"/>
+        </w:tabs>
+        <w:spacing w:before="336" w:after="48" w:line="294" w:lineRule="exact"/>
+        <w:ind w:left="0" w:firstLine="0"/>
       </w:pPr>
       <w:r>
+        <w:rPr>
+          <w:b/>
+          <w:bCs/>
+        </w:rPr>
         <w:t xml:space="preserve">Statutes:</w:t>
       </w:r>
     </w:p>
     <w:p>
       <w:pPr>
-        <w:pStyle w:val="ToaEntry"/>
+        <w:keepLines/>
+        <w:tabs>
+          <w:tab w:val="right" w:leader="dot" w:pos="9360"/>
+        </w:tabs>
+        <w:spacing w:before="168" w:after="0" w:line="294" w:lineRule="exact"/>
+        <w:ind w:left="504" w:right="1120" w:hanging="504"/>
       </w:pPr>
       <w:r>
-        <w:t xml:space="preserve">10 U.S.C. § 889 (2018)</w:t>
+        <w:t xml:space="preserve">10</w:t>
+      </w:r>
+      <w:r>
+        <w:t xml:space="preserve"> </w:t>
+      </w:r>
+      <w:r>
+        <w:t xml:space="preserve">U.S.C.</w:t>
+      </w:r>
+      <w:r>
+        <w:t xml:space="preserve"> </w:t>
+      </w:r>
+      <w:r>
+        <w:t xml:space="preserve">§</w:t>
+      </w:r>
+      <w:r>
+        <w:t xml:space="preserve"> </w:t>
+      </w:r>
+      <w:r>
+        <w:t xml:space="preserve">889</w:t>
+      </w:r>
+      <w:r>
+        <w:t xml:space="preserve"> </w:t>
+      </w:r>
+      <w:r>
+        <w:t xml:space="preserve">(2018)</w:t>
+      </w:r>
+      <w:r>
+        <w:t xml:space="preserve">   </w:t>
       </w:r>
       <w:r>
         <w:tab/>
       </w:r>
-      <w:fldSimple w:instr=" PAGEREF _Hit5001 \h ">
-        <w:r>
-          <w:t>2</w:t>
-        </w:r>
-      </w:fldSimple>
+      <w:r>
+        <w:t xml:space="preserve">2</w:t>
+      </w:r>
     </w:p>
     <w:p>
       <w:pPr>
-        <w:pStyle w:val="ToaEntry"/>
+        <w:keepLines/>
+        <w:tabs>
+          <w:tab w:val="right" w:leader="dot" w:pos="9360"/>
+        </w:tabs>
+        <w:spacing w:before="168" w:after="0" w:line="294" w:lineRule="exact"/>
+        <w:ind w:left="504" w:right="1120" w:hanging="504"/>
       </w:pPr>
       <w:r>
-        <w:t xml:space="preserve">10 U.S.C. § 890 (2018)</w:t>
+        <w:t xml:space="preserve">10</w:t>
+      </w:r>
+      <w:r>
+        <w:t xml:space="preserve"> </w:t>
+      </w:r>
+      <w:r>
+        <w:t xml:space="preserve">U.S.C.</w:t>
+      </w:r>
+      <w:r>
+        <w:t xml:space="preserve"> </w:t>
+      </w:r>
+      <w:r>
+        <w:t xml:space="preserve">§</w:t>
+      </w:r>
+      <w:r>
+        <w:t xml:space="preserve"> </w:t>
+      </w:r>
+      <w:r>
+        <w:t xml:space="preserve">890</w:t>
+      </w:r>
+      <w:r>
+        <w:t xml:space="preserve"> </w:t>
+      </w:r>
+      <w:r>
+        <w:t xml:space="preserve">(2018)</w:t>
+      </w:r>
+      <w:r>
+        <w:t xml:space="preserve">   </w:t>
       </w:r>
       <w:r>
         <w:tab/>
       </w:r>
-      <w:fldSimple w:instr=" PAGEREF _Hit5002 \h ">
-        <w:r>
-          <w:t>2</w:t>
-        </w:r>
-      </w:fldSimple>
+      <w:r>
+        <w:t xml:space="preserve">2</w:t>
+      </w:r>
     </w:p>
     <w:p>
       <w:pPr>
-        <w:pStyle w:val="ToaEntry"/>
+        <w:keepLines/>
+        <w:tabs>
+          <w:tab w:val="right" w:leader="dot" w:pos="9360"/>
+        </w:tabs>
+        <w:spacing w:before="168" w:after="0" w:line="294" w:lineRule="exact"/>
+        <w:ind w:left="504" w:right="1120" w:hanging="504"/>
       </w:pPr>
       <w:r>
-        <w:t xml:space="preserve">10 U.S.C. § 891 (2018)</w:t>
+        <w:t xml:space="preserve">10</w:t>
+      </w:r>
+      <w:r>
+        <w:t xml:space="preserve"> </w:t>
+      </w:r>
+      <w:r>
+        <w:t xml:space="preserve">U.S.C.</w:t>
+      </w:r>
+      <w:r>
+        <w:t xml:space="preserve"> </w:t>
+      </w:r>
+      <w:r>
+        <w:t xml:space="preserve">§</w:t>
+      </w:r>
+      <w:r>
+        <w:t xml:space="preserve"> </w:t>
+      </w:r>
+      <w:r>
+        <w:t xml:space="preserve">891</w:t>
+      </w:r>
+      <w:r>
+        <w:t xml:space="preserve"> </w:t>
+      </w:r>
+      <w:r>
+        <w:t xml:space="preserve">(2018)</w:t>
+      </w:r>
+      <w:r>
+        <w:t xml:space="preserve">   </w:t>
       </w:r>
       <w:r>
         <w:tab/>
       </w:r>
-      <w:fldSimple w:instr=" PAGEREF _Hit5003 \h ">
-        <w:r>
-          <w:t>2</w:t>
-        </w:r>
-      </w:fldSimple>
+      <w:r>
+        <w:t xml:space="preserve">2</w:t>
+      </w:r>
     </w:p>
     <w:p>
       <w:pPr>
-        <w:pStyle w:val="ToaEntry"/>
+        <w:keepLines/>
+        <w:tabs>
+          <w:tab w:val="right" w:leader="dot" w:pos="9360"/>
+        </w:tabs>
+        <w:spacing w:before="168" w:after="0" w:line="294" w:lineRule="exact"/>
+        <w:ind w:left="504" w:right="1120" w:hanging="504"/>
       </w:pPr>
       <w:r>
-        <w:t xml:space="preserve">10 U.S.C. § 892 (2018)</w:t>
+        <w:t xml:space="preserve">10</w:t>
+      </w:r>
+      <w:r>
+        <w:t xml:space="preserve"> </w:t>
+      </w:r>
+      <w:r>
+        <w:t xml:space="preserve">U.S.C.</w:t>
+      </w:r>
+      <w:r>
+        <w:t xml:space="preserve"> </w:t>
+      </w:r>
+      <w:r>
+        <w:t xml:space="preserve">§</w:t>
+      </w:r>
+      <w:r>
+        <w:t xml:space="preserve"> </w:t>
+      </w:r>
+      <w:r>
+        <w:t xml:space="preserve">892</w:t>
+      </w:r>
+      <w:r>
+        <w:t xml:space="preserve"> </w:t>
+      </w:r>
+      <w:r>
+        <w:t xml:space="preserve">(2018)</w:t>
+      </w:r>
+      <w:r>
+        <w:t xml:space="preserve">   </w:t>
       </w:r>
       <w:r>
         <w:tab/>
       </w:r>
-      <w:fldSimple w:instr=" PAGEREF _Hit5004 \h ">
-        <w:r>
-          <w:t>2</w:t>
-        </w:r>
-      </w:fldSimple>
+      <w:r>
+        <w:t xml:space="preserve">2</w:t>
+      </w:r>
     </w:p>
     <w:p>
       <w:pPr>
-        <w:spacing w:before="0" w:after="0" w:line="240" w:lineRule="auto"/>
-        <w:rPr>
-          <w:sz w:val="2"/>
-        </w:rPr>
+        <w:spacing w:before="0" w:after="0" w:line="20" w:lineRule="exact"/>
         <w:sectPr>
-          <w:footerReference w:type="default" r:id="rIdAfccaFooter"/>
+          <w:footerReference w:type="default" r:id="rIdFtrPage"/>
           <w:pgSz w:w="12240" w:h="15840"/>
           <w:pgMar w:top="1440" w:right="1440" w:bottom="1440" w:left="1440" w:header="720" w:footer="720" w:gutter="0"/>
           <w:pgNumType w:fmt="lowerRoman" w:start="2"/>
@@ -609,159 +2205,2363 @@
     </w:p>
     <w:p>
       <w:pPr>
-        <w:pStyle w:val="HonorableTop"/>
+        <w:keepNext/>
+        <w:keepLines/>
+        <w:spacing w:before="0" w:after="0" w:line="294" w:lineRule="exact"/>
+        <w:ind w:left="0" w:firstLine="0"/>
+        <w:jc w:val="center"/>
       </w:pPr>
       <w:r>
+        <w:rPr>
+          <w:b/>
+          <w:bCs/>
+        </w:rPr>
         <w:t xml:space="preserve">TO THE HONORABLE, THE JUDGES OF THE UNITED STATES AIR FORCE COURT OF CRIMINAL APPEALS:</w:t>
       </w:r>
     </w:p>
     <w:p>
       <w:pPr>
-        <w:pStyle w:val="SectionHeading"/>
+        <w:keepNext/>
+        <w:keepLines/>
+        <w:spacing w:before="336" w:after="240" w:line="294" w:lineRule="exact"/>
+        <w:ind w:left="0" w:firstLine="0"/>
+        <w:jc w:val="center"/>
+        <w:outlineLvl w:val="0"/>
       </w:pPr>
-      <w:bookmarkStart w:id="101" w:name="_Head101"/>
-      <w:r>
-        <w:t xml:space="preserve">Assignments of Error</w:t>
-      </w:r>
-      <w:bookmarkEnd w:id="101"/>
+      <w:r>
+        <w:rPr>
+          <w:b/>
+          <w:bCs/>
+        </w:rPr>
+        <w:t xml:space="preserve">Assignments</w:t>
+      </w:r>
+      <w:r>
+        <w:rPr>
+          <w:b/>
+          <w:bCs/>
+        </w:rPr>
+        <w:t xml:space="preserve"> </w:t>
+      </w:r>
+      <w:r>
+        <w:rPr>
+          <w:b/>
+          <w:bCs/>
+        </w:rPr>
+        <w:t xml:space="preserve">of</w:t>
+      </w:r>
+      <w:r>
+        <w:rPr>
+          <w:b/>
+          <w:bCs/>
+        </w:rPr>
+        <w:t xml:space="preserve"> </w:t>
+      </w:r>
+      <w:r>
+        <w:rPr>
+          <w:b/>
+          <w:bCs/>
+        </w:rPr>
+        <w:t xml:space="preserve">Error</w:t>
+      </w:r>
     </w:p>
     <w:p>
       <w:pPr>
-        <w:pStyle w:val="PointHeadingChained"/>
+        <w:keepLines/>
+        <w:spacing w:before="288" w:after="240" w:line="294" w:lineRule="exact"/>
+        <w:ind w:left="0" w:firstLine="0"/>
+        <w:jc w:val="center"/>
+        <w:outlineLvl w:val="1"/>
       </w:pPr>
       <w:r>
+        <w:rPr>
+          <w:b/>
+          <w:bCs/>
+        </w:rPr>
         <w:t xml:space="preserve">I.</w:t>
       </w:r>
       <w:r>
         <w:br/>
       </w:r>
-      <w:bookmarkStart w:id="102" w:name="_Head102"/>
-      <w:r>
-        <w:t xml:space="preserve">WHETHER AIRMAN HOWARD’S DISOBEYING ORDERS AND DERELICTION OF DUTY CONVICTIONS ARE FACTUALLY INSUFFICIENT AND TWO OF HIS DERELICTION OF DUTY CONVICTIONS ARE LEGALLY INSUFFICIENT.</w:t>
-      </w:r>
-      <w:bookmarkEnd w:id="102"/>
+      <w:r>
+        <w:rPr>
+          <w:b/>
+          <w:bCs/>
+        </w:rPr>
+        <w:t xml:space="preserve">WHETHER</w:t>
+      </w:r>
+      <w:r>
+        <w:rPr>
+          <w:b/>
+          <w:bCs/>
+        </w:rPr>
+        <w:t xml:space="preserve"> </w:t>
+      </w:r>
+      <w:r>
+        <w:rPr>
+          <w:b/>
+          <w:bCs/>
+        </w:rPr>
+        <w:t xml:space="preserve">AIRMAN</w:t>
+      </w:r>
+      <w:r>
+        <w:rPr>
+          <w:b/>
+          <w:bCs/>
+        </w:rPr>
+        <w:t xml:space="preserve"> </w:t>
+      </w:r>
+      <w:r>
+        <w:rPr>
+          <w:b/>
+          <w:bCs/>
+        </w:rPr>
+        <w:t xml:space="preserve">HOWARD’S</w:t>
+      </w:r>
+      <w:r>
+        <w:rPr>
+          <w:b/>
+          <w:bCs/>
+        </w:rPr>
+        <w:t xml:space="preserve"> </w:t>
+      </w:r>
+      <w:r>
+        <w:rPr>
+          <w:b/>
+          <w:bCs/>
+        </w:rPr>
+        <w:t xml:space="preserve">DISOBEYING</w:t>
+      </w:r>
+      <w:r>
+        <w:rPr>
+          <w:b/>
+          <w:bCs/>
+        </w:rPr>
+        <w:t xml:space="preserve"> </w:t>
+      </w:r>
+      <w:r>
+        <w:rPr>
+          <w:b/>
+          <w:bCs/>
+        </w:rPr>
+        <w:t xml:space="preserve">ORDERS</w:t>
+      </w:r>
+      <w:r>
+        <w:rPr>
+          <w:b/>
+          <w:bCs/>
+        </w:rPr>
+        <w:t xml:space="preserve"> </w:t>
+      </w:r>
+      <w:r>
+        <w:rPr>
+          <w:b/>
+          <w:bCs/>
+        </w:rPr>
+        <w:t xml:space="preserve">AND</w:t>
+      </w:r>
+      <w:r>
+        <w:rPr>
+          <w:b/>
+          <w:bCs/>
+        </w:rPr>
+        <w:t xml:space="preserve"> </w:t>
+      </w:r>
+      <w:r>
+        <w:rPr>
+          <w:b/>
+          <w:bCs/>
+        </w:rPr>
+        <w:t xml:space="preserve">DERELICTION</w:t>
+      </w:r>
+      <w:r>
+        <w:rPr>
+          <w:b/>
+          <w:bCs/>
+        </w:rPr>
+        <w:t xml:space="preserve"> </w:t>
+      </w:r>
+      <w:r>
+        <w:rPr>
+          <w:b/>
+          <w:bCs/>
+        </w:rPr>
+        <w:t xml:space="preserve">OF</w:t>
+      </w:r>
+      <w:r>
+        <w:rPr>
+          <w:b/>
+          <w:bCs/>
+        </w:rPr>
+        <w:t xml:space="preserve"> </w:t>
+      </w:r>
+      <w:r>
+        <w:rPr>
+          <w:b/>
+          <w:bCs/>
+        </w:rPr>
+        <w:t xml:space="preserve">DUTY</w:t>
+      </w:r>
+      <w:r>
+        <w:rPr>
+          <w:b/>
+          <w:bCs/>
+        </w:rPr>
+        <w:t xml:space="preserve"> </w:t>
+      </w:r>
+      <w:r>
+        <w:rPr>
+          <w:b/>
+          <w:bCs/>
+        </w:rPr>
+        <w:t xml:space="preserve">CONVICTIONS</w:t>
+      </w:r>
+      <w:r>
+        <w:rPr>
+          <w:b/>
+          <w:bCs/>
+        </w:rPr>
+        <w:t xml:space="preserve"> </w:t>
+      </w:r>
+      <w:r>
+        <w:rPr>
+          <w:b/>
+          <w:bCs/>
+        </w:rPr>
+        <w:t xml:space="preserve">ARE</w:t>
+      </w:r>
+      <w:r>
+        <w:rPr>
+          <w:b/>
+          <w:bCs/>
+        </w:rPr>
+        <w:t xml:space="preserve"> </w:t>
+      </w:r>
+      <w:r>
+        <w:rPr>
+          <w:b/>
+          <w:bCs/>
+        </w:rPr>
+        <w:t xml:space="preserve">FACTUALLY</w:t>
+      </w:r>
+      <w:r>
+        <w:rPr>
+          <w:b/>
+          <w:bCs/>
+        </w:rPr>
+        <w:t xml:space="preserve"> </w:t>
+      </w:r>
+      <w:r>
+        <w:rPr>
+          <w:b/>
+          <w:bCs/>
+        </w:rPr>
+        <w:t xml:space="preserve">INSUFFICIENT</w:t>
+      </w:r>
+      <w:r>
+        <w:rPr>
+          <w:b/>
+          <w:bCs/>
+        </w:rPr>
+        <w:t xml:space="preserve"> </w:t>
+      </w:r>
+      <w:r>
+        <w:rPr>
+          <w:b/>
+          <w:bCs/>
+        </w:rPr>
+        <w:t xml:space="preserve">AND</w:t>
+      </w:r>
+      <w:r>
+        <w:rPr>
+          <w:b/>
+          <w:bCs/>
+        </w:rPr>
+        <w:t xml:space="preserve"> </w:t>
+      </w:r>
+      <w:r>
+        <w:rPr>
+          <w:b/>
+          <w:bCs/>
+        </w:rPr>
+        <w:t xml:space="preserve">TWO</w:t>
+      </w:r>
+      <w:r>
+        <w:rPr>
+          <w:b/>
+          <w:bCs/>
+        </w:rPr>
+        <w:t xml:space="preserve"> </w:t>
+      </w:r>
+      <w:r>
+        <w:rPr>
+          <w:b/>
+          <w:bCs/>
+        </w:rPr>
+        <w:t xml:space="preserve">OF</w:t>
+      </w:r>
+      <w:r>
+        <w:rPr>
+          <w:b/>
+          <w:bCs/>
+        </w:rPr>
+        <w:t xml:space="preserve"> </w:t>
+      </w:r>
+      <w:r>
+        <w:rPr>
+          <w:b/>
+          <w:bCs/>
+        </w:rPr>
+        <w:t xml:space="preserve">HIS</w:t>
+      </w:r>
+      <w:r>
+        <w:rPr>
+          <w:b/>
+          <w:bCs/>
+        </w:rPr>
+        <w:t xml:space="preserve"> </w:t>
+      </w:r>
+      <w:r>
+        <w:rPr>
+          <w:b/>
+          <w:bCs/>
+        </w:rPr>
+        <w:t xml:space="preserve">DERELICTION</w:t>
+      </w:r>
+      <w:r>
+        <w:rPr>
+          <w:b/>
+          <w:bCs/>
+        </w:rPr>
+        <w:t xml:space="preserve"> </w:t>
+      </w:r>
+      <w:r>
+        <w:rPr>
+          <w:b/>
+          <w:bCs/>
+        </w:rPr>
+        <w:t xml:space="preserve">OF</w:t>
+      </w:r>
+      <w:r>
+        <w:rPr>
+          <w:b/>
+          <w:bCs/>
+        </w:rPr>
+        <w:t xml:space="preserve"> </w:t>
+      </w:r>
+      <w:r>
+        <w:rPr>
+          <w:b/>
+          <w:bCs/>
+        </w:rPr>
+        <w:t xml:space="preserve">DUTY</w:t>
+      </w:r>
+      <w:r>
+        <w:rPr>
+          <w:b/>
+          <w:bCs/>
+        </w:rPr>
+        <w:t xml:space="preserve"> </w:t>
+      </w:r>
+      <w:r>
+        <w:rPr>
+          <w:b/>
+          <w:bCs/>
+        </w:rPr>
+        <w:t xml:space="preserve">CONVICTIONS</w:t>
+      </w:r>
+      <w:r>
+        <w:rPr>
+          <w:b/>
+          <w:bCs/>
+        </w:rPr>
+        <w:t xml:space="preserve"> </w:t>
+      </w:r>
+      <w:r>
+        <w:rPr>
+          <w:b/>
+          <w:bCs/>
+        </w:rPr>
+        <w:t xml:space="preserve">ARE</w:t>
+      </w:r>
+      <w:r>
+        <w:rPr>
+          <w:b/>
+          <w:bCs/>
+        </w:rPr>
+        <w:t xml:space="preserve"> </w:t>
+      </w:r>
+      <w:r>
+        <w:rPr>
+          <w:b/>
+          <w:bCs/>
+        </w:rPr>
+        <w:t xml:space="preserve">LEGALLY</w:t>
+      </w:r>
+      <w:r>
+        <w:rPr>
+          <w:b/>
+          <w:bCs/>
+        </w:rPr>
+        <w:t xml:space="preserve"> </w:t>
+      </w:r>
+      <w:r>
+        <w:rPr>
+          <w:b/>
+          <w:bCs/>
+        </w:rPr>
+        <w:t xml:space="preserve">INSUFFICIENT.</w:t>
+      </w:r>
     </w:p>
     <w:p>
       <w:pPr>
-        <w:pStyle w:val="PointHeadingChained"/>
+        <w:keepLines/>
+        <w:spacing w:before="288" w:after="240" w:line="294" w:lineRule="exact"/>
+        <w:ind w:left="0" w:firstLine="0"/>
+        <w:jc w:val="center"/>
+        <w:outlineLvl w:val="1"/>
       </w:pPr>
       <w:r>
+        <w:rPr>
+          <w:b/>
+          <w:bCs/>
+        </w:rPr>
         <w:t xml:space="preserve">II.</w:t>
       </w:r>
       <w:r>
         <w:br/>
       </w:r>
-      <w:bookmarkStart w:id="103" w:name="_Head103"/>
-      <w:r>
-        <w:t xml:space="preserve">WHETHER THE MILITARY JUDGE ERRED WHEN SHE REFUSED TO INSTRUCT ON LACK OF MENTAL RESPONSIBILITY.</w:t>
-      </w:r>
-      <w:bookmarkEnd w:id="103"/>
+      <w:r>
+        <w:rPr>
+          <w:b/>
+          <w:bCs/>
+        </w:rPr>
+        <w:t xml:space="preserve">WHETHER</w:t>
+      </w:r>
+      <w:r>
+        <w:rPr>
+          <w:b/>
+          <w:bCs/>
+        </w:rPr>
+        <w:t xml:space="preserve"> </w:t>
+      </w:r>
+      <w:r>
+        <w:rPr>
+          <w:b/>
+          <w:bCs/>
+        </w:rPr>
+        <w:t xml:space="preserve">THE</w:t>
+      </w:r>
+      <w:r>
+        <w:rPr>
+          <w:b/>
+          <w:bCs/>
+        </w:rPr>
+        <w:t xml:space="preserve"> </w:t>
+      </w:r>
+      <w:r>
+        <w:rPr>
+          <w:b/>
+          <w:bCs/>
+        </w:rPr>
+        <w:t xml:space="preserve">MILITARY</w:t>
+      </w:r>
+      <w:r>
+        <w:rPr>
+          <w:b/>
+          <w:bCs/>
+        </w:rPr>
+        <w:t xml:space="preserve"> </w:t>
+      </w:r>
+      <w:r>
+        <w:rPr>
+          <w:b/>
+          <w:bCs/>
+        </w:rPr>
+        <w:t xml:space="preserve">JUDGE</w:t>
+      </w:r>
+      <w:r>
+        <w:rPr>
+          <w:b/>
+          <w:bCs/>
+        </w:rPr>
+        <w:t xml:space="preserve"> </w:t>
+      </w:r>
+      <w:r>
+        <w:rPr>
+          <w:b/>
+          <w:bCs/>
+        </w:rPr>
+        <w:t xml:space="preserve">ERRED</w:t>
+      </w:r>
+      <w:r>
+        <w:rPr>
+          <w:b/>
+          <w:bCs/>
+        </w:rPr>
+        <w:t xml:space="preserve"> </w:t>
+      </w:r>
+      <w:r>
+        <w:rPr>
+          <w:b/>
+          <w:bCs/>
+        </w:rPr>
+        <w:t xml:space="preserve">WHEN</w:t>
+      </w:r>
+      <w:r>
+        <w:rPr>
+          <w:b/>
+          <w:bCs/>
+        </w:rPr>
+        <w:t xml:space="preserve"> </w:t>
+      </w:r>
+      <w:r>
+        <w:rPr>
+          <w:b/>
+          <w:bCs/>
+        </w:rPr>
+        <w:t xml:space="preserve">SHE</w:t>
+      </w:r>
+      <w:r>
+        <w:rPr>
+          <w:b/>
+          <w:bCs/>
+        </w:rPr>
+        <w:t xml:space="preserve"> </w:t>
+      </w:r>
+      <w:r>
+        <w:rPr>
+          <w:b/>
+          <w:bCs/>
+        </w:rPr>
+        <w:t xml:space="preserve">REFUSED</w:t>
+      </w:r>
+      <w:r>
+        <w:rPr>
+          <w:b/>
+          <w:bCs/>
+        </w:rPr>
+        <w:t xml:space="preserve"> </w:t>
+      </w:r>
+      <w:r>
+        <w:rPr>
+          <w:b/>
+          <w:bCs/>
+        </w:rPr>
+        <w:t xml:space="preserve">TO</w:t>
+      </w:r>
+      <w:r>
+        <w:rPr>
+          <w:b/>
+          <w:bCs/>
+        </w:rPr>
+        <w:t xml:space="preserve"> </w:t>
+      </w:r>
+      <w:r>
+        <w:rPr>
+          <w:b/>
+          <w:bCs/>
+        </w:rPr>
+        <w:t xml:space="preserve">INSTRUCT</w:t>
+      </w:r>
+      <w:r>
+        <w:rPr>
+          <w:b/>
+          <w:bCs/>
+        </w:rPr>
+        <w:t xml:space="preserve"> </w:t>
+      </w:r>
+      <w:r>
+        <w:rPr>
+          <w:b/>
+          <w:bCs/>
+        </w:rPr>
+        <w:t xml:space="preserve">ON</w:t>
+      </w:r>
+      <w:r>
+        <w:rPr>
+          <w:b/>
+          <w:bCs/>
+        </w:rPr>
+        <w:t xml:space="preserve"> </w:t>
+      </w:r>
+      <w:r>
+        <w:rPr>
+          <w:b/>
+          <w:bCs/>
+        </w:rPr>
+        <w:t xml:space="preserve">LACK</w:t>
+      </w:r>
+      <w:r>
+        <w:rPr>
+          <w:b/>
+          <w:bCs/>
+        </w:rPr>
+        <w:t xml:space="preserve"> </w:t>
+      </w:r>
+      <w:r>
+        <w:rPr>
+          <w:b/>
+          <w:bCs/>
+        </w:rPr>
+        <w:t xml:space="preserve">OF</w:t>
+      </w:r>
+      <w:r>
+        <w:rPr>
+          <w:b/>
+          <w:bCs/>
+        </w:rPr>
+        <w:t xml:space="preserve"> </w:t>
+      </w:r>
+      <w:r>
+        <w:rPr>
+          <w:b/>
+          <w:bCs/>
+        </w:rPr>
+        <w:t xml:space="preserve">MENTAL</w:t>
+      </w:r>
+      <w:r>
+        <w:rPr>
+          <w:b/>
+          <w:bCs/>
+        </w:rPr>
+        <w:t xml:space="preserve"> </w:t>
+      </w:r>
+      <w:r>
+        <w:rPr>
+          <w:b/>
+          <w:bCs/>
+        </w:rPr>
+        <w:t xml:space="preserve">RESPONSIBILITY.</w:t>
+      </w:r>
     </w:p>
     <w:p>
       <w:pPr>
-        <w:pStyle w:val="PointHeadingChained"/>
+        <w:keepLines/>
+        <w:spacing w:before="288" w:after="240" w:line="294" w:lineRule="exact"/>
+        <w:ind w:left="0" w:firstLine="0"/>
+        <w:jc w:val="center"/>
+        <w:outlineLvl w:val="1"/>
       </w:pPr>
       <w:r>
+        <w:rPr>
+          <w:b/>
+          <w:bCs/>
+        </w:rPr>
         <w:t xml:space="preserve">III.</w:t>
       </w:r>
       <w:r>
         <w:br/>
       </w:r>
-      <w:bookmarkStart w:id="104" w:name="_Head104"/>
-      <w:r>
-        <w:t xml:space="preserve">WHETHER THE MILITARY JUDGE ABUSED HER DISCRETION WHEN SHE DENIED CHALLENGES FOR CAUSE AGAINST TWO PANEL MEMBERS WHO QUESTIONED THE CENTRAL DEFENSE OF LACK OF MENTAL RESPONSIBILITY.</w:t>
-      </w:r>
-      <w:bookmarkEnd w:id="104"/>
+      <w:r>
+        <w:rPr>
+          <w:b/>
+          <w:bCs/>
+        </w:rPr>
+        <w:t xml:space="preserve">WHETHER</w:t>
+      </w:r>
+      <w:r>
+        <w:rPr>
+          <w:b/>
+          <w:bCs/>
+        </w:rPr>
+        <w:t xml:space="preserve"> </w:t>
+      </w:r>
+      <w:r>
+        <w:rPr>
+          <w:b/>
+          <w:bCs/>
+        </w:rPr>
+        <w:t xml:space="preserve">THE</w:t>
+      </w:r>
+      <w:r>
+        <w:rPr>
+          <w:b/>
+          <w:bCs/>
+        </w:rPr>
+        <w:t xml:space="preserve"> </w:t>
+      </w:r>
+      <w:r>
+        <w:rPr>
+          <w:b/>
+          <w:bCs/>
+        </w:rPr>
+        <w:t xml:space="preserve">MILITARY</w:t>
+      </w:r>
+      <w:r>
+        <w:rPr>
+          <w:b/>
+          <w:bCs/>
+        </w:rPr>
+        <w:t xml:space="preserve"> </w:t>
+      </w:r>
+      <w:r>
+        <w:rPr>
+          <w:b/>
+          <w:bCs/>
+        </w:rPr>
+        <w:t xml:space="preserve">JUDGE</w:t>
+      </w:r>
+      <w:r>
+        <w:rPr>
+          <w:b/>
+          <w:bCs/>
+        </w:rPr>
+        <w:t xml:space="preserve"> </w:t>
+      </w:r>
+      <w:r>
+        <w:rPr>
+          <w:b/>
+          <w:bCs/>
+        </w:rPr>
+        <w:t xml:space="preserve">ABUSED</w:t>
+      </w:r>
+      <w:r>
+        <w:rPr>
+          <w:b/>
+          <w:bCs/>
+        </w:rPr>
+        <w:t xml:space="preserve"> </w:t>
+      </w:r>
+      <w:r>
+        <w:rPr>
+          <w:b/>
+          <w:bCs/>
+        </w:rPr>
+        <w:t xml:space="preserve">HER</w:t>
+      </w:r>
+      <w:r>
+        <w:rPr>
+          <w:b/>
+          <w:bCs/>
+        </w:rPr>
+        <w:t xml:space="preserve"> </w:t>
+      </w:r>
+      <w:r>
+        <w:rPr>
+          <w:b/>
+          <w:bCs/>
+        </w:rPr>
+        <w:t xml:space="preserve">DISCRETION</w:t>
+      </w:r>
+      <w:r>
+        <w:rPr>
+          <w:b/>
+          <w:bCs/>
+        </w:rPr>
+        <w:t xml:space="preserve"> </w:t>
+      </w:r>
+      <w:r>
+        <w:rPr>
+          <w:b/>
+          <w:bCs/>
+        </w:rPr>
+        <w:t xml:space="preserve">WHEN</w:t>
+      </w:r>
+      <w:r>
+        <w:rPr>
+          <w:b/>
+          <w:bCs/>
+        </w:rPr>
+        <w:t xml:space="preserve"> </w:t>
+      </w:r>
+      <w:r>
+        <w:rPr>
+          <w:b/>
+          <w:bCs/>
+        </w:rPr>
+        <w:t xml:space="preserve">SHE</w:t>
+      </w:r>
+      <w:r>
+        <w:rPr>
+          <w:b/>
+          <w:bCs/>
+        </w:rPr>
+        <w:t xml:space="preserve"> </w:t>
+      </w:r>
+      <w:r>
+        <w:rPr>
+          <w:b/>
+          <w:bCs/>
+        </w:rPr>
+        <w:t xml:space="preserve">DENIED</w:t>
+      </w:r>
+      <w:r>
+        <w:rPr>
+          <w:b/>
+          <w:bCs/>
+        </w:rPr>
+        <w:t xml:space="preserve"> </w:t>
+      </w:r>
+      <w:r>
+        <w:rPr>
+          <w:b/>
+          <w:bCs/>
+        </w:rPr>
+        <w:t xml:space="preserve">CHALLENGES</w:t>
+      </w:r>
+      <w:r>
+        <w:rPr>
+          <w:b/>
+          <w:bCs/>
+        </w:rPr>
+        <w:t xml:space="preserve"> </w:t>
+      </w:r>
+      <w:r>
+        <w:rPr>
+          <w:b/>
+          <w:bCs/>
+        </w:rPr>
+        <w:t xml:space="preserve">FOR</w:t>
+      </w:r>
+      <w:r>
+        <w:rPr>
+          <w:b/>
+          <w:bCs/>
+        </w:rPr>
+        <w:t xml:space="preserve"> </w:t>
+      </w:r>
+      <w:r>
+        <w:rPr>
+          <w:b/>
+          <w:bCs/>
+        </w:rPr>
+        <w:t xml:space="preserve">CAUSE</w:t>
+      </w:r>
+      <w:r>
+        <w:rPr>
+          <w:b/>
+          <w:bCs/>
+        </w:rPr>
+        <w:t xml:space="preserve"> </w:t>
+      </w:r>
+      <w:r>
+        <w:rPr>
+          <w:b/>
+          <w:bCs/>
+        </w:rPr>
+        <w:t xml:space="preserve">AGAINST</w:t>
+      </w:r>
+      <w:r>
+        <w:rPr>
+          <w:b/>
+          <w:bCs/>
+        </w:rPr>
+        <w:t xml:space="preserve"> </w:t>
+      </w:r>
+      <w:r>
+        <w:rPr>
+          <w:b/>
+          <w:bCs/>
+        </w:rPr>
+        <w:t xml:space="preserve">TWO</w:t>
+      </w:r>
+      <w:r>
+        <w:rPr>
+          <w:b/>
+          <w:bCs/>
+        </w:rPr>
+        <w:t xml:space="preserve"> </w:t>
+      </w:r>
+      <w:r>
+        <w:rPr>
+          <w:b/>
+          <w:bCs/>
+        </w:rPr>
+        <w:t xml:space="preserve">PANEL</w:t>
+      </w:r>
+      <w:r>
+        <w:rPr>
+          <w:b/>
+          <w:bCs/>
+        </w:rPr>
+        <w:t xml:space="preserve"> </w:t>
+      </w:r>
+      <w:r>
+        <w:rPr>
+          <w:b/>
+          <w:bCs/>
+        </w:rPr>
+        <w:t xml:space="preserve">MEMBERS</w:t>
+      </w:r>
+      <w:r>
+        <w:rPr>
+          <w:b/>
+          <w:bCs/>
+        </w:rPr>
+        <w:t xml:space="preserve"> </w:t>
+      </w:r>
+      <w:r>
+        <w:rPr>
+          <w:b/>
+          <w:bCs/>
+        </w:rPr>
+        <w:t xml:space="preserve">WHO</w:t>
+      </w:r>
+      <w:r>
+        <w:rPr>
+          <w:b/>
+          <w:bCs/>
+        </w:rPr>
+        <w:t xml:space="preserve"> </w:t>
+      </w:r>
+      <w:r>
+        <w:rPr>
+          <w:b/>
+          <w:bCs/>
+        </w:rPr>
+        <w:t xml:space="preserve">QUESTIONED</w:t>
+      </w:r>
+      <w:r>
+        <w:rPr>
+          <w:b/>
+          <w:bCs/>
+        </w:rPr>
+        <w:t xml:space="preserve"> </w:t>
+      </w:r>
+      <w:r>
+        <w:rPr>
+          <w:b/>
+          <w:bCs/>
+        </w:rPr>
+        <w:t xml:space="preserve">THE</w:t>
+      </w:r>
+      <w:r>
+        <w:rPr>
+          <w:b/>
+          <w:bCs/>
+        </w:rPr>
+        <w:t xml:space="preserve"> </w:t>
+      </w:r>
+      <w:r>
+        <w:rPr>
+          <w:b/>
+          <w:bCs/>
+        </w:rPr>
+        <w:t xml:space="preserve">CENTRAL</w:t>
+      </w:r>
+      <w:r>
+        <w:rPr>
+          <w:b/>
+          <w:bCs/>
+        </w:rPr>
+        <w:t xml:space="preserve"> </w:t>
+      </w:r>
+      <w:r>
+        <w:rPr>
+          <w:b/>
+          <w:bCs/>
+        </w:rPr>
+        <w:t xml:space="preserve">DEFENSE</w:t>
+      </w:r>
+      <w:r>
+        <w:rPr>
+          <w:b/>
+          <w:bCs/>
+        </w:rPr>
+        <w:t xml:space="preserve"> </w:t>
+      </w:r>
+      <w:r>
+        <w:rPr>
+          <w:b/>
+          <w:bCs/>
+        </w:rPr>
+        <w:t xml:space="preserve">OF</w:t>
+      </w:r>
+      <w:r>
+        <w:rPr>
+          <w:b/>
+          <w:bCs/>
+        </w:rPr>
+        <w:t xml:space="preserve"> </w:t>
+      </w:r>
+      <w:r>
+        <w:rPr>
+          <w:b/>
+          <w:bCs/>
+        </w:rPr>
+        <w:t xml:space="preserve">LACK</w:t>
+      </w:r>
+      <w:r>
+        <w:rPr>
+          <w:b/>
+          <w:bCs/>
+        </w:rPr>
+        <w:t xml:space="preserve"> </w:t>
+      </w:r>
+      <w:r>
+        <w:rPr>
+          <w:b/>
+          <w:bCs/>
+        </w:rPr>
+        <w:t xml:space="preserve">OF</w:t>
+      </w:r>
+      <w:r>
+        <w:rPr>
+          <w:b/>
+          <w:bCs/>
+        </w:rPr>
+        <w:t xml:space="preserve"> </w:t>
+      </w:r>
+      <w:r>
+        <w:rPr>
+          <w:b/>
+          <w:bCs/>
+        </w:rPr>
+        <w:t xml:space="preserve">MENTAL</w:t>
+      </w:r>
+      <w:r>
+        <w:rPr>
+          <w:b/>
+          <w:bCs/>
+        </w:rPr>
+        <w:t xml:space="preserve"> </w:t>
+      </w:r>
+      <w:r>
+        <w:rPr>
+          <w:b/>
+          <w:bCs/>
+        </w:rPr>
+        <w:t xml:space="preserve">RESPONSIBILITY.</w:t>
+      </w:r>
     </w:p>
     <w:p>
       <w:pPr>
-        <w:pStyle w:val="PointHeadingChained"/>
+        <w:keepLines/>
+        <w:spacing w:before="288" w:after="240" w:line="294" w:lineRule="exact"/>
+        <w:ind w:left="0" w:firstLine="0"/>
+        <w:jc w:val="center"/>
+        <w:outlineLvl w:val="1"/>
       </w:pPr>
       <w:r>
+        <w:rPr>
+          <w:b/>
+          <w:bCs/>
+        </w:rPr>
         <w:t xml:space="preserve">IV.</w:t>
       </w:r>
       <w:r>
         <w:br/>
       </w:r>
-      <w:bookmarkStart w:id="105" w:name="_Head105"/>
-      <w:r>
-        <w:t xml:space="preserve">WHETHER THE RECORD OF TRIAL’S OMISSION OF COURT MEMBER SELECTION SHEETS REQUIRES RELIEF OR, AT A MINIMUM, REMAND FOR CORRECTION.</w:t>
-      </w:r>
-      <w:bookmarkEnd w:id="105"/>
+      <w:r>
+        <w:rPr>
+          <w:b/>
+          <w:bCs/>
+        </w:rPr>
+        <w:t xml:space="preserve">WHETHER</w:t>
+      </w:r>
+      <w:r>
+        <w:rPr>
+          <w:b/>
+          <w:bCs/>
+        </w:rPr>
+        <w:t xml:space="preserve"> </w:t>
+      </w:r>
+      <w:r>
+        <w:rPr>
+          <w:b/>
+          <w:bCs/>
+        </w:rPr>
+        <w:t xml:space="preserve">THE</w:t>
+      </w:r>
+      <w:r>
+        <w:rPr>
+          <w:b/>
+          <w:bCs/>
+        </w:rPr>
+        <w:t xml:space="preserve"> </w:t>
+      </w:r>
+      <w:r>
+        <w:rPr>
+          <w:b/>
+          <w:bCs/>
+        </w:rPr>
+        <w:t xml:space="preserve">RECORD</w:t>
+      </w:r>
+      <w:r>
+        <w:rPr>
+          <w:b/>
+          <w:bCs/>
+        </w:rPr>
+        <w:t xml:space="preserve"> </w:t>
+      </w:r>
+      <w:r>
+        <w:rPr>
+          <w:b/>
+          <w:bCs/>
+        </w:rPr>
+        <w:t xml:space="preserve">OF</w:t>
+      </w:r>
+      <w:r>
+        <w:rPr>
+          <w:b/>
+          <w:bCs/>
+        </w:rPr>
+        <w:t xml:space="preserve"> </w:t>
+      </w:r>
+      <w:r>
+        <w:rPr>
+          <w:b/>
+          <w:bCs/>
+        </w:rPr>
+        <w:t xml:space="preserve">TRIAL’S</w:t>
+      </w:r>
+      <w:r>
+        <w:rPr>
+          <w:b/>
+          <w:bCs/>
+        </w:rPr>
+        <w:t xml:space="preserve"> </w:t>
+      </w:r>
+      <w:r>
+        <w:rPr>
+          <w:b/>
+          <w:bCs/>
+        </w:rPr>
+        <w:t xml:space="preserve">OMISSION</w:t>
+      </w:r>
+      <w:r>
+        <w:rPr>
+          <w:b/>
+          <w:bCs/>
+        </w:rPr>
+        <w:t xml:space="preserve"> </w:t>
+      </w:r>
+      <w:r>
+        <w:rPr>
+          <w:b/>
+          <w:bCs/>
+        </w:rPr>
+        <w:t xml:space="preserve">OF</w:t>
+      </w:r>
+      <w:r>
+        <w:rPr>
+          <w:b/>
+          <w:bCs/>
+        </w:rPr>
+        <w:t xml:space="preserve"> </w:t>
+      </w:r>
+      <w:r>
+        <w:rPr>
+          <w:b/>
+          <w:bCs/>
+        </w:rPr>
+        <w:t xml:space="preserve">COURT</w:t>
+      </w:r>
+      <w:r>
+        <w:rPr>
+          <w:b/>
+          <w:bCs/>
+        </w:rPr>
+        <w:t xml:space="preserve"> </w:t>
+      </w:r>
+      <w:r>
+        <w:rPr>
+          <w:b/>
+          <w:bCs/>
+        </w:rPr>
+        <w:t xml:space="preserve">MEMBER</w:t>
+      </w:r>
+      <w:r>
+        <w:rPr>
+          <w:b/>
+          <w:bCs/>
+        </w:rPr>
+        <w:t xml:space="preserve"> </w:t>
+      </w:r>
+      <w:r>
+        <w:rPr>
+          <w:b/>
+          <w:bCs/>
+        </w:rPr>
+        <w:t xml:space="preserve">SELECTION</w:t>
+      </w:r>
+      <w:r>
+        <w:rPr>
+          <w:b/>
+          <w:bCs/>
+        </w:rPr>
+        <w:t xml:space="preserve"> </w:t>
+      </w:r>
+      <w:r>
+        <w:rPr>
+          <w:b/>
+          <w:bCs/>
+        </w:rPr>
+        <w:t xml:space="preserve">SHEETS</w:t>
+      </w:r>
+      <w:r>
+        <w:rPr>
+          <w:b/>
+          <w:bCs/>
+        </w:rPr>
+        <w:t xml:space="preserve"> </w:t>
+      </w:r>
+      <w:r>
+        <w:rPr>
+          <w:b/>
+          <w:bCs/>
+        </w:rPr>
+        <w:t xml:space="preserve">REQUIRES</w:t>
+      </w:r>
+      <w:r>
+        <w:rPr>
+          <w:b/>
+          <w:bCs/>
+        </w:rPr>
+        <w:t xml:space="preserve"> </w:t>
+      </w:r>
+      <w:r>
+        <w:rPr>
+          <w:b/>
+          <w:bCs/>
+        </w:rPr>
+        <w:t xml:space="preserve">RELIEF</w:t>
+      </w:r>
+      <w:r>
+        <w:rPr>
+          <w:b/>
+          <w:bCs/>
+        </w:rPr>
+        <w:t xml:space="preserve"> </w:t>
+      </w:r>
+      <w:r>
+        <w:rPr>
+          <w:b/>
+          <w:bCs/>
+        </w:rPr>
+        <w:t xml:space="preserve">OR,</w:t>
+      </w:r>
+      <w:r>
+        <w:rPr>
+          <w:b/>
+          <w:bCs/>
+        </w:rPr>
+        <w:t xml:space="preserve"> </w:t>
+      </w:r>
+      <w:r>
+        <w:rPr>
+          <w:b/>
+          <w:bCs/>
+        </w:rPr>
+        <w:t xml:space="preserve">AT</w:t>
+      </w:r>
+      <w:r>
+        <w:rPr>
+          <w:b/>
+          <w:bCs/>
+        </w:rPr>
+        <w:t xml:space="preserve"> </w:t>
+      </w:r>
+      <w:r>
+        <w:rPr>
+          <w:b/>
+          <w:bCs/>
+        </w:rPr>
+        <w:t xml:space="preserve">A</w:t>
+      </w:r>
+      <w:r>
+        <w:rPr>
+          <w:b/>
+          <w:bCs/>
+        </w:rPr>
+        <w:t xml:space="preserve"> </w:t>
+      </w:r>
+      <w:r>
+        <w:rPr>
+          <w:b/>
+          <w:bCs/>
+        </w:rPr>
+        <w:t xml:space="preserve">MINIMUM,</w:t>
+      </w:r>
+      <w:r>
+        <w:rPr>
+          <w:b/>
+          <w:bCs/>
+        </w:rPr>
+        <w:t xml:space="preserve"> </w:t>
+      </w:r>
+      <w:r>
+        <w:rPr>
+          <w:b/>
+          <w:bCs/>
+        </w:rPr>
+        <w:t xml:space="preserve">REMAND</w:t>
+      </w:r>
+      <w:r>
+        <w:rPr>
+          <w:b/>
+          <w:bCs/>
+        </w:rPr>
+        <w:t xml:space="preserve"> </w:t>
+      </w:r>
+      <w:r>
+        <w:rPr>
+          <w:b/>
+          <w:bCs/>
+        </w:rPr>
+        <w:t xml:space="preserve">FOR</w:t>
+      </w:r>
+      <w:r>
+        <w:rPr>
+          <w:b/>
+          <w:bCs/>
+        </w:rPr>
+        <w:t xml:space="preserve"> </w:t>
+      </w:r>
+      <w:r>
+        <w:rPr>
+          <w:b/>
+          <w:bCs/>
+        </w:rPr>
+        <w:t xml:space="preserve">CORRECTION.</w:t>
+      </w:r>
     </w:p>
     <w:p>
       <w:pPr>
-        <w:pStyle w:val="PointHeadingChained"/>
+        <w:keepLines/>
+        <w:spacing w:before="288" w:after="240" w:line="294" w:lineRule="exact"/>
+        <w:ind w:left="0" w:firstLine="0"/>
+        <w:jc w:val="center"/>
+        <w:outlineLvl w:val="1"/>
       </w:pPr>
       <w:r>
+        <w:rPr>
+          <w:b/>
+          <w:bCs/>
+        </w:rPr>
         <w:t xml:space="preserve">V.</w:t>
       </w:r>
       <w:r>
         <w:br/>
       </w:r>
-      <w:bookmarkStart w:id="106" w:name="_Head106"/>
-      <w:r>
-        <w:t xml:space="preserve">WHETHER AIRMAN HOWARD IS ENTITLED TO SENTENCE RELIEF BECAUSE OF THE 223-DAY DELAY BETWEEN ANNOUNCEMENT OF THE SENTENCE AND DOCKETING WITH THIS COURT.</w:t>
-      </w:r>
-      <w:bookmarkEnd w:id="106"/>
+      <w:r>
+        <w:rPr>
+          <w:b/>
+          <w:bCs/>
+        </w:rPr>
+        <w:t xml:space="preserve">WHETHER</w:t>
+      </w:r>
+      <w:r>
+        <w:rPr>
+          <w:b/>
+          <w:bCs/>
+        </w:rPr>
+        <w:t xml:space="preserve"> </w:t>
+      </w:r>
+      <w:r>
+        <w:rPr>
+          <w:b/>
+          <w:bCs/>
+        </w:rPr>
+        <w:t xml:space="preserve">AIRMAN</w:t>
+      </w:r>
+      <w:r>
+        <w:rPr>
+          <w:b/>
+          <w:bCs/>
+        </w:rPr>
+        <w:t xml:space="preserve"> </w:t>
+      </w:r>
+      <w:r>
+        <w:rPr>
+          <w:b/>
+          <w:bCs/>
+        </w:rPr>
+        <w:t xml:space="preserve">HOWARD</w:t>
+      </w:r>
+      <w:r>
+        <w:rPr>
+          <w:b/>
+          <w:bCs/>
+        </w:rPr>
+        <w:t xml:space="preserve"> </w:t>
+      </w:r>
+      <w:r>
+        <w:rPr>
+          <w:b/>
+          <w:bCs/>
+        </w:rPr>
+        <w:t xml:space="preserve">IS</w:t>
+      </w:r>
+      <w:r>
+        <w:rPr>
+          <w:b/>
+          <w:bCs/>
+        </w:rPr>
+        <w:t xml:space="preserve"> </w:t>
+      </w:r>
+      <w:r>
+        <w:rPr>
+          <w:b/>
+          <w:bCs/>
+        </w:rPr>
+        <w:t xml:space="preserve">ENTITLED</w:t>
+      </w:r>
+      <w:r>
+        <w:rPr>
+          <w:b/>
+          <w:bCs/>
+        </w:rPr>
+        <w:t xml:space="preserve"> </w:t>
+      </w:r>
+      <w:r>
+        <w:rPr>
+          <w:b/>
+          <w:bCs/>
+        </w:rPr>
+        <w:t xml:space="preserve">TO</w:t>
+      </w:r>
+      <w:r>
+        <w:rPr>
+          <w:b/>
+          <w:bCs/>
+        </w:rPr>
+        <w:t xml:space="preserve"> </w:t>
+      </w:r>
+      <w:r>
+        <w:rPr>
+          <w:b/>
+          <w:bCs/>
+        </w:rPr>
+        <w:t xml:space="preserve">SENTENCE</w:t>
+      </w:r>
+      <w:r>
+        <w:rPr>
+          <w:b/>
+          <w:bCs/>
+        </w:rPr>
+        <w:t xml:space="preserve"> </w:t>
+      </w:r>
+      <w:r>
+        <w:rPr>
+          <w:b/>
+          <w:bCs/>
+        </w:rPr>
+        <w:t xml:space="preserve">RELIEF</w:t>
+      </w:r>
+      <w:r>
+        <w:rPr>
+          <w:b/>
+          <w:bCs/>
+        </w:rPr>
+        <w:t xml:space="preserve"> </w:t>
+      </w:r>
+      <w:r>
+        <w:rPr>
+          <w:b/>
+          <w:bCs/>
+        </w:rPr>
+        <w:t xml:space="preserve">BECAUSE</w:t>
+      </w:r>
+      <w:r>
+        <w:rPr>
+          <w:b/>
+          <w:bCs/>
+        </w:rPr>
+        <w:t xml:space="preserve"> </w:t>
+      </w:r>
+      <w:r>
+        <w:rPr>
+          <w:b/>
+          <w:bCs/>
+        </w:rPr>
+        <w:t xml:space="preserve">OF</w:t>
+      </w:r>
+      <w:r>
+        <w:rPr>
+          <w:b/>
+          <w:bCs/>
+        </w:rPr>
+        <w:t xml:space="preserve"> </w:t>
+      </w:r>
+      <w:r>
+        <w:rPr>
+          <w:b/>
+          <w:bCs/>
+        </w:rPr>
+        <w:t xml:space="preserve">THE</w:t>
+      </w:r>
+      <w:r>
+        <w:rPr>
+          <w:b/>
+          <w:bCs/>
+        </w:rPr>
+        <w:t xml:space="preserve"> </w:t>
+      </w:r>
+      <w:r>
+        <w:rPr>
+          <w:b/>
+          <w:bCs/>
+        </w:rPr>
+        <w:t xml:space="preserve">223-DAY</w:t>
+      </w:r>
+      <w:r>
+        <w:rPr>
+          <w:b/>
+          <w:bCs/>
+        </w:rPr>
+        <w:t xml:space="preserve"> </w:t>
+      </w:r>
+      <w:r>
+        <w:rPr>
+          <w:b/>
+          <w:bCs/>
+        </w:rPr>
+        <w:t xml:space="preserve">DELAY</w:t>
+      </w:r>
+      <w:r>
+        <w:rPr>
+          <w:b/>
+          <w:bCs/>
+        </w:rPr>
+        <w:t xml:space="preserve"> </w:t>
+      </w:r>
+      <w:r>
+        <w:rPr>
+          <w:b/>
+          <w:bCs/>
+        </w:rPr>
+        <w:t xml:space="preserve">BETWEEN</w:t>
+      </w:r>
+      <w:r>
+        <w:rPr>
+          <w:b/>
+          <w:bCs/>
+        </w:rPr>
+        <w:t xml:space="preserve"> </w:t>
+      </w:r>
+      <w:r>
+        <w:rPr>
+          <w:b/>
+          <w:bCs/>
+        </w:rPr>
+        <w:t xml:space="preserve">ANNOUNCEMENT</w:t>
+      </w:r>
+      <w:r>
+        <w:rPr>
+          <w:b/>
+          <w:bCs/>
+        </w:rPr>
+        <w:t xml:space="preserve"> </w:t>
+      </w:r>
+      <w:r>
+        <w:rPr>
+          <w:b/>
+          <w:bCs/>
+        </w:rPr>
+        <w:t xml:space="preserve">OF</w:t>
+      </w:r>
+      <w:r>
+        <w:rPr>
+          <w:b/>
+          <w:bCs/>
+        </w:rPr>
+        <w:t xml:space="preserve"> </w:t>
+      </w:r>
+      <w:r>
+        <w:rPr>
+          <w:b/>
+          <w:bCs/>
+        </w:rPr>
+        <w:t xml:space="preserve">THE</w:t>
+      </w:r>
+      <w:r>
+        <w:rPr>
+          <w:b/>
+          <w:bCs/>
+        </w:rPr>
+        <w:t xml:space="preserve"> </w:t>
+      </w:r>
+      <w:r>
+        <w:rPr>
+          <w:b/>
+          <w:bCs/>
+        </w:rPr>
+        <w:t xml:space="preserve">SENTENCE</w:t>
+      </w:r>
+      <w:r>
+        <w:rPr>
+          <w:b/>
+          <w:bCs/>
+        </w:rPr>
+        <w:t xml:space="preserve"> </w:t>
+      </w:r>
+      <w:r>
+        <w:rPr>
+          <w:b/>
+          <w:bCs/>
+        </w:rPr>
+        <w:t xml:space="preserve">AND</w:t>
+      </w:r>
+      <w:r>
+        <w:rPr>
+          <w:b/>
+          <w:bCs/>
+        </w:rPr>
+        <w:t xml:space="preserve"> </w:t>
+      </w:r>
+      <w:r>
+        <w:rPr>
+          <w:b/>
+          <w:bCs/>
+        </w:rPr>
+        <w:t xml:space="preserve">DOCKETING</w:t>
+      </w:r>
+      <w:r>
+        <w:rPr>
+          <w:b/>
+          <w:bCs/>
+        </w:rPr>
+        <w:t xml:space="preserve"> </w:t>
+      </w:r>
+      <w:r>
+        <w:rPr>
+          <w:b/>
+          <w:bCs/>
+        </w:rPr>
+        <w:t xml:space="preserve">WITH</w:t>
+      </w:r>
+      <w:r>
+        <w:rPr>
+          <w:b/>
+          <w:bCs/>
+        </w:rPr>
+        <w:t xml:space="preserve"> </w:t>
+      </w:r>
+      <w:r>
+        <w:rPr>
+          <w:b/>
+          <w:bCs/>
+        </w:rPr>
+        <w:t xml:space="preserve">THIS</w:t>
+      </w:r>
+      <w:r>
+        <w:rPr>
+          <w:b/>
+          <w:bCs/>
+        </w:rPr>
+        <w:t xml:space="preserve"> </w:t>
+      </w:r>
+      <w:r>
+        <w:rPr>
+          <w:b/>
+          <w:bCs/>
+        </w:rPr>
+        <w:t xml:space="preserve">COURT.</w:t>
+      </w:r>
     </w:p>
     <w:p>
       <w:pPr>
-        <w:pStyle w:val="PointHeadingChained"/>
+        <w:keepLines/>
+        <w:spacing w:before="288" w:after="240" w:line="294" w:lineRule="exact"/>
+        <w:ind w:left="0" w:firstLine="0"/>
+        <w:jc w:val="center"/>
+        <w:outlineLvl w:val="1"/>
       </w:pPr>
       <w:r>
+        <w:rPr>
+          <w:b/>
+          <w:bCs/>
+        </w:rPr>
         <w:t xml:space="preserve">VI.</w:t>
       </w:r>
       <w:r>
         <w:br/>
       </w:r>
-      <w:bookmarkStart w:id="107" w:name="_Head107"/>
-      <w:r>
-        <w:t xml:space="preserve">WHETHER, AS APPLIED TO AIRMAN HOWARD, 18 U.S.C. § 922 IS UNCONSTITUTIONAL BECAUSE THE GOVERNMENT CANNOT DEMONSTRATE THAT BARRING HIS POSSESSION OF FIREARMS IS “CONSISTENT WITH THE NATION’S HISTORICAL TRADITION OF FIREARM REGULATION.”</w:t>
-      </w:r>
-      <w:bookmarkEnd w:id="107"/>
+      <w:r>
+        <w:rPr>
+          <w:b/>
+          <w:bCs/>
+        </w:rPr>
+        <w:t xml:space="preserve">WHETHER,</w:t>
+      </w:r>
+      <w:r>
+        <w:rPr>
+          <w:b/>
+          <w:bCs/>
+        </w:rPr>
+        <w:t xml:space="preserve"> </w:t>
+      </w:r>
+      <w:r>
+        <w:rPr>
+          <w:b/>
+          <w:bCs/>
+        </w:rPr>
+        <w:t xml:space="preserve">AS</w:t>
+      </w:r>
+      <w:r>
+        <w:rPr>
+          <w:b/>
+          <w:bCs/>
+        </w:rPr>
+        <w:t xml:space="preserve"> </w:t>
+      </w:r>
+      <w:r>
+        <w:rPr>
+          <w:b/>
+          <w:bCs/>
+        </w:rPr>
+        <w:t xml:space="preserve">APPLIED</w:t>
+      </w:r>
+      <w:r>
+        <w:rPr>
+          <w:b/>
+          <w:bCs/>
+        </w:rPr>
+        <w:t xml:space="preserve"> </w:t>
+      </w:r>
+      <w:r>
+        <w:rPr>
+          <w:b/>
+          <w:bCs/>
+        </w:rPr>
+        <w:t xml:space="preserve">TO</w:t>
+      </w:r>
+      <w:r>
+        <w:rPr>
+          <w:b/>
+          <w:bCs/>
+        </w:rPr>
+        <w:t xml:space="preserve"> </w:t>
+      </w:r>
+      <w:r>
+        <w:rPr>
+          <w:b/>
+          <w:bCs/>
+        </w:rPr>
+        <w:t xml:space="preserve">AIRMAN</w:t>
+      </w:r>
+      <w:r>
+        <w:rPr>
+          <w:b/>
+          <w:bCs/>
+        </w:rPr>
+        <w:t xml:space="preserve"> </w:t>
+      </w:r>
+      <w:r>
+        <w:rPr>
+          <w:b/>
+          <w:bCs/>
+        </w:rPr>
+        <w:t xml:space="preserve">HOWARD,</w:t>
+      </w:r>
+      <w:r>
+        <w:rPr>
+          <w:b/>
+          <w:bCs/>
+        </w:rPr>
+        <w:t xml:space="preserve"> </w:t>
+      </w:r>
+      <w:r>
+        <w:rPr>
+          <w:b/>
+          <w:bCs/>
+        </w:rPr>
+        <w:t xml:space="preserve">18</w:t>
+      </w:r>
+      <w:r>
+        <w:rPr>
+          <w:b/>
+          <w:bCs/>
+        </w:rPr>
+        <w:t xml:space="preserve"> </w:t>
+      </w:r>
+      <w:r>
+        <w:rPr>
+          <w:b/>
+          <w:bCs/>
+        </w:rPr>
+        <w:t xml:space="preserve">U.S.C.</w:t>
+      </w:r>
+      <w:r>
+        <w:rPr>
+          <w:b/>
+          <w:bCs/>
+        </w:rPr>
+        <w:t xml:space="preserve"> </w:t>
+      </w:r>
+      <w:r>
+        <w:rPr>
+          <w:b/>
+          <w:bCs/>
+        </w:rPr>
+        <w:t xml:space="preserve">§</w:t>
+      </w:r>
+      <w:r>
+        <w:rPr>
+          <w:b/>
+          <w:bCs/>
+        </w:rPr>
+        <w:t xml:space="preserve"> </w:t>
+      </w:r>
+      <w:r>
+        <w:rPr>
+          <w:b/>
+          <w:bCs/>
+        </w:rPr>
+        <w:t xml:space="preserve">922</w:t>
+      </w:r>
+      <w:r>
+        <w:rPr>
+          <w:b/>
+          <w:bCs/>
+        </w:rPr>
+        <w:t xml:space="preserve"> </w:t>
+      </w:r>
+      <w:r>
+        <w:rPr>
+          <w:b/>
+          <w:bCs/>
+        </w:rPr>
+        <w:t xml:space="preserve">IS</w:t>
+      </w:r>
+      <w:r>
+        <w:rPr>
+          <w:b/>
+          <w:bCs/>
+        </w:rPr>
+        <w:t xml:space="preserve"> </w:t>
+      </w:r>
+      <w:r>
+        <w:rPr>
+          <w:b/>
+          <w:bCs/>
+        </w:rPr>
+        <w:t xml:space="preserve">UNCONSTITUTIONAL</w:t>
+      </w:r>
+      <w:r>
+        <w:rPr>
+          <w:b/>
+          <w:bCs/>
+        </w:rPr>
+        <w:t xml:space="preserve"> </w:t>
+      </w:r>
+      <w:r>
+        <w:rPr>
+          <w:b/>
+          <w:bCs/>
+        </w:rPr>
+        <w:t xml:space="preserve">BECAUSE</w:t>
+      </w:r>
+      <w:r>
+        <w:rPr>
+          <w:b/>
+          <w:bCs/>
+        </w:rPr>
+        <w:t xml:space="preserve"> </w:t>
+      </w:r>
+      <w:r>
+        <w:rPr>
+          <w:b/>
+          <w:bCs/>
+        </w:rPr>
+        <w:t xml:space="preserve">THE</w:t>
+      </w:r>
+      <w:r>
+        <w:rPr>
+          <w:b/>
+          <w:bCs/>
+        </w:rPr>
+        <w:t xml:space="preserve"> </w:t>
+      </w:r>
+      <w:r>
+        <w:rPr>
+          <w:b/>
+          <w:bCs/>
+        </w:rPr>
+        <w:t xml:space="preserve">GOVERNMENT</w:t>
+      </w:r>
+      <w:r>
+        <w:rPr>
+          <w:b/>
+          <w:bCs/>
+        </w:rPr>
+        <w:t xml:space="preserve"> </w:t>
+      </w:r>
+      <w:r>
+        <w:rPr>
+          <w:b/>
+          <w:bCs/>
+        </w:rPr>
+        <w:t xml:space="preserve">CANNOT</w:t>
+      </w:r>
+      <w:r>
+        <w:rPr>
+          <w:b/>
+          <w:bCs/>
+        </w:rPr>
+        <w:t xml:space="preserve"> </w:t>
+      </w:r>
+      <w:r>
+        <w:rPr>
+          <w:b/>
+          <w:bCs/>
+        </w:rPr>
+        <w:t xml:space="preserve">DEMONSTRATE</w:t>
+      </w:r>
+      <w:r>
+        <w:rPr>
+          <w:b/>
+          <w:bCs/>
+        </w:rPr>
+        <w:t xml:space="preserve"> </w:t>
+      </w:r>
+      <w:r>
+        <w:rPr>
+          <w:b/>
+          <w:bCs/>
+        </w:rPr>
+        <w:t xml:space="preserve">THAT</w:t>
+      </w:r>
+      <w:r>
+        <w:rPr>
+          <w:b/>
+          <w:bCs/>
+        </w:rPr>
+        <w:t xml:space="preserve"> </w:t>
+      </w:r>
+      <w:r>
+        <w:rPr>
+          <w:b/>
+          <w:bCs/>
+        </w:rPr>
+        <w:t xml:space="preserve">BARRING</w:t>
+      </w:r>
+      <w:r>
+        <w:rPr>
+          <w:b/>
+          <w:bCs/>
+        </w:rPr>
+        <w:t xml:space="preserve"> </w:t>
+      </w:r>
+      <w:r>
+        <w:rPr>
+          <w:b/>
+          <w:bCs/>
+        </w:rPr>
+        <w:t xml:space="preserve">HIS</w:t>
+      </w:r>
+      <w:r>
+        <w:rPr>
+          <w:b/>
+          <w:bCs/>
+        </w:rPr>
+        <w:t xml:space="preserve"> </w:t>
+      </w:r>
+      <w:r>
+        <w:rPr>
+          <w:b/>
+          <w:bCs/>
+        </w:rPr>
+        <w:t xml:space="preserve">POSSESSION</w:t>
+      </w:r>
+      <w:r>
+        <w:rPr>
+          <w:b/>
+          <w:bCs/>
+        </w:rPr>
+        <w:t xml:space="preserve"> </w:t>
+      </w:r>
+      <w:r>
+        <w:rPr>
+          <w:b/>
+          <w:bCs/>
+        </w:rPr>
+        <w:t xml:space="preserve">OF</w:t>
+      </w:r>
+      <w:r>
+        <w:rPr>
+          <w:b/>
+          <w:bCs/>
+        </w:rPr>
+        <w:t xml:space="preserve"> </w:t>
+      </w:r>
+      <w:r>
+        <w:rPr>
+          <w:b/>
+          <w:bCs/>
+        </w:rPr>
+        <w:t xml:space="preserve">FIREARMS</w:t>
+      </w:r>
+      <w:r>
+        <w:rPr>
+          <w:b/>
+          <w:bCs/>
+        </w:rPr>
+        <w:t xml:space="preserve"> </w:t>
+      </w:r>
+      <w:r>
+        <w:rPr>
+          <w:b/>
+          <w:bCs/>
+        </w:rPr>
+        <w:t xml:space="preserve">IS</w:t>
+      </w:r>
+      <w:r>
+        <w:rPr>
+          <w:b/>
+          <w:bCs/>
+        </w:rPr>
+        <w:t xml:space="preserve"> </w:t>
+      </w:r>
+      <w:r>
+        <w:rPr>
+          <w:b/>
+          <w:bCs/>
+        </w:rPr>
+        <w:t xml:space="preserve">“CONSISTENT</w:t>
+      </w:r>
+      <w:r>
+        <w:rPr>
+          <w:b/>
+          <w:bCs/>
+        </w:rPr>
+        <w:t xml:space="preserve"> </w:t>
+      </w:r>
+      <w:r>
+        <w:rPr>
+          <w:b/>
+          <w:bCs/>
+        </w:rPr>
+        <w:t xml:space="preserve">WITH</w:t>
+      </w:r>
+      <w:r>
+        <w:rPr>
+          <w:b/>
+          <w:bCs/>
+        </w:rPr>
+        <w:t xml:space="preserve"> </w:t>
+      </w:r>
+      <w:r>
+        <w:rPr>
+          <w:b/>
+          <w:bCs/>
+        </w:rPr>
+        <w:t xml:space="preserve">THE</w:t>
+      </w:r>
+      <w:r>
+        <w:rPr>
+          <w:b/>
+          <w:bCs/>
+        </w:rPr>
+        <w:t xml:space="preserve"> </w:t>
+      </w:r>
+      <w:r>
+        <w:rPr>
+          <w:b/>
+          <w:bCs/>
+        </w:rPr>
+        <w:t xml:space="preserve">NATION’S</w:t>
+      </w:r>
+      <w:r>
+        <w:rPr>
+          <w:b/>
+          <w:bCs/>
+        </w:rPr>
+        <w:t xml:space="preserve"> </w:t>
+      </w:r>
+      <w:r>
+        <w:rPr>
+          <w:b/>
+          <w:bCs/>
+        </w:rPr>
+        <w:t xml:space="preserve">HISTORICAL</w:t>
+      </w:r>
+      <w:r>
+        <w:rPr>
+          <w:b/>
+          <w:bCs/>
+        </w:rPr>
+        <w:t xml:space="preserve"> </w:t>
+      </w:r>
+      <w:r>
+        <w:rPr>
+          <w:b/>
+          <w:bCs/>
+        </w:rPr>
+        <w:t xml:space="preserve">TRADITION</w:t>
+      </w:r>
+      <w:r>
+        <w:rPr>
+          <w:b/>
+          <w:bCs/>
+        </w:rPr>
+        <w:t xml:space="preserve"> </w:t>
+      </w:r>
+      <w:r>
+        <w:rPr>
+          <w:b/>
+          <w:bCs/>
+        </w:rPr>
+        <w:t xml:space="preserve">OF</w:t>
+      </w:r>
+      <w:r>
+        <w:rPr>
+          <w:b/>
+          <w:bCs/>
+        </w:rPr>
+        <w:t xml:space="preserve"> </w:t>
+      </w:r>
+      <w:r>
+        <w:rPr>
+          <w:b/>
+          <w:bCs/>
+        </w:rPr>
+        <w:t xml:space="preserve">FIREARM</w:t>
+      </w:r>
+      <w:r>
+        <w:rPr>
+          <w:b/>
+          <w:bCs/>
+        </w:rPr>
+        <w:t xml:space="preserve"> </w:t>
+      </w:r>
+      <w:r>
+        <w:rPr>
+          <w:b/>
+          <w:bCs/>
+        </w:rPr>
+        <w:t xml:space="preserve">REGULATION.”</w:t>
+      </w:r>
     </w:p>
     <w:p>
       <w:pPr>
-        <w:pStyle w:val="PointHeadingChained"/>
+        <w:keepLines/>
+        <w:spacing w:before="288" w:after="240" w:line="294" w:lineRule="exact"/>
+        <w:ind w:left="0" w:firstLine="0"/>
+        <w:jc w:val="center"/>
+        <w:outlineLvl w:val="1"/>
       </w:pPr>
       <w:r>
+        <w:rPr>
+          <w:b/>
+          <w:bCs/>
+        </w:rPr>
         <w:t xml:space="preserve">VII.</w:t>
       </w:r>
       <w:r>
         <w:br/>
       </w:r>
-      <w:bookmarkStart w:id="108" w:name="_Head108"/>
-      <w:r>
-        <w:t xml:space="preserve">WHETHER AIRMAN HOWARD’S ASSAULT AND INSUBORDINATE CONDUCT CONVICTIONS ARE LEGALLY SUFFICIENT.</w:t>
-      </w:r>
-      <w:bookmarkEnd w:id="108"/>
+      <w:r>
+        <w:rPr>
+          <w:b/>
+          <w:bCs/>
+        </w:rPr>
+        <w:t xml:space="preserve">WHETHER</w:t>
+      </w:r>
+      <w:r>
+        <w:rPr>
+          <w:b/>
+          <w:bCs/>
+        </w:rPr>
+        <w:t xml:space="preserve"> </w:t>
+      </w:r>
+      <w:r>
+        <w:rPr>
+          <w:b/>
+          <w:bCs/>
+        </w:rPr>
+        <w:t xml:space="preserve">AIRMAN</w:t>
+      </w:r>
+      <w:r>
+        <w:rPr>
+          <w:b/>
+          <w:bCs/>
+        </w:rPr>
+        <w:t xml:space="preserve"> </w:t>
+      </w:r>
+      <w:r>
+        <w:rPr>
+          <w:b/>
+          <w:bCs/>
+        </w:rPr>
+        <w:t xml:space="preserve">HOWARD’S</w:t>
+      </w:r>
+      <w:r>
+        <w:rPr>
+          <w:b/>
+          <w:bCs/>
+        </w:rPr>
+        <w:t xml:space="preserve"> </w:t>
+      </w:r>
+      <w:r>
+        <w:rPr>
+          <w:b/>
+          <w:bCs/>
+        </w:rPr>
+        <w:t xml:space="preserve">ASSAULT</w:t>
+      </w:r>
+      <w:r>
+        <w:rPr>
+          <w:b/>
+          <w:bCs/>
+        </w:rPr>
+        <w:t xml:space="preserve"> </w:t>
+      </w:r>
+      <w:r>
+        <w:rPr>
+          <w:b/>
+          <w:bCs/>
+        </w:rPr>
+        <w:t xml:space="preserve">AND</w:t>
+      </w:r>
+      <w:r>
+        <w:rPr>
+          <w:b/>
+          <w:bCs/>
+        </w:rPr>
+        <w:t xml:space="preserve"> </w:t>
+      </w:r>
+      <w:r>
+        <w:rPr>
+          <w:b/>
+          <w:bCs/>
+        </w:rPr>
+        <w:t xml:space="preserve">INSUBORDINATE</w:t>
+      </w:r>
+      <w:r>
+        <w:rPr>
+          <w:b/>
+          <w:bCs/>
+        </w:rPr>
+        <w:t xml:space="preserve"> </w:t>
+      </w:r>
+      <w:r>
+        <w:rPr>
+          <w:b/>
+          <w:bCs/>
+        </w:rPr>
+        <w:t xml:space="preserve">CONDUCT</w:t>
+      </w:r>
+      <w:r>
+        <w:rPr>
+          <w:b/>
+          <w:bCs/>
+        </w:rPr>
+        <w:t xml:space="preserve"> </w:t>
+      </w:r>
+      <w:r>
+        <w:rPr>
+          <w:b/>
+          <w:bCs/>
+        </w:rPr>
+        <w:t xml:space="preserve">CONVICTIONS</w:t>
+      </w:r>
+      <w:r>
+        <w:rPr>
+          <w:b/>
+          <w:bCs/>
+        </w:rPr>
+        <w:t xml:space="preserve"> </w:t>
+      </w:r>
+      <w:r>
+        <w:rPr>
+          <w:b/>
+          <w:bCs/>
+        </w:rPr>
+        <w:t xml:space="preserve">ARE</w:t>
+      </w:r>
+      <w:r>
+        <w:rPr>
+          <w:b/>
+          <w:bCs/>
+        </w:rPr>
+        <w:t xml:space="preserve"> </w:t>
+      </w:r>
+      <w:r>
+        <w:rPr>
+          <w:b/>
+          <w:bCs/>
+        </w:rPr>
+        <w:t xml:space="preserve">LEGALLY</w:t>
+      </w:r>
+      <w:r>
+        <w:rPr>
+          <w:b/>
+          <w:bCs/>
+        </w:rPr>
+        <w:t xml:space="preserve"> </w:t>
+      </w:r>
+      <w:r>
+        <w:rPr>
+          <w:b/>
+          <w:bCs/>
+        </w:rPr>
+        <w:t xml:space="preserve">SUFFICIENT.</w:t>
+      </w:r>
     </w:p>
     <w:p>
       <w:pPr>
-        <w:pStyle w:val="SectionHeading"/>
+        <w:keepNext/>
+        <w:keepLines/>
+        <w:spacing w:before="336" w:after="240" w:line="294" w:lineRule="exact"/>
+        <w:ind w:left="0" w:firstLine="0"/>
+        <w:jc w:val="center"/>
+        <w:outlineLvl w:val="0"/>
       </w:pPr>
-      <w:bookmarkStart w:id="109" w:name="_Head109"/>
-      <w:r>
-        <w:t xml:space="preserve">Statement of the Case</w:t>
-      </w:r>
-      <w:bookmarkEnd w:id="109"/>
+      <w:r>
+        <w:rPr>
+          <w:b/>
+          <w:bCs/>
+        </w:rPr>
+        <w:t xml:space="preserve">Statement</w:t>
+      </w:r>
+      <w:r>
+        <w:rPr>
+          <w:b/>
+          <w:bCs/>
+        </w:rPr>
+        <w:t xml:space="preserve"> </w:t>
+      </w:r>
+      <w:r>
+        <w:rPr>
+          <w:b/>
+          <w:bCs/>
+        </w:rPr>
+        <w:t xml:space="preserve">of</w:t>
+      </w:r>
+      <w:r>
+        <w:rPr>
+          <w:b/>
+          <w:bCs/>
+        </w:rPr>
+        <w:t xml:space="preserve"> </w:t>
+      </w:r>
+      <w:r>
+        <w:rPr>
+          <w:b/>
+          <w:bCs/>
+        </w:rPr>
+        <w:t xml:space="preserve">the</w:t>
+      </w:r>
+      <w:r>
+        <w:rPr>
+          <w:b/>
+          <w:bCs/>
+        </w:rPr>
+        <w:t xml:space="preserve"> </w:t>
+      </w:r>
+      <w:r>
+        <w:rPr>
+          <w:b/>
+          <w:bCs/>
+        </w:rPr>
+        <w:t xml:space="preserve">Case</w:t>
+      </w:r>
     </w:p>
     <w:p>
       <w:pPr>
         <w:pStyle w:val="FirstParagraph"/>
       </w:pPr>
       <w:r>
-        <w:t xml:space="preserve">On 7 September and 24-28 October 2022, at Misawa Air Base (AB), Japan, a panel of officer and enlisted members sitting as a general court-martial found Airman (Amn) Brian D. Howard guilty, contrary to his pleas, of: (1) one specification of assault of a superior commissioned officer, in violation of Article 89, Uniform Code of Military Justice (UCMJ),</w:t>
-      </w:r>
-      <w:r>
-        <w:t xml:space="preserve"> </w:t>
-      </w:r>
-      <w:bookmarkStart w:id="5001" w:name="_Hit5001"/>
-      <w:r>
-        <w:t xml:space="preserve">10 U.S.C. § 889 (2018)</w:t>
-      </w:r>
-      <w:bookmarkEnd w:id="5001"/>
+        <w:t xml:space="preserve">On 7 September and 24</w:t>
+      </w:r>
+      <w:r>
+        <w:noBreakHyphen/>
+      </w:r>
+      <w:r>
+        <w:t xml:space="preserve">28 October 2022, at Misawa Air Base (AB), Japan, a panel of officer and enlisted members sitting as a general court-martial found Airman (Amn) Brian D. Howard guilty, contrary to his pleas, of: (1) one specification of assault of a superior commissioned officer, in violation of Article 89, Uniform Code of Military Justice (UCMJ), 10 U.S.C. § 889 (2018)</w:t>
+      </w:r>
       <w:r>
         <w:rPr>
           <w:rStyle w:val="FootnoteReference"/>
@@ -769,40 +4569,7 @@
         <w:footnoteReference w:id="9"/>
       </w:r>
       <w:r>
-        <w:t xml:space="preserve">; (2) one specification of willfully disobeying a superior commissioned officer, in violation of Article 90, UCMJ,</w:t>
-      </w:r>
-      <w:r>
-        <w:t xml:space="preserve"> </w:t>
-      </w:r>
-      <w:bookmarkStart w:id="5002" w:name="_Hit5002"/>
-      <w:r>
-        <w:t xml:space="preserve">10 U.S.C. § 890 (2018)</w:t>
-      </w:r>
-      <w:bookmarkEnd w:id="5002"/>
-      <w:r>
-        <w:t xml:space="preserve">; (3) one specification of insubordinate conduct toward a noncommissioned officer, in violation of Article 91, UCMJ,</w:t>
-      </w:r>
-      <w:r>
-        <w:t xml:space="preserve"> </w:t>
-      </w:r>
-      <w:bookmarkStart w:id="5003" w:name="_Hit5003"/>
-      <w:r>
-        <w:t xml:space="preserve">10 U.S.C. § 891 (2018)</w:t>
-      </w:r>
-      <w:bookmarkEnd w:id="5003"/>
-      <w:r>
-        <w:t xml:space="preserve">; and (4) three specifications of dereliction of duty (one negligent and two willful), in violation of Article 92, UCMJ,</w:t>
-      </w:r>
-      <w:r>
-        <w:t xml:space="preserve"> </w:t>
-      </w:r>
-      <w:bookmarkStart w:id="5004" w:name="_Hit5004"/>
-      <w:r>
-        <w:t xml:space="preserve">10 U.S.C. § 892 (2018)</w:t>
-      </w:r>
-      <w:bookmarkEnd w:id="5004"/>
-      <w:r>
-        <w:t xml:space="preserve">. (R. at 57, 858–59; Entry of Judgment (EOJ).)</w:t>
+        <w:t xml:space="preserve">; (2) one specification of willfully disobeying a superior commissioned officer, in violation of Article 90, UCMJ, 10 U.S.C. § 890 (2018); (3) one specification of insubordinate conduct toward a noncommissioned officer, in violation of Article 91, UCMJ, 10 U.S.C. § 891 (2018); and (4) three specifications of dereliction of duty (one negligent and two willful), in violation of Article 92, UCMJ, 10 U.S.C. § 892 (2018). (R. at 57, 858–59; Entry of Judgment (EOJ).)</w:t>
       </w:r>
     </w:p>
     <w:p>
@@ -810,7 +4577,13 @@
         <w:pStyle w:val="BodyText"/>
       </w:pPr>
       <w:r>
-        <w:t xml:space="preserve">The panel members sentenced Amn Howard to 6 years’ confinement, forfeiture of all pay and allowances, reduction to the grade of E-1, and a dishonorable discharge. (R. at 932; EOJ.) The convening authority took no action on the findings and the sentence. (Convening Authority Decision on Action.)</w:t>
+        <w:t xml:space="preserve">The panel members sentenced Amn Howard to 6 years’ confinement, forfeiture of all pay and allowances, reduction to the grade of E</w:t>
+      </w:r>
+      <w:r>
+        <w:noBreakHyphen/>
+      </w:r>
+      <w:r>
+        <w:t xml:space="preserve">1, and a dishonorable discharge. (R. at 932; EOJ.) The convening authority took no action on the findings and the sentence. (Convening Authority Decision on Action.)</w:t>
       </w:r>
     </w:p>
     <w:p>
@@ -823,7 +4596,6 @@
       <w:r>
         <w:t xml:space="preserve"> </w:t>
       </w:r>
-      <w:bookmarkStart w:id="5005" w:name="_Hit5005"/>
       <w:r>
         <w:rPr>
           <w:i/>
@@ -832,32 +4604,69 @@
         <w:t xml:space="preserve">United States v. Howard</w:t>
       </w:r>
       <w:r>
-        <w:t xml:space="preserve">, No. ACM 40478, 2024 CCA LEXIS 137 (A.F. Ct. Crim. App. 9 Apr. 2024) (unpublished)</w:t>
-      </w:r>
-      <w:bookmarkEnd w:id="5005"/>
-      <w:r>
-        <w:t xml:space="preserve">.</w:t>
+        <w:t xml:space="preserve">, No. ACM 40478, 2024 CCA LEXIS 137 (A.F. Ct. Crim. App. 9 Apr. 2024) (unpublished).</w:t>
       </w:r>
     </w:p>
     <w:p>
       <w:pPr>
-        <w:pStyle w:val="SectionHeading"/>
+        <w:keepNext/>
+        <w:keepLines/>
+        <w:spacing w:before="336" w:after="240" w:line="294" w:lineRule="exact"/>
+        <w:ind w:left="0" w:firstLine="0"/>
+        <w:jc w:val="center"/>
+        <w:outlineLvl w:val="0"/>
       </w:pPr>
-      <w:bookmarkStart w:id="110" w:name="_Head110"/>
-      <w:r>
-        <w:t xml:space="preserve">Statement of Facts</w:t>
-      </w:r>
-      <w:bookmarkEnd w:id="110"/>
+      <w:r>
+        <w:rPr>
+          <w:b/>
+          <w:bCs/>
+        </w:rPr>
+        <w:t xml:space="preserve">Statement</w:t>
+      </w:r>
+      <w:r>
+        <w:rPr>
+          <w:b/>
+          <w:bCs/>
+        </w:rPr>
+        <w:t xml:space="preserve"> </w:t>
+      </w:r>
+      <w:r>
+        <w:rPr>
+          <w:b/>
+          <w:bCs/>
+        </w:rPr>
+        <w:t xml:space="preserve">of</w:t>
+      </w:r>
+      <w:r>
+        <w:rPr>
+          <w:b/>
+          <w:bCs/>
+        </w:rPr>
+        <w:t xml:space="preserve"> </w:t>
+      </w:r>
+      <w:r>
+        <w:rPr>
+          <w:b/>
+          <w:bCs/>
+        </w:rPr>
+        <w:t xml:space="preserve">Facts</w:t>
+      </w:r>
     </w:p>
     <w:p>
       <w:pPr>
-        <w:pStyle w:val="UnnumberedHeadingLeft"/>
+        <w:keepNext/>
+        <w:keepLines/>
+        <w:spacing w:before="264" w:after="216" w:line="294" w:lineRule="exact"/>
+        <w:ind w:left="0" w:firstLine="0"/>
+        <w:outlineLvl w:val="1"/>
       </w:pPr>
-      <w:bookmarkStart w:id="111" w:name="_Head111"/>
-      <w:r>
+      <w:r>
+        <w:rPr>
+          <w:b/>
+          <w:bCs/>
+        </w:rPr>
         <w:t xml:space="preserve">Background</w:t>
       </w:r>
-      <w:bookmarkEnd w:id="111"/>
     </w:p>
     <w:p>
       <w:pPr>
@@ -944,64 +4753,315 @@
     </w:p>
     <w:p>
       <w:pPr>
-        <w:pStyle w:val="SectionHeadingBreak"/>
+        <w:keepNext/>
+        <w:keepLines/>
+        <w:pageBreakBefore/>
+        <w:spacing w:before="0" w:after="240" w:line="294" w:lineRule="exact"/>
+        <w:ind w:left="0" w:firstLine="0"/>
+        <w:jc w:val="center"/>
+        <w:outlineLvl w:val="0"/>
       </w:pPr>
       <w:r>
+        <w:rPr>
+          <w:b/>
+          <w:bCs/>
+        </w:rPr>
         <w:t xml:space="preserve">Certificate of Filing and Service</w:t>
       </w:r>
     </w:p>
     <w:p>
       <w:pPr>
-        <w:pStyle w:val="CertificateBody"/>
+        <w:spacing w:before="0" w:after="0" w:line="492" w:lineRule="exact"/>
+        <w:ind w:left="0" w:firstLine="720"/>
       </w:pPr>
       <w:r>
-        <w:t xml:space="preserve">I certify that the original and copies of the foregoing were sent via email to the Court and served on the Government Trial and Appellate Operations Division on 29 September 2024.</w:t>
+        <w:t xml:space="preserve">I certify that the original and copies of the foregoing were </w:t>
+      </w:r>
+      <w:r>
+        <w:t xml:space="preserve">sent</w:t>
+      </w:r>
+      <w:r>
+        <w:t xml:space="preserve"> </w:t>
+      </w:r>
+      <w:r>
+        <w:t xml:space="preserve">via</w:t>
+      </w:r>
+      <w:r>
+        <w:t xml:space="preserve"> </w:t>
+      </w:r>
+      <w:r>
+        <w:t xml:space="preserve">email</w:t>
+      </w:r>
+      <w:r>
+        <w:t xml:space="preserve"> to the Court and served on </w:t>
+      </w:r>
+      <w:r>
+        <w:t xml:space="preserve">the</w:t>
+      </w:r>
+      <w:r>
+        <w:t xml:space="preserve"> </w:t>
+      </w:r>
+      <w:r>
+        <w:t xml:space="preserve">Government</w:t>
+      </w:r>
+      <w:r>
+        <w:t xml:space="preserve"> </w:t>
+      </w:r>
+      <w:r>
+        <w:t xml:space="preserve">Trial</w:t>
+      </w:r>
+      <w:r>
+        <w:t xml:space="preserve"> </w:t>
+      </w:r>
+      <w:r>
+        <w:t xml:space="preserve">and</w:t>
+      </w:r>
+      <w:r>
+        <w:t xml:space="preserve"> </w:t>
+      </w:r>
+      <w:r>
+        <w:t xml:space="preserve">Appellate</w:t>
+      </w:r>
+      <w:r>
+        <w:t xml:space="preserve"> </w:t>
+      </w:r>
+      <w:r>
+        <w:t xml:space="preserve">Operations</w:t>
+      </w:r>
+      <w:r>
+        <w:t xml:space="preserve"> </w:t>
+      </w:r>
+      <w:r>
+        <w:t xml:space="preserve">Division</w:t>
+      </w:r>
+      <w:r>
+        <w:t xml:space="preserve"> on </w:t>
+      </w:r>
+      <w:r>
+        <w:t xml:space="preserve">29</w:t>
+      </w:r>
+      <w:r>
+        <w:t xml:space="preserve"> </w:t>
+      </w:r>
+      <w:r>
+        <w:t xml:space="preserve">September</w:t>
+      </w:r>
+      <w:r>
+        <w:t xml:space="preserve"> </w:t>
+      </w:r>
+      <w:r>
+        <w:t xml:space="preserve">2024</w:t>
+      </w:r>
+      <w:r>
+        <w:t xml:space="preserve">.</w:t>
       </w:r>
     </w:p>
     <w:p>
       <w:pPr>
-        <w:pStyle w:val="SignatureBlockAlone"/>
+        <w:keepLines/>
+        <w:spacing w:before="240" w:after="0" w:line="294" w:lineRule="exact"/>
+        <w:ind w:left="4320" w:firstLine="0"/>
       </w:pPr>
       <w:r>
         <w:rPr>
           <w:b/>
           <w:bCs/>
         </w:rPr>
-        <w:t xml:space="preserve">MATTHEW L. BLYTH, Maj, USAFR</w:t>
+        <w:t xml:space="preserve">MATTHEW</w:t>
+      </w:r>
+      <w:r>
+        <w:rPr>
+          <w:b/>
+          <w:bCs/>
+        </w:rPr>
+        <w:t xml:space="preserve"> </w:t>
+      </w:r>
+      <w:r>
+        <w:rPr>
+          <w:b/>
+          <w:bCs/>
+        </w:rPr>
+        <w:t xml:space="preserve">L.</w:t>
+      </w:r>
+      <w:r>
+        <w:rPr>
+          <w:b/>
+          <w:bCs/>
+        </w:rPr>
+        <w:t xml:space="preserve"> </w:t>
+      </w:r>
+      <w:r>
+        <w:rPr>
+          <w:b/>
+          <w:bCs/>
+        </w:rPr>
+        <w:t xml:space="preserve">BLYTH,</w:t>
+      </w:r>
+      <w:r>
+        <w:rPr>
+          <w:b/>
+          <w:bCs/>
+        </w:rPr>
+        <w:t xml:space="preserve"> </w:t>
+      </w:r>
+      <w:r>
+        <w:rPr>
+          <w:b/>
+          <w:bCs/>
+        </w:rPr>
+        <w:t xml:space="preserve">Maj,</w:t>
+      </w:r>
+      <w:r>
+        <w:rPr>
+          <w:b/>
+          <w:bCs/>
+        </w:rPr>
+        <w:t xml:space="preserve"> </w:t>
+      </w:r>
+      <w:r>
+        <w:rPr>
+          <w:b/>
+          <w:bCs/>
+        </w:rPr>
+        <w:t xml:space="preserve">USAFR</w:t>
       </w:r>
       <w:r>
         <w:br/>
       </w:r>
       <w:r>
-        <w:t xml:space="preserve">Appellate Defense Counsel</w:t>
+        <w:t xml:space="preserve">Appellate</w:t>
+      </w:r>
+      <w:r>
+        <w:t xml:space="preserve"> </w:t>
+      </w:r>
+      <w:r>
+        <w:t xml:space="preserve">Defense</w:t>
+      </w:r>
+      <w:r>
+        <w:t xml:space="preserve"> </w:t>
+      </w:r>
+      <w:r>
+        <w:t xml:space="preserve">Counsel</w:t>
       </w:r>
       <w:r>
         <w:br/>
       </w:r>
       <w:r>
-        <w:t xml:space="preserve">Air Force Appellate Defense Division</w:t>
+        <w:t xml:space="preserve">Air</w:t>
+      </w:r>
+      <w:r>
+        <w:t xml:space="preserve"> </w:t>
+      </w:r>
+      <w:r>
+        <w:t xml:space="preserve">Force</w:t>
+      </w:r>
+      <w:r>
+        <w:t xml:space="preserve"> </w:t>
+      </w:r>
+      <w:r>
+        <w:t xml:space="preserve">Appellate</w:t>
+      </w:r>
+      <w:r>
+        <w:t xml:space="preserve"> </w:t>
+      </w:r>
+      <w:r>
+        <w:t xml:space="preserve">Defense</w:t>
+      </w:r>
+      <w:r>
+        <w:t xml:space="preserve"> </w:t>
+      </w:r>
+      <w:r>
+        <w:t xml:space="preserve">Division</w:t>
       </w:r>
       <w:r>
         <w:br/>
       </w:r>
       <w:r>
-        <w:t xml:space="preserve">1500 West Perimeter Road, Suite 1100</w:t>
+        <w:t xml:space="preserve">1500</w:t>
+      </w:r>
+      <w:r>
+        <w:t xml:space="preserve"> </w:t>
+      </w:r>
+      <w:r>
+        <w:t xml:space="preserve">West</w:t>
+      </w:r>
+      <w:r>
+        <w:t xml:space="preserve"> </w:t>
+      </w:r>
+      <w:r>
+        <w:t xml:space="preserve">Perimeter</w:t>
+      </w:r>
+      <w:r>
+        <w:t xml:space="preserve"> </w:t>
+      </w:r>
+      <w:r>
+        <w:t xml:space="preserve">Road,</w:t>
+      </w:r>
+      <w:r>
+        <w:t xml:space="preserve"> </w:t>
+      </w:r>
+      <w:r>
+        <w:t xml:space="preserve">Suite</w:t>
+      </w:r>
+      <w:r>
+        <w:t xml:space="preserve"> </w:t>
+      </w:r>
+      <w:r>
+        <w:t xml:space="preserve">1100</w:t>
       </w:r>
       <w:r>
         <w:br/>
       </w:r>
       <w:r>
-        <w:t xml:space="preserve">Joint Base Andrews NAF, MD 20762</w:t>
+        <w:t xml:space="preserve">Joint</w:t>
+      </w:r>
+      <w:r>
+        <w:t xml:space="preserve"> </w:t>
+      </w:r>
+      <w:r>
+        <w:t xml:space="preserve">Base</w:t>
+      </w:r>
+      <w:r>
+        <w:t xml:space="preserve"> </w:t>
+      </w:r>
+      <w:r>
+        <w:t xml:space="preserve">Andrews</w:t>
+      </w:r>
+      <w:r>
+        <w:t xml:space="preserve"> </w:t>
+      </w:r>
+      <w:r>
+        <w:t xml:space="preserve">NAF,</w:t>
+      </w:r>
+      <w:r>
+        <w:t xml:space="preserve"> </w:t>
+      </w:r>
+      <w:r>
+        <w:t xml:space="preserve">MD</w:t>
+      </w:r>
+      <w:r>
+        <w:t xml:space="preserve"> </w:t>
+      </w:r>
+      <w:r>
+        <w:t xml:space="preserve">20762</w:t>
       </w:r>
       <w:r>
         <w:br/>
       </w:r>
       <w:r>
-        <w:t xml:space="preserve">(240) 612-4770</w:t>
+        <w:t xml:space="preserve">(240)</w:t>
+      </w:r>
+      <w:r>
+        <w:t xml:space="preserve"> </w:t>
+      </w:r>
+      <w:r>
+        <w:t xml:space="preserve">612</w:t>
+        <w:noBreakHyphen/>
+        <w:t xml:space="preserve">4770</w:t>
       </w:r>
     </w:p>
     <w:sectPr>
-      <w:footerReference w:type="default" r:id="rIdAfccaFooter"/>
+      <w:footerReference w:type="default" r:id="rIdFtrPage"/>
       <w:pgSz w:w="12240" w:h="15840"/>
       <w:pgMar w:top="1440" w:right="1440" w:bottom="1440" w:left="1440" w:header="720" w:footer="720" w:gutter="0"/>
       <w:pgNumType w:fmt="decimal" w:start="1"/>
@@ -1019,8 +5079,6 @@
   <w:p>
     <w:pPr>
       <w:jc w:val="center"/>
-      <w:spacing w:after="0" w:line="240" w:lineRule="auto"/>
-      <w:ind w:firstLine="0"/>
     </w:pPr>
     <w:r>
       <w:fldChar w:fldCharType="begin"/>
@@ -1077,6 +5135,72 @@
     </w:p>
   </w:footnote>
 </w:footnotes>
+</file>
+
+<file path=word/ftr-add.xml><?xml version="1.0" encoding="utf-8"?>
+<w:ftr xmlns:w="http://schemas.openxmlformats.org/wordprocessingml/2006/main" xmlns:r="http://schemas.openxmlformats.org/officeDocument/2006/relationships">
+  <w:p>
+    <w:pPr>
+      <w:spacing w:before="0" w:after="0"/>
+      <w:jc w:val="center"/>
+    </w:pPr>
+    <w:r>
+      <w:t>Add-</w:t>
+    </w:r>
+    <w:r>
+      <w:fldChar w:fldCharType="begin"/>
+    </w:r>
+    <w:r>
+      <w:instrText xml:space="preserve"> PAGE </w:instrText>
+    </w:r>
+    <w:r>
+      <w:fldChar w:fldCharType="separate"/>
+    </w:r>
+    <w:r>
+      <w:t>1</w:t>
+    </w:r>
+    <w:r>
+      <w:fldChar w:fldCharType="end"/>
+    </w:r>
+  </w:p>
+</w:ftr>
+</file>
+
+<file path=word/ftr-none.xml><?xml version="1.0" encoding="utf-8"?>
+<w:ftr xmlns:w="http://schemas.openxmlformats.org/wordprocessingml/2006/main" xmlns:r="http://schemas.openxmlformats.org/officeDocument/2006/relationships">
+  <w:p>
+    <w:pPr>
+      <w:spacing w:before="0" w:after="0"/>
+      <w:jc w:val="center"/>
+    </w:pPr>
+  </w:p>
+</w:ftr>
+</file>
+
+<file path=word/ftr-page.xml><?xml version="1.0" encoding="utf-8"?>
+<w:ftr xmlns:w="http://schemas.openxmlformats.org/wordprocessingml/2006/main" xmlns:r="http://schemas.openxmlformats.org/officeDocument/2006/relationships">
+  <w:p>
+    <w:pPr>
+      <w:spacing w:before="0" w:after="0"/>
+      <w:jc w:val="center"/>
+    </w:pPr>
+    <w:r>
+      <w:fldChar w:fldCharType="begin"/>
+    </w:r>
+    <w:r>
+      <w:instrText xml:space="preserve"> PAGE </w:instrText>
+    </w:r>
+    <w:r>
+      <w:fldChar w:fldCharType="separate"/>
+    </w:r>
+    <w:r>
+      <w:t>1</w:t>
+    </w:r>
+    <w:r>
+      <w:fldChar w:fldCharType="end"/>
+    </w:r>
+  </w:p>
+</w:ftr>
 </file>
 
 <file path=word/numbering.xml><?xml version="1.0" encoding="utf-8"?>
@@ -1164,24 +5288,52 @@
 </file>
 
 <file path=word/styles.xml><?xml version="1.0" encoding="utf-8"?>
-<w:styles xmlns:w="http://schemas.openxmlformats.org/wordprocessingml/2006/main" xmlns:r="http://schemas.openxmlformats.org/officeDocument/2006/relationships">
+<w:styles xmlns:r="http://schemas.openxmlformats.org/officeDocument/2006/relationships" xmlns:w="http://schemas.openxmlformats.org/wordprocessingml/2006/main">
   <w:docDefaults>
     <w:rPrDefault>
       <w:rPr>
         <w:rFonts w:ascii="Times New Roman" w:hAnsi="Times New Roman" w:eastAsia="Times New Roman" w:cs="Times New Roman"/>
         <w:sz w:val="24"/>
         <w:szCs w:val="24"/>
-        <w:lang w:val="en-US" w:eastAsia="en-US" w:bidi="ar-SA"/>
+        <w:lang w:val="en-US" w:eastAsia="zh-CN" w:bidi="ar-SA"/>
       </w:rPr>
     </w:rPrDefault>
     <w:pPrDefault>
       <w:pPr>
         <w:widowControl/>
-        <w:spacing w:after="0" w:line="240" w:lineRule="auto"/>
+        <w:spacing w:after="0"/>
       </w:pPr>
     </w:pPrDefault>
   </w:docDefaults>
   <w:latentStyles w:defLockedState="0" w:defUIPriority="0" w:defSemiHidden="0" w:defUnhideWhenUsed="0" w:defQFormat="0" w:count="276"/>
+  <w:style w:type="paragraph" w:default="1" w:styleId="Normal">
+    <w:name w:val="Normal"/>
+    <w:qFormat/>
+  </w:style>
+  <w:style w:type="paragraph" w:styleId="BodyText">
+    <w:name w:val="Body Text"/>
+    <w:basedOn w:val="Normal"/>
+    <w:link w:val="BodyTextChar"/>
+    <w:qFormat/>
+    <w:pPr>
+      <w:spacing w:before="0" w:after="0" w:line="492" w:lineRule="exact"/>
+      <w:ind w:firstLine="720"/>
+    </w:pPr>
+  </w:style>
+  <w:style w:type="paragraph" w:customStyle="1" w:styleId="FirstParagraph">
+    <w:name w:val="First Paragraph"/>
+    <w:basedOn w:val="BodyText"/>
+    <w:next w:val="BodyText"/>
+    <w:qFormat/>
+  </w:style>
+  <w:style w:type="paragraph" w:customStyle="1" w:styleId="Compact">
+    <w:name w:val="Compact"/>
+    <w:basedOn w:val="BodyText"/>
+    <w:qFormat/>
+    <w:pPr>
+      <w:spacing w:before="36" w:after="36"/>
+    </w:pPr>
+  </w:style>
   <w:style w:type="paragraph" w:styleId="Title">
     <w:name w:val="Title"/>
     <w:basedOn w:val="Normal"/>
@@ -1314,6 +5466,138 @@
     <w:qFormat/>
     <w:pPr/>
     <w:rPr/>
+  </w:style>
+  <w:style w:type="paragraph" w:styleId="Heading1">
+    <w:name w:val="heading 1"/>
+    <w:basedOn w:val="Normal"/>
+    <w:next w:val="BodyText"/>
+    <w:link w:val="Heading1Char"/>
+    <w:uiPriority w:val="9"/>
+    <w:qFormat/>
+    <w:rsid w:val="00A10FD9"/>
+    <w:pPr>
+      <w:keepNext/>
+      <w:keepLines/>
+      <w:spacing w:before="240" w:after="120" w:line="294" w:lineRule="exact"/>
+      <w:ind w:firstLine="0"/>
+      <w:jc w:val="center"/>
+      <w:outlineLvl w:val="0"/>
+    </w:pPr>
+    <w:rPr>
+      <w:rFonts w:ascii="Times New Roman" w:hAnsi="Times New Roman" w:eastAsia="Times New Roman" w:cs="Times New Roman"/>
+      <w:b/>
+      <w:bCs/>
+      <w:caps/>
+      <w:color w:val="000000"/>
+      <w:sz w:val="24"/>
+      <w:szCs w:val="24"/>
+    </w:rPr>
+  </w:style>
+  <w:style w:type="paragraph" w:styleId="Heading2">
+    <w:name w:val="heading 2"/>
+    <w:basedOn w:val="Normal"/>
+    <w:next w:val="BodyText"/>
+    <w:link w:val="Heading2Char"/>
+    <w:uiPriority w:val="9"/>
+    <w:semiHidden/>
+    <w:unhideWhenUsed/>
+    <w:qFormat/>
+    <w:rsid w:val="00A10FD9"/>
+    <w:pPr>
+      <w:keepNext/>
+      <w:keepLines/>
+      <w:spacing w:before="240" w:after="120" w:line="294" w:lineRule="exact"/>
+      <w:ind w:firstLine="0"/>
+      <w:outlineLvl w:val="1"/>
+    </w:pPr>
+    <w:rPr>
+      <w:rFonts w:ascii="Times New Roman" w:hAnsi="Times New Roman" w:eastAsia="Times New Roman" w:cs="Times New Roman"/>
+      <w:b/>
+      <w:bCs/>
+      <w:color w:val="000000"/>
+      <w:sz w:val="24"/>
+      <w:szCs w:val="24"/>
+    </w:rPr>
+  </w:style>
+  <w:style w:type="paragraph" w:styleId="Heading3">
+    <w:name w:val="heading 3"/>
+    <w:basedOn w:val="Normal"/>
+    <w:next w:val="BodyText"/>
+    <w:link w:val="Heading3Char"/>
+    <w:uiPriority w:val="9"/>
+    <w:semiHidden/>
+    <w:unhideWhenUsed/>
+    <w:qFormat/>
+    <w:rsid w:val="00A10FD9"/>
+    <w:pPr>
+      <w:keepNext/>
+      <w:keepLines/>
+      <w:spacing w:before="240" w:after="120" w:line="294" w:lineRule="exact"/>
+      <w:ind w:firstLine="0"/>
+      <w:outlineLvl w:val="2"/>
+    </w:pPr>
+    <w:rPr>
+      <w:rFonts w:ascii="Times New Roman" w:hAnsi="Times New Roman" w:eastAsia="Times New Roman" w:cs="Times New Roman"/>
+      <w:b/>
+      <w:bCs/>
+      <w:color w:val="000000"/>
+      <w:sz w:val="24"/>
+      <w:szCs w:val="24"/>
+    </w:rPr>
+  </w:style>
+  <w:style w:type="paragraph" w:styleId="Heading4">
+    <w:name w:val="heading 4"/>
+    <w:basedOn w:val="Normal"/>
+    <w:next w:val="BodyText"/>
+    <w:link w:val="Heading4Char"/>
+    <w:uiPriority w:val="9"/>
+    <w:semiHidden/>
+    <w:unhideWhenUsed/>
+    <w:qFormat/>
+    <w:rsid w:val="00A10FD9"/>
+    <w:pPr>
+      <w:keepNext/>
+      <w:keepLines/>
+      <w:spacing w:before="240" w:after="120" w:line="294" w:lineRule="exact"/>
+      <w:ind w:firstLine="0"/>
+      <w:outlineLvl w:val="3"/>
+    </w:pPr>
+    <w:rPr>
+      <w:rFonts w:ascii="Times New Roman" w:hAnsi="Times New Roman" w:eastAsia="Times New Roman" w:cs="Times New Roman"/>
+      <w:b/>
+      <w:bCs/>
+      <w:i/>
+      <w:color w:val="000000"/>
+      <w:sz w:val="24"/>
+      <w:szCs w:val="24"/>
+    </w:rPr>
+  </w:style>
+  <w:style w:type="paragraph" w:styleId="Heading5">
+    <w:name w:val="heading 5"/>
+    <w:basedOn w:val="Normal"/>
+    <w:next w:val="BodyText"/>
+    <w:link w:val="Heading5Char"/>
+    <w:uiPriority w:val="9"/>
+    <w:semiHidden/>
+    <w:unhideWhenUsed/>
+    <w:qFormat/>
+    <w:rsid w:val="00A10FD9"/>
+    <w:pPr>
+      <w:keepNext/>
+      <w:keepLines/>
+      <w:spacing w:before="240" w:after="120" w:line="294" w:lineRule="exact"/>
+      <w:ind w:firstLine="0"/>
+      <w:outlineLvl w:val="4"/>
+    </w:pPr>
+    <w:rPr>
+      <w:rFonts w:ascii="Times New Roman" w:hAnsi="Times New Roman" w:eastAsia="Times New Roman" w:cs="Times New Roman"/>
+      <w:b/>
+      <w:bCs/>
+      <w:i/>
+      <w:color w:val="000000"/>
+      <w:sz w:val="24"/>
+      <w:szCs w:val="24"/>
+    </w:rPr>
   </w:style>
   <w:style w:type="paragraph" w:styleId="Heading6">
     <w:name w:val="heading 6"/>
@@ -1522,6 +5806,43 @@
       <w:color w:val="272727" w:themeColor="text1" w:themeTint="D8"/>
     </w:rPr>
   </w:style>
+  <w:style w:type="paragraph" w:customStyle="1" w:styleId="ListItem">
+    <w:name w:val="List Item"/>
+    <w:basedOn w:val="BodyText"/>
+    <w:qFormat/>
+    <w:pPr>
+      <w:spacing w:before="0" w:after="0" w:line="492" w:lineRule="exact"/>
+      <w:ind w:left="720" w:hanging="720"/>
+    </w:pPr>
+  </w:style>
+  <w:style w:type="paragraph" w:styleId="BlockText">
+    <w:name w:val="Block Text"/>
+    <w:basedOn w:val="BodyText"/>
+    <w:next w:val="BodyText"/>
+    <w:uiPriority w:val="9"/>
+    <w:unhideWhenUsed/>
+    <w:qFormat/>
+    <w:pPr>
+      <w:spacing w:before="240" w:after="240" w:line="294" w:lineRule="exact"/>
+      <w:ind w:firstLine="0" w:left="720" w:right="720"/>
+    </w:pPr>
+  </w:style>
+  <w:style w:type="paragraph" w:styleId="FootnoteText">
+    <w:name w:val="Footnote Text"/>
+    <w:basedOn w:val="Normal"/>
+    <w:next w:val="FootnoteText"/>
+    <w:uiPriority w:val="9"/>
+    <w:unhideWhenUsed/>
+    <w:qFormat/>
+    <w:pPr>
+      <w:keepLines/>
+      <w:spacing w:before="0" w:after="120" w:line="294" w:lineRule="exact"/>
+    </w:pPr>
+    <w:rPr>
+      <w:sz w:val="24"/>
+      <w:szCs w:val="24"/>
+    </w:rPr>
+  </w:style>
   <w:style w:type="paragraph" w:styleId="FootnoteBlockText">
     <w:name w:val="Footnote Block Text"/>
     <w:basedOn w:val="FootnoteText"/>
@@ -1530,14 +5851,36 @@
     <w:unhideWhenUsed/>
     <w:qFormat/>
     <w:pPr>
-      <w:spacing w:before="100" w:after="100"/>
-      <w:ind w:firstLine="0" w:left="480" w:right="480"/>
+      <w:spacing w:before="240" w:after="240"/>
+      <w:ind w:firstLine="0" w:left="720" w:right="720"/>
     </w:pPr>
   </w:style>
   <w:style w:type="character" w:default="1" w:styleId="DefaultParagraphFont">
     <w:name w:val="Default Paragraph Font"/>
     <w:semiHidden/>
     <w:unhideWhenUsed/>
+  </w:style>
+  <w:style w:type="table" w:default="1" w:styleId="Table">
+    <w:name w:val="Table"/>
+    <w:basedOn w:val="TableNormal"/>
+    <w:qFormat/>
+    <w:tblPr>
+      <w:tblInd w:w="0" w:type="dxa"/>
+      <w:tblCellMar>
+        <w:top w:w="0" w:type="dxa"/>
+        <w:left w:w="108" w:type="dxa"/>
+        <w:bottom w:w="0" w:type="dxa"/>
+        <w:right w:w="108" w:type="dxa"/>
+      </w:tblCellMar>
+    </w:tblPr>
+    <w:tblStylePr w:type="firstRow">
+      <w:tcPr>
+        <w:tcBorders>
+          <w:bottom w:val="single"/>
+        </w:tcBorders>
+        <w:vAlign w:val="bottom"/>
+      </w:tcPr>
+    </w:tblStylePr>
   </w:style>
   <w:style w:type="paragraph" w:customStyle="1" w:styleId="DefinitionTerm">
     <w:name w:val="Definition Term"/>
@@ -1617,7 +5960,7 @@
     <w:name w:val="Hyperlink"/>
     <w:basedOn w:val="BodyTextChar"/>
     <w:rPr>
-      <w:color w:val="4F81BD" w:themeColor="accent1"/>
+      <w:color w:val="000000"/>
     </w:rPr>
   </w:style>
   <w:style w:type="paragraph" w:styleId="TOCHeading">
@@ -1637,621 +5980,6 @@
       <w:bCs w:val="0"/>
       <w:color w:val="365F91" w:themeColor="accent1" w:themeShade="BF"/>
     </w:rPr>
-  </w:style>
-  <w:style w:type="table" w:styleId="Table">
-    <w:name w:val="Table"/>
-    <w:uiPriority w:val="59"/>
-    <w:pPr>
-      <w:spacing w:after="0" w:line="240" w:lineRule="auto"/>
-    </w:pPr>
-    <w:tblPr>
-      <w:tblBorders>
-        <w:top w:val="nil"/>
-        <w:left w:val="nil"/>
-        <w:bottom w:val="nil"/>
-        <w:right w:val="nil"/>
-        <w:insideH w:val="nil"/>
-        <w:insideV w:val="nil"/>
-      </w:tblBorders>
-      <w:tblCellMar>
-        <w:left w:w="0" w:type="dxa"/>
-        <w:right w:w="0" w:type="dxa"/>
-      </w:tblCellMar>
-    </w:tblPr>
-  </w:style>
-  <w:style w:type="paragraph" w:default="1" w:styleId="Normal">
-    <w:name w:val="Normal"/>
-    <w:qFormat/>
-    <w:pPr>
-      <w:spacing w:before="0" w:after="0" w:line="240" w:lineRule="auto"/>
-      <w:jc w:val="left"/>
-    </w:pPr>
-    <w:rPr>
-      <w:rFonts w:ascii="Times New Roman" w:hAnsi="Times New Roman" w:eastAsia="Times New Roman" w:cs="Times New Roman"/>
-      <w:sz w:val="24"/>
-      <w:szCs w:val="24"/>
-    </w:rPr>
-  </w:style>
-  <w:style w:type="paragraph" w:styleId="BodyText">
-    <w:name w:val="Body Text"/>
-    <w:basedOn w:val="Normal"/>
-    <w:qFormat/>
-    <w:pPr>
-      <w:spacing w:before="0" w:after="0" w:line="540" w:lineRule="exact"/>
-      <w:ind w:firstLine="720"/>
-      <w:jc w:val="left"/>
-    </w:pPr>
-    <w:rPr/>
-  </w:style>
-  <w:style w:type="paragraph" w:styleId="FirstParagraph">
-    <w:name w:val="First Paragraph"/>
-    <w:basedOn w:val="Normal"/>
-    <w:qFormat/>
-    <w:pPr>
-      <w:spacing w:before="0" w:after="0" w:line="540" w:lineRule="exact"/>
-      <w:ind w:firstLine="720"/>
-      <w:jc w:val="left"/>
-    </w:pPr>
-    <w:rPr/>
-  </w:style>
-  <w:style w:type="paragraph" w:styleId="Compact">
-    <w:name w:val="Compact"/>
-    <w:basedOn w:val="Normal"/>
-    <w:qFormat/>
-    <w:pPr>
-      <w:spacing w:before="0" w:after="0" w:line="540" w:lineRule="exact"/>
-      <w:ind w:firstLine="720"/>
-    </w:pPr>
-    <w:rPr/>
-  </w:style>
-  <w:style w:type="paragraph" w:styleId="BlockText">
-    <w:name w:val="Block Text"/>
-    <w:basedOn w:val="Normal"/>
-    <w:qFormat/>
-    <w:pPr>
-      <w:spacing w:before="240" w:after="240" w:line="342" w:lineRule="exact"/>
-      <w:ind w:left="720" w:right="720" w:firstLine="0"/>
-      <w:jc w:val="left"/>
-    </w:pPr>
-    <w:rPr/>
-  </w:style>
-  <w:style w:type="paragraph" w:styleId="FootnoteText">
-    <w:name w:val="Footnote Text"/>
-    <w:basedOn w:val="Normal"/>
-    <w:qFormat/>
-    <w:pPr>
-      <w:spacing w:before="0" w:after="120" w:line="342" w:lineRule="exact"/>
-      <w:ind w:firstLine="0"/>
-    </w:pPr>
-    <w:rPr>
-      <w:sz w:val="24"/>
-      <w:szCs w:val="24"/>
-    </w:rPr>
-  </w:style>
-  <w:style w:type="paragraph" w:customStyle="1" w:styleId="Centered">
-    <w:name w:val="Centered"/>
-    <w:basedOn w:val="Normal"/>
-    <w:qFormat/>
-    <w:pPr>
-      <w:spacing w:before="0" w:after="0" w:line="342" w:lineRule="exact"/>
-      <w:ind w:firstLine="0"/>
-      <w:jc w:val="center"/>
-    </w:pPr>
-    <w:rPr/>
-  </w:style>
-  <w:style w:type="paragraph" w:customStyle="1" w:styleId="SectionHeading">
-    <w:name w:val="Section Heading"/>
-    <w:basedOn w:val="Normal"/>
-    <w:qFormat/>
-    <w:pPr>
-      <w:keepNext/>
-      <w:keepLines/>
-      <w:spacing w:before="336" w:after="240" w:line="342" w:lineRule="exact"/>
-      <w:ind w:firstLine="0"/>
-      <w:jc w:val="center"/>
-      <w:outlineLvl w:val="0"/>
-    </w:pPr>
-    <w:rPr>
-      <w:b/>
-      <w:bCs/>
-    </w:rPr>
-  </w:style>
-  <w:style w:type="paragraph" w:customStyle="1" w:styleId="SectionHeadingBreak">
-    <w:name w:val="Section Heading Break"/>
-    <w:basedOn w:val="Normal"/>
-    <w:qFormat/>
-    <w:pPr>
-      <w:keepNext/>
-      <w:keepLines/>
-      <w:pageBreakBefore/>
-      <w:spacing w:before="0" w:after="240" w:line="342" w:lineRule="exact"/>
-      <w:ind w:firstLine="0"/>
-      <w:jc w:val="center"/>
-      <w:outlineLvl w:val="0"/>
-    </w:pPr>
-    <w:rPr>
-      <w:b/>
-      <w:bCs/>
-    </w:rPr>
-  </w:style>
-  <w:style w:type="paragraph" w:customStyle="1" w:styleId="PointHeading">
-    <w:name w:val="Point Heading"/>
-    <w:basedOn w:val="Normal"/>
-    <w:qFormat/>
-    <w:pPr>
-      <w:keepNext/>
-      <w:keepLines/>
-      <w:spacing w:before="288" w:after="240" w:line="342" w:lineRule="exact"/>
-      <w:ind w:firstLine="0"/>
-      <w:jc w:val="center"/>
-      <w:outlineLvl w:val="1"/>
-    </w:pPr>
-    <w:rPr>
-      <w:b/>
-      <w:bCs/>
-    </w:rPr>
-  </w:style>
-  <w:style w:type="paragraph" w:customStyle="1" w:styleId="PointHeadingChained">
-    <w:name w:val="Point Heading Chained"/>
-    <w:basedOn w:val="Normal"/>
-    <w:qFormat/>
-    <w:pPr>
-      <w:keepLines/>
-      <w:spacing w:before="288" w:after="240" w:line="342" w:lineRule="exact"/>
-      <w:ind w:firstLine="0"/>
-      <w:jc w:val="center"/>
-      <w:outlineLvl w:val="1"/>
-    </w:pPr>
-    <w:rPr>
-      <w:b/>
-      <w:bCs/>
-    </w:rPr>
-  </w:style>
-  <w:style w:type="paragraph" w:customStyle="1" w:styleId="UnnumberedHeadingCentered">
-    <w:name w:val="Unnumbered Heading Centered"/>
-    <w:basedOn w:val="Normal"/>
-    <w:qFormat/>
-    <w:pPr>
-      <w:keepNext/>
-      <w:keepLines/>
-      <w:spacing w:before="264" w:after="216" w:line="342" w:lineRule="exact"/>
-      <w:ind w:firstLine="0"/>
-      <w:jc w:val="center"/>
-      <w:outlineLvl w:val="1"/>
-    </w:pPr>
-    <w:rPr>
-      <w:b/>
-      <w:bCs/>
-    </w:rPr>
-  </w:style>
-  <w:style w:type="paragraph" w:customStyle="1" w:styleId="UnnumberedHeadingLeft">
-    <w:name w:val="Unnumbered Heading Left"/>
-    <w:basedOn w:val="Normal"/>
-    <w:qFormat/>
-    <w:pPr>
-      <w:keepNext/>
-      <w:keepLines/>
-      <w:spacing w:before="264" w:after="216" w:line="342" w:lineRule="exact"/>
-      <w:ind w:firstLine="0"/>
-      <w:jc w:val="left"/>
-      <w:outlineLvl w:val="2"/>
-    </w:pPr>
-    <w:rPr>
-      <w:b/>
-      <w:bCs/>
-    </w:rPr>
-  </w:style>
-  <w:style w:type="paragraph" w:customStyle="1" w:styleId="SubHeading3">
-    <w:name w:val="Sub Heading 3"/>
-    <w:basedOn w:val="Normal"/>
-    <w:qFormat/>
-    <w:pPr>
-      <w:keepNext/>
-      <w:keepLines/>
-      <w:spacing w:before="264" w:after="216" w:line="342" w:lineRule="exact"/>
-      <w:ind w:left="1440" w:hanging="720"/>
-      <w:jc w:val="left"/>
-      <w:outlineLvl w:val="2"/>
-    </w:pPr>
-    <w:rPr>
-      <w:b/>
-      <w:bCs/>
-    </w:rPr>
-  </w:style>
-  <w:style w:type="paragraph" w:customStyle="1" w:styleId="SubHeading4">
-    <w:name w:val="Sub Heading 4"/>
-    <w:basedOn w:val="Normal"/>
-    <w:qFormat/>
-    <w:pPr>
-      <w:keepNext/>
-      <w:keepLines/>
-      <w:spacing w:before="264" w:after="216" w:line="342" w:lineRule="exact"/>
-      <w:ind w:left="2160" w:hanging="720"/>
-      <w:jc w:val="left"/>
-      <w:outlineLvl w:val="3"/>
-    </w:pPr>
-    <w:rPr>
-      <w:b/>
-      <w:bCs/>
-    </w:rPr>
-  </w:style>
-  <w:style w:type="paragraph" w:customStyle="1" w:styleId="SubHeading5">
-    <w:name w:val="Sub Heading 5"/>
-    <w:basedOn w:val="Normal"/>
-    <w:qFormat/>
-    <w:pPr>
-      <w:keepNext/>
-      <w:keepLines/>
-      <w:spacing w:before="264" w:after="216" w:line="342" w:lineRule="exact"/>
-      <w:ind w:left="2880" w:hanging="720"/>
-      <w:jc w:val="left"/>
-      <w:outlineLvl w:val="4"/>
-    </w:pPr>
-    <w:rPr>
-      <w:b/>
-      <w:bCs/>
-    </w:rPr>
-  </w:style>
-  <w:style w:type="paragraph" w:customStyle="1" w:styleId="CaptionLine">
-    <w:name w:val="Caption Line"/>
-    <w:basedOn w:val="Normal"/>
-    <w:qFormat/>
-    <w:pPr>
-      <w:spacing w:before="0" w:after="72" w:line="342" w:lineRule="exact"/>
-      <w:ind w:firstLine="0"/>
-      <w:jc w:val="left"/>
-    </w:pPr>
-    <w:rPr/>
-  </w:style>
-  <w:style w:type="paragraph" w:customStyle="1" w:styleId="CaptionVersus">
-    <w:name w:val="Caption Versus"/>
-    <w:basedOn w:val="Normal"/>
-    <w:qFormat/>
-    <w:pPr>
-      <w:spacing w:before="0" w:after="72" w:line="342" w:lineRule="exact"/>
-      <w:ind w:left="1296" w:firstLine="0"/>
-      <w:jc w:val="left"/>
-    </w:pPr>
-    <w:rPr/>
-  </w:style>
-  <w:style w:type="paragraph" w:customStyle="1" w:styleId="CaptionDesignation">
-    <w:name w:val="Caption Designation"/>
-    <w:basedOn w:val="Normal"/>
-    <w:qFormat/>
-    <w:pPr>
-      <w:spacing w:before="0" w:after="72" w:line="342" w:lineRule="exact"/>
-      <w:ind w:left="2304" w:firstLine="0"/>
-      <w:jc w:val="left"/>
-    </w:pPr>
-    <w:rPr/>
-  </w:style>
-  <w:style w:type="paragraph" w:customStyle="1" w:styleId="CaptionTitle">
-    <w:name w:val="Caption Title"/>
-    <w:basedOn w:val="Normal"/>
-    <w:qFormat/>
-    <w:pPr>
-      <w:spacing w:before="0" w:after="72" w:line="342" w:lineRule="exact"/>
-      <w:ind w:firstLine="0"/>
-      <w:jc w:val="left"/>
-    </w:pPr>
-    <w:rPr>
-      <w:b/>
-      <w:bCs/>
-    </w:rPr>
-  </w:style>
-  <w:style w:type="paragraph" w:customStyle="1" w:styleId="CourtLine">
-    <w:name w:val="Court Line"/>
-    <w:basedOn w:val="Normal"/>
-    <w:qFormat/>
-    <w:pPr>
-      <w:spacing w:before="0" w:after="384" w:line="342" w:lineRule="exact"/>
-      <w:keepNext/>
-      <w:ind w:firstLine="0"/>
-      <w:jc w:val="center"/>
-    </w:pPr>
-    <w:rPr>
-      <w:b/>
-      <w:bCs/>
-    </w:rPr>
-  </w:style>
-  <w:style w:type="paragraph" w:customStyle="1" w:styleId="Spacer">
-    <w:name w:val="Spacer"/>
-    <w:basedOn w:val="Normal"/>
-    <w:qFormat/>
-    <w:pPr>
-      <w:spacing w:before="0" w:after="0" w:line="384" w:lineRule="exact"/>
-      <w:ind w:firstLine="0"/>
-    </w:pPr>
-    <w:rPr>
-      <w:sz w:val="2"/>
-    </w:rPr>
-  </w:style>
-  <w:style w:type="paragraph" w:customStyle="1" w:styleId="Honorable">
-    <w:name w:val="Honorable"/>
-    <w:basedOn w:val="Normal"/>
-    <w:qFormat/>
-    <w:pPr>
-      <w:spacing w:before="384" w:after="240" w:line="342" w:lineRule="exact"/>
-      <w:keepNext/>
-      <w:ind w:firstLine="0"/>
-      <w:jc w:val="center"/>
-    </w:pPr>
-    <w:rPr>
-      <w:b/>
-      <w:bCs/>
-    </w:rPr>
-  </w:style>
-  <w:style w:type="paragraph" w:customStyle="1" w:styleId="HonorableTop">
-    <w:name w:val="Honorable Top"/>
-    <w:basedOn w:val="Normal"/>
-    <w:qFormat/>
-    <w:pPr>
-      <w:spacing w:before="0" w:after="240" w:line="342" w:lineRule="exact"/>
-      <w:keepNext/>
-      <w:ind w:firstLine="0"/>
-      <w:jc w:val="center"/>
-    </w:pPr>
-    <w:rPr>
-      <w:b/>
-      <w:bCs/>
-    </w:rPr>
-  </w:style>
-  <w:style w:type="paragraph" w:customStyle="1" w:styleId="CounselBlock">
-    <w:name w:val="Counsel Block"/>
-    <w:basedOn w:val="Normal"/>
-    <w:qFormat/>
-    <w:pPr>
-      <w:spacing w:before="0" w:after="340" w:line="342" w:lineRule="exact"/>
-      <w:ind w:left="936" w:right="936" w:firstLine="0"/>
-      <w:jc w:val="center"/>
-    </w:pPr>
-    <w:rPr/>
-  </w:style>
-  <w:style w:type="paragraph" w:customStyle="1" w:styleId="TocPageLabel">
-    <w:name w:val="Toc Page Label"/>
-    <w:basedOn w:val="Normal"/>
-    <w:qFormat/>
-    <w:pPr>
-      <w:spacing w:before="72" w:after="0" w:line="342" w:lineRule="exact"/>
-      <w:ind w:firstLine="0"/>
-      <w:jc w:val="right"/>
-    </w:pPr>
-    <w:rPr>
-      <w:b/>
-      <w:bCs/>
-      <w:u w:val="single"/>
-    </w:rPr>
-  </w:style>
-  <w:style w:type="paragraph" w:customStyle="1" w:styleId="TocEntry1">
-    <w:name w:val="Toc Entry 1"/>
-    <w:basedOn w:val="Normal"/>
-    <w:qFormat/>
-    <w:pPr>
-      <w:keepLines/>
-      <w:spacing w:before="144" w:after="0" w:line="342" w:lineRule="exact"/>
-      <w:tabs>
-        <w:tab w:val="right" w:leader="dot" w:pos="9360"/>
-      </w:tabs>
-      <w:ind w:left="720" w:right="864" w:hanging="720"/>
-      <w:jc w:val="left"/>
-    </w:pPr>
-    <w:rPr/>
-  </w:style>
-  <w:style w:type="paragraph" w:customStyle="1" w:styleId="TocEntry2">
-    <w:name w:val="Toc Entry 2"/>
-    <w:basedOn w:val="Normal"/>
-    <w:qFormat/>
-    <w:pPr>
-      <w:keepLines/>
-      <w:spacing w:before="84" w:after="0" w:line="342" w:lineRule="exact"/>
-      <w:tabs>
-        <w:tab w:val="right" w:leader="dot" w:pos="9360"/>
-      </w:tabs>
-      <w:ind w:left="720" w:right="864" w:hanging="720"/>
-      <w:jc w:val="left"/>
-    </w:pPr>
-    <w:rPr/>
-  </w:style>
-  <w:style w:type="paragraph" w:customStyle="1" w:styleId="TocEntry3">
-    <w:name w:val="Toc Entry 3"/>
-    <w:basedOn w:val="Normal"/>
-    <w:qFormat/>
-    <w:pPr>
-      <w:keepLines/>
-      <w:spacing w:before="84" w:after="0" w:line="342" w:lineRule="exact"/>
-      <w:tabs>
-        <w:tab w:val="right" w:leader="dot" w:pos="9360"/>
-      </w:tabs>
-      <w:ind w:left="1440" w:right="864" w:hanging="720"/>
-      <w:jc w:val="left"/>
-    </w:pPr>
-    <w:rPr/>
-  </w:style>
-  <w:style w:type="paragraph" w:customStyle="1" w:styleId="TocEntry4">
-    <w:name w:val="Toc Entry 4"/>
-    <w:basedOn w:val="Normal"/>
-    <w:qFormat/>
-    <w:pPr>
-      <w:keepLines/>
-      <w:spacing w:before="84" w:after="0" w:line="342" w:lineRule="exact"/>
-      <w:tabs>
-        <w:tab w:val="right" w:leader="dot" w:pos="9360"/>
-      </w:tabs>
-      <w:ind w:left="2160" w:right="864" w:hanging="720"/>
-      <w:jc w:val="left"/>
-    </w:pPr>
-    <w:rPr/>
-  </w:style>
-  <w:style w:type="paragraph" w:customStyle="1" w:styleId="ToaGroup">
-    <w:name w:val="Toa Group"/>
-    <w:basedOn w:val="Normal"/>
-    <w:qFormat/>
-    <w:pPr>
-      <w:keepNext/>
-      <w:spacing w:before="240" w:after="60" w:line="342" w:lineRule="exact"/>
-      <w:tabs>
-        <w:tab w:val="right" w:pos="9360"/>
-      </w:tabs>
-      <w:ind w:firstLine="0"/>
-      <w:jc w:val="left"/>
-    </w:pPr>
-    <w:rPr>
-      <w:b/>
-      <w:bCs/>
-    </w:rPr>
-  </w:style>
-  <w:style w:type="paragraph" w:customStyle="1" w:styleId="ToaEntry">
-    <w:name w:val="Toa Entry"/>
-    <w:basedOn w:val="Normal"/>
-    <w:qFormat/>
-    <w:pPr>
-      <w:keepLines/>
-      <w:spacing w:before="168" w:after="0" w:line="342" w:lineRule="exact"/>
-      <w:tabs>
-        <w:tab w:val="right" w:leader="dot" w:pos="9360"/>
-      </w:tabs>
-      <w:ind w:left="504" w:hanging="504"/>
-      <w:jc w:val="left"/>
-    </w:pPr>
-    <w:rPr/>
-  </w:style>
-  <w:style w:type="paragraph" w:customStyle="1" w:styleId="SignatureClosing">
-    <w:name w:val="Signature Closing"/>
-    <w:basedOn w:val="Normal"/>
-    <w:qFormat/>
-    <w:pPr>
-      <w:keepNext/>
-      <w:keepLines/>
-      <w:spacing w:before="240" w:after="528" w:line="342" w:lineRule="exact"/>
-      <w:ind w:left="4320" w:firstLine="0"/>
-      <w:jc w:val="left"/>
-    </w:pPr>
-    <w:rPr/>
-  </w:style>
-  <w:style w:type="paragraph" w:customStyle="1" w:styleId="SignatureBlock">
-    <w:name w:val="Signature Block"/>
-    <w:basedOn w:val="Normal"/>
-    <w:qFormat/>
-    <w:pPr>
-      <w:keepLines/>
-      <w:spacing w:before="0" w:after="0" w:line="342" w:lineRule="exact"/>
-      <w:ind w:left="4320" w:firstLine="0"/>
-      <w:jc w:val="left"/>
-    </w:pPr>
-    <w:rPr/>
-  </w:style>
-  <w:style w:type="paragraph" w:customStyle="1" w:styleId="SignatureBlockAlone">
-    <w:name w:val="Signature Block Alone"/>
-    <w:basedOn w:val="Normal"/>
-    <w:qFormat/>
-    <w:pPr>
-      <w:keepLines/>
-      <w:spacing w:before="240" w:after="0" w:line="342" w:lineRule="exact"/>
-      <w:ind w:left="4320" w:firstLine="0"/>
-      <w:jc w:val="left"/>
-    </w:pPr>
-    <w:rPr/>
-  </w:style>
-  <w:style w:type="paragraph" w:customStyle="1" w:styleId="CertificateBody">
-    <w:name w:val="Certificate Body"/>
-    <w:basedOn w:val="Normal"/>
-    <w:qFormat/>
-    <w:pPr>
-      <w:spacing w:before="0" w:after="0" w:line="540" w:lineRule="exact"/>
-      <w:ind w:firstLine="720"/>
-      <w:jc w:val="left"/>
-    </w:pPr>
-    <w:rPr/>
-  </w:style>
-  <w:style w:type="paragraph" w:customStyle="1" w:styleId="CaptionDesignation">
-    <w:name w:val="CaptionDesignation"/>
-    <w:basedOn w:val="BodyText"/>
-    <w:qFormat/>
-  </w:style>
-  <w:style w:type="paragraph" w:customStyle="1" w:styleId="CaptionLine">
-    <w:name w:val="CaptionLine"/>
-    <w:basedOn w:val="BodyText"/>
-    <w:qFormat/>
-  </w:style>
-  <w:style w:type="paragraph" w:customStyle="1" w:styleId="CaptionTitle">
-    <w:name w:val="CaptionTitle"/>
-    <w:basedOn w:val="BodyText"/>
-    <w:qFormat/>
-  </w:style>
-  <w:style w:type="paragraph" w:customStyle="1" w:styleId="CaptionVersus">
-    <w:name w:val="CaptionVersus"/>
-    <w:basedOn w:val="BodyText"/>
-    <w:qFormat/>
-  </w:style>
-  <w:style w:type="paragraph" w:customStyle="1" w:styleId="CertificateBody">
-    <w:name w:val="CertificateBody"/>
-    <w:basedOn w:val="BodyText"/>
-    <w:qFormat/>
-  </w:style>
-  <w:style w:type="paragraph" w:customStyle="1" w:styleId="CounselBlock">
-    <w:name w:val="CounselBlock"/>
-    <w:basedOn w:val="BodyText"/>
-    <w:qFormat/>
-  </w:style>
-  <w:style w:type="paragraph" w:customStyle="1" w:styleId="CourtLine">
-    <w:name w:val="CourtLine"/>
-    <w:basedOn w:val="BodyText"/>
-    <w:qFormat/>
-  </w:style>
-  <w:style w:type="paragraph" w:customStyle="1" w:styleId="HonorableTop">
-    <w:name w:val="HonorableTop"/>
-    <w:basedOn w:val="BodyText"/>
-    <w:qFormat/>
-  </w:style>
-  <w:style w:type="paragraph" w:customStyle="1" w:styleId="PointHeadingChained">
-    <w:name w:val="PointHeadingChained"/>
-    <w:basedOn w:val="BodyText"/>
-    <w:qFormat/>
-  </w:style>
-  <w:style w:type="paragraph" w:customStyle="1" w:styleId="SectionHeading">
-    <w:name w:val="SectionHeading"/>
-    <w:basedOn w:val="BodyText"/>
-    <w:qFormat/>
-  </w:style>
-  <w:style w:type="paragraph" w:customStyle="1" w:styleId="SectionHeadingBreak">
-    <w:name w:val="SectionHeadingBreak"/>
-    <w:basedOn w:val="BodyText"/>
-    <w:qFormat/>
-  </w:style>
-  <w:style w:type="paragraph" w:customStyle="1" w:styleId="SignatureBlockAlone">
-    <w:name w:val="SignatureBlockAlone"/>
-    <w:basedOn w:val="BodyText"/>
-    <w:qFormat/>
-  </w:style>
-  <w:style w:type="paragraph" w:customStyle="1" w:styleId="ToaEntry">
-    <w:name w:val="ToaEntry"/>
-    <w:basedOn w:val="BodyText"/>
-    <w:qFormat/>
-  </w:style>
-  <w:style w:type="paragraph" w:customStyle="1" w:styleId="ToaGroup">
-    <w:name w:val="ToaGroup"/>
-    <w:basedOn w:val="BodyText"/>
-    <w:qFormat/>
-  </w:style>
-  <w:style w:type="paragraph" w:customStyle="1" w:styleId="TocEntry1">
-    <w:name w:val="TocEntry1"/>
-    <w:basedOn w:val="BodyText"/>
-    <w:qFormat/>
-  </w:style>
-  <w:style w:type="paragraph" w:customStyle="1" w:styleId="TocEntry2">
-    <w:name w:val="TocEntry2"/>
-    <w:basedOn w:val="BodyText"/>
-    <w:qFormat/>
-  </w:style>
-  <w:style w:type="paragraph" w:customStyle="1" w:styleId="TocPageLabel">
-    <w:name w:val="TocPageLabel"/>
-    <w:basedOn w:val="BodyText"/>
-    <w:qFormat/>
-  </w:style>
-  <w:style w:type="paragraph" w:customStyle="1" w:styleId="UnnumberedHeadingLeft">
-    <w:name w:val="UnnumberedHeadingLeft"/>
-    <w:basedOn w:val="BodyText"/>
-    <w:qFormat/>
   </w:style>
   <w:style w:type="paragraph" w:customStyle="1" w:styleId="SourceCode">
     <w:name w:val="Source Code"/>

--- a/courts/military/air-force-court-of-criminal-appeals/opening-brief/usage/OUTPUT-opening-brief-2.docx
+++ b/courts/military/air-force-court-of-criminal-appeals/opening-brief/usage/OUTPUT-opening-brief-2.docx
@@ -493,9 +493,7 @@
         <w:t xml:space="preserve"> </w:t>
       </w:r>
       <w:r>
-        <w:t xml:space="preserve">612</w:t>
-        <w:noBreakHyphen/>
-        <w:t xml:space="preserve">4770</w:t>
+        <w:t xml:space="preserve">612-⁠4770</w:t>
       </w:r>
       <w:r>
         <w:br/>
@@ -4554,13 +4552,7 @@
         <w:pStyle w:val="FirstParagraph"/>
       </w:pPr>
       <w:r>
-        <w:t xml:space="preserve">On 7 September and 24</w:t>
-      </w:r>
-      <w:r>
-        <w:noBreakHyphen/>
-      </w:r>
-      <w:r>
-        <w:t xml:space="preserve">28 October 2022, at Misawa Air Base (AB), Japan, a panel of officer and enlisted members sitting as a general court-martial found Airman (Amn) Brian D. Howard guilty, contrary to his pleas, of: (1) one specification of assault of a superior commissioned officer, in violation of Article 89, Uniform Code of Military Justice (UCMJ), 10 U.S.C. § 889 (2018)</w:t>
+        <w:t xml:space="preserve">On 7 September and 24-⁠28 October 2022, at Misawa Air Base (AB), Japan, a panel of officer and enlisted members sitting as a general court-martial found Airman (Amn) Brian D. Howard guilty, contrary to his pleas, of: (1) one specification of assault of a superior commissioned officer, in violation of Article 89, Uniform Code of Military Justice (UCMJ), 10 U.S.C. § 889 (2018)</w:t>
       </w:r>
       <w:r>
         <w:rPr>
@@ -4577,13 +4569,7 @@
         <w:pStyle w:val="BodyText"/>
       </w:pPr>
       <w:r>
-        <w:t xml:space="preserve">The panel members sentenced Amn Howard to 6 years’ confinement, forfeiture of all pay and allowances, reduction to the grade of E</w:t>
-      </w:r>
-      <w:r>
-        <w:noBreakHyphen/>
-      </w:r>
-      <w:r>
-        <w:t xml:space="preserve">1, and a dishonorable discharge. (R. at 932; EOJ.) The convening authority took no action on the findings and the sentence. (Convening Authority Decision on Action.)</w:t>
+        <w:t xml:space="preserve">The panel members sentenced Amn Howard to 6 years’ confinement, forfeiture of all pay and allowances, reduction to the grade of E-⁠1, and a dishonorable discharge. (R. at 932; EOJ.) The convening authority took no action on the findings and the sentence. (Convening Authority Decision on Action.)</w:t>
       </w:r>
     </w:p>
     <w:p>
@@ -5055,9 +5041,7 @@
         <w:t xml:space="preserve"> </w:t>
       </w:r>
       <w:r>
-        <w:t xml:space="preserve">612</w:t>
-        <w:noBreakHyphen/>
-        <w:t xml:space="preserve">4770</w:t>
+        <w:t xml:space="preserve">612-⁠4770</w:t>
       </w:r>
     </w:p>
     <w:sectPr>
